--- a/resumes/Syd Polk.docx
+++ b/resumes/Syd Polk.docx
@@ -1,6 +1,6 @@
 
 <file path=word/document.xml><?xml version="1.0" encoding="utf-8"?>
-<w:document xmlns:wpc="http://schemas.microsoft.com/office/word/2010/wordprocessingCanvas" xmlns:cx="http://schemas.microsoft.com/office/drawing/2014/chartex" xmlns:cx1="http://schemas.microsoft.com/office/drawing/2015/9/8/chartex" xmlns:cx2="http://schemas.microsoft.com/office/drawing/2015/10/21/chartex" xmlns:cx3="http://schemas.microsoft.com/office/drawing/2016/5/9/chartex" xmlns:cx4="http://schemas.microsoft.com/office/drawing/2016/5/10/chartex" xmlns:cx5="http://schemas.microsoft.com/office/drawing/2016/5/11/chartex" xmlns:cx6="http://schemas.microsoft.com/office/drawing/2016/5/12/chartex" xmlns:cx7="http://schemas.microsoft.com/office/drawing/2016/5/13/chartex" xmlns:cx8="http://schemas.microsoft.com/office/drawing/2016/5/14/chartex" xmlns:mc="http://schemas.openxmlformats.org/markup-compatibility/2006" xmlns:aink="http://schemas.microsoft.com/office/drawing/2016/ink" xmlns:am3d="http://schemas.microsoft.com/office/drawing/2017/model3d" xmlns:o="urn:schemas-microsoft-com:office:office" xmlns:oel="http://schemas.microsoft.com/office/2019/extlst" xmlns:r="http://schemas.openxmlformats.org/officeDocument/2006/relationships" xmlns:m="http://schemas.openxmlformats.org/officeDocument/2006/math" xmlns:v="urn:schemas-microsoft-com:vml" xmlns:wp14="http://schemas.microsoft.com/office/word/2010/wordprocessingDrawing" xmlns:wp="http://schemas.openxmlformats.org/drawingml/2006/wordprocessingDrawing" xmlns:w10="urn:schemas-microsoft-com:office:word" xmlns:w="http://schemas.openxmlformats.org/wordprocessingml/2006/main" xmlns:w14="http://schemas.microsoft.com/office/word/2010/wordml" xmlns:w15="http://schemas.microsoft.com/office/word/2012/wordml" xmlns:w16cex="http://schemas.microsoft.com/office/word/2018/wordml/cex" xmlns:w16cid="http://schemas.microsoft.com/office/word/2016/wordml/cid" xmlns:w16="http://schemas.microsoft.com/office/word/2018/wordml" xmlns:w16du="http://schemas.microsoft.com/office/word/2023/wordml/word16du" xmlns:w16sdtdh="http://schemas.microsoft.com/office/word/2020/wordml/sdtdatahash" xmlns:w16se="http://schemas.microsoft.com/office/word/2015/wordml/symex" xmlns:wpg="http://schemas.microsoft.com/office/word/2010/wordprocessingGroup" xmlns:wpi="http://schemas.microsoft.com/office/word/2010/wordprocessingInk" xmlns:wne="http://schemas.microsoft.com/office/word/2006/wordml" xmlns:wps="http://schemas.microsoft.com/office/word/2010/wordprocessingShape" mc:Ignorable="w14 w15 w16se w16cid w16 w16cex w16sdtdh w16du wp14">
+<w:document xmlns:wpc="http://schemas.microsoft.com/office/word/2010/wordprocessingCanvas" xmlns:cx="http://schemas.microsoft.com/office/drawing/2014/chartex" xmlns:cx1="http://schemas.microsoft.com/office/drawing/2015/9/8/chartex" xmlns:cx2="http://schemas.microsoft.com/office/drawing/2015/10/21/chartex" xmlns:cx3="http://schemas.microsoft.com/office/drawing/2016/5/9/chartex" xmlns:cx4="http://schemas.microsoft.com/office/drawing/2016/5/10/chartex" xmlns:cx5="http://schemas.microsoft.com/office/drawing/2016/5/11/chartex" xmlns:cx6="http://schemas.microsoft.com/office/drawing/2016/5/12/chartex" xmlns:cx7="http://schemas.microsoft.com/office/drawing/2016/5/13/chartex" xmlns:cx8="http://schemas.microsoft.com/office/drawing/2016/5/14/chartex" xmlns:mc="http://schemas.openxmlformats.org/markup-compatibility/2006" xmlns:aink="http://schemas.microsoft.com/office/drawing/2016/ink" xmlns:am3d="http://schemas.microsoft.com/office/drawing/2017/model3d" xmlns:o="urn:schemas-microsoft-com:office:office" xmlns:oel="http://schemas.microsoft.com/office/2019/extlst" xmlns:r="http://schemas.openxmlformats.org/officeDocument/2006/relationships" xmlns:m="http://schemas.openxmlformats.org/officeDocument/2006/math" xmlns:v="urn:schemas-microsoft-com:vml" xmlns:wp14="http://schemas.microsoft.com/office/word/2010/wordprocessingDrawing" xmlns:wp="http://schemas.openxmlformats.org/drawingml/2006/wordprocessingDrawing" xmlns:w10="urn:schemas-microsoft-com:office:word" xmlns:w="http://schemas.openxmlformats.org/wordprocessingml/2006/main" xmlns:w14="http://schemas.microsoft.com/office/word/2010/wordml" xmlns:w15="http://schemas.microsoft.com/office/word/2012/wordml" xmlns:w16cex="http://schemas.microsoft.com/office/word/2018/wordml/cex" xmlns:w16cid="http://schemas.microsoft.com/office/word/2016/wordml/cid" xmlns:w16="http://schemas.microsoft.com/office/word/2018/wordml" xmlns:w16du="http://schemas.microsoft.com/office/word/2023/wordml/word16du" xmlns:w16sdtdh="http://schemas.microsoft.com/office/word/2020/wordml/sdtdatahash" xmlns:w16sdtfl="http://schemas.microsoft.com/office/word/2024/wordml/sdtformatlock" xmlns:w16se="http://schemas.microsoft.com/office/word/2015/wordml/symex" xmlns:wpg="http://schemas.microsoft.com/office/word/2010/wordprocessingGroup" xmlns:wpi="http://schemas.microsoft.com/office/word/2010/wordprocessingInk" xmlns:wne="http://schemas.microsoft.com/office/word/2006/wordml" xmlns:wps="http://schemas.microsoft.com/office/word/2010/wordprocessingShape" mc:Ignorable="w14 w15 w16se w16cid w16 w16cex w16sdtdh w16sdtfl w16du wp14">
   <w:body>
     <w:p>
       <w:pPr>
@@ -18,6 +18,7 @@
           <w:lang w:eastAsia="ar-SA"/>
         </w:rPr>
       </w:pPr>
+      <w:bookmarkStart w:id="0" w:name="OLE_LINK1"/>
       <w:r>
         <w:rPr>
           <w:rFonts w:ascii="Arial" w:hAnsi="Arial"/>
@@ -95,6 +96,7 @@
         </w:r>
       </w:hyperlink>
     </w:p>
+    <w:bookmarkEnd w:id="0"/>
     <w:p>
       <w:pPr>
         <w:tabs>
@@ -566,8 +568,9 @@
           <w:lang w:eastAsia="ar-SA"/>
         </w:rPr>
       </w:pPr>
-      <w:bookmarkStart w:id="0" w:name="OLE_LINK5"/>
-      <w:bookmarkStart w:id="1" w:name="OLE_LINK6"/>
+      <w:bookmarkStart w:id="1" w:name="OLE_LINK5"/>
+      <w:bookmarkStart w:id="2" w:name="OLE_LINK6"/>
+      <w:bookmarkStart w:id="3" w:name="OLE_LINK2"/>
       <w:r>
         <w:rPr>
           <w:rFonts w:ascii="Arial" w:hAnsi="Arial"/>
@@ -578,19 +581,7 @@
           <w:szCs w:val="22"/>
           <w:lang w:eastAsia="ar-SA"/>
         </w:rPr>
-        <w:t>Senior Software Engineer, Mobile Applications, April 2022-date</w:t>
-      </w:r>
-      <w:r>
-        <w:rPr>
-          <w:rFonts w:ascii="Arial" w:hAnsi="Arial"/>
-          <w:i/>
-          <w:iCs/>
-          <w:color w:val="000000"/>
-          <w:sz w:val="18"/>
-          <w:szCs w:val="22"/>
-          <w:lang w:eastAsia="ar-SA"/>
-        </w:rPr>
-        <w:t>.</w:t>
+        <w:t>Senior Software Engineer, Mobile Applications, April 2022-date.</w:t>
       </w:r>
     </w:p>
     <w:p>
@@ -612,17 +603,62 @@
           <w:lang w:eastAsia="ar-SA"/>
         </w:rPr>
       </w:pPr>
-      <w:bookmarkStart w:id="2" w:name="OLE_LINK3"/>
-      <w:bookmarkStart w:id="3" w:name="OLE_LINK4"/>
-      <w:r>
-        <w:rPr>
-          <w:rFonts w:ascii="Arial" w:hAnsi="Arial"/>
-          <w:color w:val="000000"/>
-          <w:sz w:val="18"/>
-          <w:szCs w:val="22"/>
-          <w:lang w:eastAsia="ar-SA"/>
-        </w:rPr>
-        <w:t>Established an on-call system for mobile engineers based on a Datadog-based monitoring system for our mobile native applications.</w:t>
+      <w:bookmarkStart w:id="4" w:name="OLE_LINK3"/>
+      <w:bookmarkStart w:id="5" w:name="OLE_LINK4"/>
+      <w:bookmarkStart w:id="6" w:name="_Hlk204378838"/>
+      <w:r>
+        <w:rPr>
+          <w:rFonts w:ascii="Arial" w:hAnsi="Arial"/>
+          <w:color w:val="000000"/>
+          <w:sz w:val="18"/>
+          <w:szCs w:val="22"/>
+          <w:lang w:eastAsia="ar-SA"/>
+        </w:rPr>
+        <w:t xml:space="preserve">Developed user-facing native features using SwiftUI and </w:t>
+      </w:r>
+      <w:proofErr w:type="spellStart"/>
+      <w:r>
+        <w:rPr>
+          <w:rFonts w:ascii="Arial" w:hAnsi="Arial"/>
+          <w:color w:val="000000"/>
+          <w:sz w:val="18"/>
+          <w:szCs w:val="22"/>
+          <w:lang w:eastAsia="ar-SA"/>
+        </w:rPr>
+        <w:t>GraphQL</w:t>
+      </w:r>
+      <w:proofErr w:type="spellEnd"/>
+      <w:r>
+        <w:rPr>
+          <w:rFonts w:ascii="Arial" w:hAnsi="Arial"/>
+          <w:color w:val="000000"/>
+          <w:sz w:val="18"/>
+          <w:szCs w:val="22"/>
+          <w:lang w:eastAsia="ar-SA"/>
+        </w:rPr>
+        <w:t xml:space="preserve"> for </w:t>
+      </w:r>
+      <w:hyperlink r:id="rId6" w:history="1">
+        <w:r>
+          <w:rPr>
+            <w:rStyle w:val="Hyperlink"/>
+            <w:rFonts w:ascii="Arial" w:hAnsi="Arial"/>
+            <w:sz w:val="18"/>
+            <w:szCs w:val="22"/>
+            <w:lang w:eastAsia="ar-SA"/>
+          </w:rPr>
+          <w:t>Indeed’s Job Search app</w:t>
+        </w:r>
+      </w:hyperlink>
+      <w:r>
+        <w:rPr>
+          <w:rFonts w:ascii="Arial" w:hAnsi="Arial"/>
+          <w:color w:val="000000"/>
+          <w:sz w:val="18"/>
+          <w:szCs w:val="22"/>
+          <w:lang w:eastAsia="ar-SA"/>
+        </w:rPr>
+        <w:t>.</w:t>
       </w:r>
     </w:p>
     <w:p>
@@ -652,7 +688,7 @@
           <w:szCs w:val="22"/>
           <w:lang w:eastAsia="ar-SA"/>
         </w:rPr>
-        <w:t>~30 engineers in on-call rotation</w:t>
+        <w:t>The number of opt outs of all push notifications per day has dropped 30% since Native Push Notification Preferences was rolled out in January 2024.</w:t>
       </w:r>
     </w:p>
     <w:p>
@@ -682,7 +718,38 @@
           <w:szCs w:val="22"/>
           <w:lang w:eastAsia="ar-SA"/>
         </w:rPr>
-        <w:t>Developed Datadog logging and metrics in the iOS Job Search</w:t>
+        <w:t>Engagement between employers and job seekers using Indeed’s messaging has increased 9% since the native messaging was rolled out in late 2024.</w:t>
+      </w:r>
+    </w:p>
+    <w:bookmarkEnd w:id="6"/>
+    <w:p>
+      <w:pPr>
+        <w:pStyle w:val="ListParagraph"/>
+        <w:numPr>
+          <w:ilvl w:val="0"/>
+          <w:numId w:val="10"/>
+        </w:numPr>
+        <w:tabs>
+          <w:tab w:val="left" w:pos="-720"/>
+        </w:tabs>
+        <w:ind w:right="-720"/>
+        <w:rPr>
+          <w:rFonts w:ascii="Arial" w:hAnsi="Arial"/>
+          <w:color w:val="000000"/>
+          <w:sz w:val="18"/>
+          <w:szCs w:val="22"/>
+          <w:lang w:eastAsia="ar-SA"/>
+        </w:rPr>
+      </w:pPr>
+      <w:r>
+        <w:rPr>
+          <w:rFonts w:ascii="Arial" w:hAnsi="Arial"/>
+          <w:color w:val="000000"/>
+          <w:sz w:val="18"/>
+          <w:szCs w:val="22"/>
+          <w:lang w:eastAsia="ar-SA"/>
+        </w:rPr>
+        <w:t>Established an on-call system for mobile engineers based on a Datadog-based monitoring system for our mobile native applications.</w:t>
       </w:r>
     </w:p>
     <w:p>
@@ -712,7 +779,7 @@
           <w:szCs w:val="22"/>
           <w:lang w:eastAsia="ar-SA"/>
         </w:rPr>
-        <w:t>Developed runbooks and dashboards as resources during on-call events.</w:t>
+        <w:t>~30 engineers in on-call rotation</w:t>
       </w:r>
     </w:p>
     <w:p>
@@ -742,37 +809,7 @@
           <w:szCs w:val="22"/>
           <w:lang w:eastAsia="ar-SA"/>
         </w:rPr>
-        <w:t xml:space="preserve">Detected 3 events that were only evident in the iOS </w:t>
-      </w:r>
-      <w:r>
-        <w:rPr>
-          <w:rFonts w:ascii="Arial" w:hAnsi="Arial"/>
-          <w:color w:val="000000"/>
-          <w:sz w:val="18"/>
-          <w:szCs w:val="22"/>
-          <w:lang w:eastAsia="ar-SA"/>
-        </w:rPr>
-        <w:t xml:space="preserve">Job Search </w:t>
-      </w:r>
-      <w:r>
-        <w:rPr>
-          <w:rFonts w:ascii="Arial" w:hAnsi="Arial"/>
-          <w:color w:val="000000"/>
-          <w:sz w:val="18"/>
-          <w:szCs w:val="22"/>
-          <w:lang w:eastAsia="ar-SA"/>
-        </w:rPr>
-        <w:t>application</w:t>
-      </w:r>
-      <w:r>
-        <w:rPr>
-          <w:rFonts w:ascii="Arial" w:hAnsi="Arial"/>
-          <w:color w:val="000000"/>
-          <w:sz w:val="18"/>
-          <w:szCs w:val="22"/>
-          <w:lang w:eastAsia="ar-SA"/>
-        </w:rPr>
-        <w:t>.</w:t>
+        <w:t>Developed Datadog logging and metrics in the iOS Job Search app.</w:t>
       </w:r>
     </w:p>
     <w:p>
@@ -802,31 +839,41 @@
           <w:szCs w:val="22"/>
           <w:lang w:eastAsia="ar-SA"/>
         </w:rPr>
-        <w:t xml:space="preserve">Detected 4 events that were </w:t>
-      </w:r>
-      <w:proofErr w:type="gramStart"/>
-      <w:r>
-        <w:rPr>
-          <w:rFonts w:ascii="Arial" w:hAnsi="Arial"/>
-          <w:color w:val="000000"/>
-          <w:sz w:val="18"/>
-          <w:szCs w:val="22"/>
-          <w:lang w:eastAsia="ar-SA"/>
-        </w:rPr>
-        <w:t>Indeed-wide</w:t>
-      </w:r>
-      <w:proofErr w:type="gramEnd"/>
-      <w:r>
-        <w:rPr>
-          <w:rFonts w:ascii="Arial" w:hAnsi="Arial"/>
-          <w:color w:val="000000"/>
-          <w:sz w:val="18"/>
-          <w:szCs w:val="22"/>
-          <w:lang w:eastAsia="ar-SA"/>
-        </w:rPr>
-        <w:t xml:space="preserve"> before any server side alerts were sent.</w:t>
-      </w:r>
-    </w:p>
+        <w:t>Developed runbooks and dashboards as resources during on-call events.</w:t>
+      </w:r>
+    </w:p>
+    <w:p>
+      <w:pPr>
+        <w:pStyle w:val="ListParagraph"/>
+        <w:numPr>
+          <w:ilvl w:val="1"/>
+          <w:numId w:val="10"/>
+        </w:numPr>
+        <w:tabs>
+          <w:tab w:val="left" w:pos="-720"/>
+        </w:tabs>
+        <w:ind w:right="-720"/>
+        <w:rPr>
+          <w:rFonts w:ascii="Arial" w:hAnsi="Arial"/>
+          <w:color w:val="000000"/>
+          <w:sz w:val="18"/>
+          <w:szCs w:val="22"/>
+          <w:lang w:eastAsia="ar-SA"/>
+        </w:rPr>
+      </w:pPr>
+      <w:bookmarkStart w:id="7" w:name="_Hlk204378852"/>
+      <w:r>
+        <w:rPr>
+          <w:rFonts w:ascii="Arial" w:hAnsi="Arial"/>
+          <w:color w:val="000000"/>
+          <w:sz w:val="18"/>
+          <w:szCs w:val="22"/>
+          <w:lang w:eastAsia="ar-SA"/>
+        </w:rPr>
+        <w:t>The average time from when an outage started until the team was notified dropped from &gt;120 minutes to &lt; 5 minutes.</w:t>
+      </w:r>
+    </w:p>
+    <w:bookmarkEnd w:id="7"/>
     <w:p>
       <w:pPr>
         <w:pStyle w:val="ListParagraph"/>
@@ -854,51 +901,112 @@
           <w:szCs w:val="22"/>
           <w:lang w:eastAsia="ar-SA"/>
         </w:rPr>
-        <w:t xml:space="preserve">Developed user-facing native features using </w:t>
-      </w:r>
-      <w:proofErr w:type="spellStart"/>
-      <w:r>
-        <w:rPr>
-          <w:rFonts w:ascii="Arial" w:hAnsi="Arial"/>
-          <w:color w:val="000000"/>
-          <w:sz w:val="18"/>
-          <w:szCs w:val="22"/>
-          <w:lang w:eastAsia="ar-SA"/>
-        </w:rPr>
-        <w:t>SwiftUI</w:t>
-      </w:r>
-      <w:proofErr w:type="spellEnd"/>
-      <w:r>
-        <w:rPr>
-          <w:rFonts w:ascii="Arial" w:hAnsi="Arial"/>
-          <w:color w:val="000000"/>
-          <w:sz w:val="18"/>
-          <w:szCs w:val="22"/>
-          <w:lang w:eastAsia="ar-SA"/>
-        </w:rPr>
-        <w:t xml:space="preserve"> and </w:t>
-      </w:r>
-      <w:proofErr w:type="spellStart"/>
-      <w:r>
-        <w:rPr>
-          <w:rFonts w:ascii="Arial" w:hAnsi="Arial"/>
-          <w:color w:val="000000"/>
-          <w:sz w:val="18"/>
-          <w:szCs w:val="22"/>
-          <w:lang w:eastAsia="ar-SA"/>
-        </w:rPr>
-        <w:t>GraphQL</w:t>
-      </w:r>
-      <w:proofErr w:type="spellEnd"/>
-      <w:r>
-        <w:rPr>
-          <w:rFonts w:ascii="Arial" w:hAnsi="Arial"/>
-          <w:color w:val="000000"/>
-          <w:sz w:val="18"/>
-          <w:szCs w:val="22"/>
-          <w:lang w:eastAsia="ar-SA"/>
-        </w:rPr>
-        <w:t>.</w:t>
+        <w:t>Developed integration with Indeed’s A/B testing system in the IOS Job Search app, enabling A/B tests of features and improvements.</w:t>
+      </w:r>
+    </w:p>
+    <w:bookmarkEnd w:id="4"/>
+    <w:bookmarkEnd w:id="5"/>
+    <w:p>
+      <w:pPr>
+        <w:tabs>
+          <w:tab w:val="left" w:pos="-720"/>
+        </w:tabs>
+        <w:ind w:right="-720"/>
+        <w:rPr>
+          <w:rFonts w:ascii="Arial" w:hAnsi="Arial"/>
+          <w:i/>
+          <w:iCs/>
+          <w:color w:val="000000"/>
+          <w:sz w:val="18"/>
+          <w:szCs w:val="22"/>
+          <w:lang w:eastAsia="ar-SA"/>
+        </w:rPr>
+      </w:pPr>
+    </w:p>
+    <w:p>
+      <w:pPr>
+        <w:tabs>
+          <w:tab w:val="left" w:pos="-720"/>
+        </w:tabs>
+        <w:ind w:right="-720"/>
+        <w:rPr>
+          <w:rFonts w:ascii="Arial" w:hAnsi="Arial"/>
+          <w:i/>
+          <w:iCs/>
+          <w:color w:val="000000"/>
+          <w:sz w:val="18"/>
+          <w:szCs w:val="22"/>
+          <w:lang w:eastAsia="ar-SA"/>
+        </w:rPr>
+      </w:pPr>
+      <w:r>
+        <w:rPr>
+          <w:rFonts w:ascii="Arial" w:hAnsi="Arial"/>
+          <w:i/>
+          <w:iCs/>
+          <w:color w:val="000000"/>
+          <w:sz w:val="18"/>
+          <w:szCs w:val="22"/>
+          <w:lang w:eastAsia="ar-SA"/>
+        </w:rPr>
+        <w:t>Site Reliability Engineer (1 quarter rotation), April-</w:t>
+      </w:r>
+      <w:proofErr w:type="gramStart"/>
+      <w:r>
+        <w:rPr>
+          <w:rFonts w:ascii="Arial" w:hAnsi="Arial"/>
+          <w:i/>
+          <w:iCs/>
+          <w:color w:val="000000"/>
+          <w:sz w:val="18"/>
+          <w:szCs w:val="22"/>
+          <w:lang w:eastAsia="ar-SA"/>
+        </w:rPr>
+        <w:t>July,</w:t>
+      </w:r>
+      <w:proofErr w:type="gramEnd"/>
+      <w:r>
+        <w:rPr>
+          <w:rFonts w:ascii="Arial" w:hAnsi="Arial"/>
+          <w:i/>
+          <w:iCs/>
+          <w:color w:val="000000"/>
+          <w:sz w:val="18"/>
+          <w:szCs w:val="22"/>
+          <w:lang w:eastAsia="ar-SA"/>
+        </w:rPr>
+        <w:t xml:space="preserve"> 2021.</w:t>
+      </w:r>
+    </w:p>
+    <w:p>
+      <w:pPr>
+        <w:pStyle w:val="ListParagraph"/>
+        <w:numPr>
+          <w:ilvl w:val="0"/>
+          <w:numId w:val="10"/>
+        </w:numPr>
+        <w:tabs>
+          <w:tab w:val="left" w:pos="-720"/>
+        </w:tabs>
+        <w:ind w:right="-720"/>
+        <w:rPr>
+          <w:rFonts w:ascii="Arial" w:hAnsi="Arial"/>
+          <w:color w:val="000000"/>
+          <w:sz w:val="18"/>
+          <w:szCs w:val="22"/>
+          <w:lang w:eastAsia="ar-SA"/>
+        </w:rPr>
+      </w:pPr>
+      <w:bookmarkStart w:id="8" w:name="_Hlk204378873"/>
+      <w:r>
+        <w:rPr>
+          <w:rFonts w:ascii="Arial" w:hAnsi="Arial"/>
+          <w:color w:val="000000"/>
+          <w:sz w:val="18"/>
+          <w:szCs w:val="22"/>
+          <w:lang w:eastAsia="ar-SA"/>
+        </w:rPr>
+        <w:t>Worked with one engineering team establishing SLO for its service</w:t>
       </w:r>
     </w:p>
     <w:p>
@@ -928,36 +1036,14 @@
           <w:szCs w:val="22"/>
           <w:lang w:eastAsia="ar-SA"/>
         </w:rPr>
-        <w:t xml:space="preserve">Implemented feature with native UI backed by </w:t>
-      </w:r>
-      <w:proofErr w:type="spellStart"/>
-      <w:r>
-        <w:rPr>
-          <w:rFonts w:ascii="Arial" w:hAnsi="Arial"/>
-          <w:color w:val="000000"/>
-          <w:sz w:val="18"/>
-          <w:szCs w:val="22"/>
-          <w:lang w:eastAsia="ar-SA"/>
-        </w:rPr>
-        <w:t>GraphQL</w:t>
-      </w:r>
-      <w:proofErr w:type="spellEnd"/>
-      <w:r>
-        <w:rPr>
-          <w:rFonts w:ascii="Arial" w:hAnsi="Arial"/>
-          <w:color w:val="000000"/>
-          <w:sz w:val="18"/>
-          <w:szCs w:val="22"/>
-          <w:lang w:eastAsia="ar-SA"/>
-        </w:rPr>
-        <w:t xml:space="preserve"> data to allow users to opt out of selected push notifications.</w:t>
+        <w:t>Did not implement any SLOs as the performance of the service was not fast or reliable enough.</w:t>
       </w:r>
     </w:p>
     <w:p>
       <w:pPr>
         <w:pStyle w:val="ListParagraph"/>
         <w:numPr>
-          <w:ilvl w:val="2"/>
+          <w:ilvl w:val="1"/>
           <w:numId w:val="10"/>
         </w:numPr>
         <w:tabs>
@@ -980,31 +1066,10 @@
           <w:szCs w:val="22"/>
           <w:lang w:eastAsia="ar-SA"/>
         </w:rPr>
-        <w:t>The number of opt outs of all push notifications per day has dropped 30% since the feature wa</w:t>
-      </w:r>
-      <w:r>
-        <w:rPr>
-          <w:rFonts w:ascii="Arial" w:hAnsi="Arial"/>
-          <w:color w:val="000000"/>
-          <w:sz w:val="18"/>
-          <w:szCs w:val="22"/>
-          <w:lang w:eastAsia="ar-SA"/>
-        </w:rPr>
-        <w:t>s</w:t>
-      </w:r>
-      <w:r>
-        <w:rPr>
-          <w:rFonts w:ascii="Arial" w:hAnsi="Arial"/>
-          <w:color w:val="000000"/>
-          <w:sz w:val="18"/>
-          <w:szCs w:val="22"/>
-          <w:lang w:eastAsia="ar-SA"/>
-        </w:rPr>
-        <w:t xml:space="preserve"> rolled out in January 2024</w:t>
-      </w:r>
-    </w:p>
-    <w:bookmarkEnd w:id="2"/>
-    <w:bookmarkEnd w:id="3"/>
+        <w:t>Established level of metrics that would be acceptable.</w:t>
+      </w:r>
+    </w:p>
+    <w:bookmarkEnd w:id="8"/>
     <w:p>
       <w:pPr>
         <w:tabs>
@@ -1046,19 +1111,7 @@
           <w:szCs w:val="22"/>
           <w:lang w:eastAsia="ar-SA"/>
         </w:rPr>
-        <w:t>Site Reliability Engineer (1 quarter rotation), April-July, 2021</w:t>
-      </w:r>
-      <w:r>
-        <w:rPr>
-          <w:rFonts w:ascii="Arial" w:hAnsi="Arial"/>
-          <w:i/>
-          <w:iCs/>
-          <w:color w:val="000000"/>
-          <w:sz w:val="18"/>
-          <w:szCs w:val="22"/>
-          <w:lang w:eastAsia="ar-SA"/>
-        </w:rPr>
-        <w:t>.</w:t>
+        <w:t>Software Engineer, Job Search Native API – November 2018-April 2022.</w:t>
       </w:r>
     </w:p>
     <w:p>
@@ -1088,17 +1141,237 @@
           <w:szCs w:val="22"/>
           <w:lang w:eastAsia="ar-SA"/>
         </w:rPr>
-        <w:t>Measured</w:t>
-      </w:r>
-      <w:r>
-        <w:rPr>
-          <w:rFonts w:ascii="Arial" w:hAnsi="Arial"/>
-          <w:color w:val="000000"/>
-          <w:sz w:val="18"/>
-          <w:szCs w:val="22"/>
-          <w:lang w:eastAsia="ar-SA"/>
-        </w:rPr>
-        <w:t xml:space="preserve"> a highly used service for latency and availability. Showed with instrumentation and Datadog metrics that the service was not ready to have a Service Level Obligation established.</w:t>
+        <w:t xml:space="preserve">Developed and evangelized </w:t>
+      </w:r>
+      <w:proofErr w:type="spellStart"/>
+      <w:r>
+        <w:rPr>
+          <w:rFonts w:ascii="Arial" w:hAnsi="Arial"/>
+          <w:color w:val="000000"/>
+          <w:sz w:val="18"/>
+          <w:szCs w:val="22"/>
+          <w:lang w:eastAsia="ar-SA"/>
+        </w:rPr>
+        <w:t>GraphQL</w:t>
+      </w:r>
+      <w:proofErr w:type="spellEnd"/>
+      <w:r>
+        <w:rPr>
+          <w:rFonts w:ascii="Arial" w:hAnsi="Arial"/>
+          <w:color w:val="000000"/>
+          <w:sz w:val="18"/>
+          <w:szCs w:val="22"/>
+          <w:lang w:eastAsia="ar-SA"/>
+        </w:rPr>
+        <w:t xml:space="preserve"> technology within Indeed. </w:t>
+      </w:r>
+    </w:p>
+    <w:p>
+      <w:pPr>
+        <w:pStyle w:val="ListParagraph"/>
+        <w:numPr>
+          <w:ilvl w:val="1"/>
+          <w:numId w:val="10"/>
+        </w:numPr>
+        <w:tabs>
+          <w:tab w:val="left" w:pos="-720"/>
+        </w:tabs>
+        <w:ind w:right="-720"/>
+        <w:rPr>
+          <w:rFonts w:ascii="Arial" w:hAnsi="Arial"/>
+          <w:color w:val="000000"/>
+          <w:sz w:val="18"/>
+          <w:szCs w:val="22"/>
+          <w:lang w:eastAsia="ar-SA"/>
+        </w:rPr>
+      </w:pPr>
+      <w:r>
+        <w:rPr>
+          <w:rFonts w:ascii="Arial" w:hAnsi="Arial"/>
+          <w:color w:val="000000"/>
+          <w:sz w:val="18"/>
+          <w:szCs w:val="22"/>
+          <w:lang w:eastAsia="ar-SA"/>
+        </w:rPr>
+        <w:t xml:space="preserve">Implemented </w:t>
+      </w:r>
+      <w:proofErr w:type="spellStart"/>
+      <w:r>
+        <w:rPr>
+          <w:rFonts w:ascii="Arial" w:hAnsi="Arial"/>
+          <w:color w:val="000000"/>
+          <w:sz w:val="18"/>
+          <w:szCs w:val="22"/>
+          <w:lang w:eastAsia="ar-SA"/>
+        </w:rPr>
+        <w:t>GraphQL</w:t>
+      </w:r>
+      <w:proofErr w:type="spellEnd"/>
+      <w:r>
+        <w:rPr>
+          <w:rFonts w:ascii="Arial" w:hAnsi="Arial"/>
+          <w:color w:val="000000"/>
+          <w:sz w:val="18"/>
+          <w:szCs w:val="22"/>
+          <w:lang w:eastAsia="ar-SA"/>
+        </w:rPr>
+        <w:t xml:space="preserve">-based microservices. </w:t>
+      </w:r>
+    </w:p>
+    <w:p>
+      <w:pPr>
+        <w:pStyle w:val="ListParagraph"/>
+        <w:numPr>
+          <w:ilvl w:val="1"/>
+          <w:numId w:val="10"/>
+        </w:numPr>
+        <w:tabs>
+          <w:tab w:val="left" w:pos="-720"/>
+        </w:tabs>
+        <w:ind w:right="-720"/>
+        <w:rPr>
+          <w:rFonts w:ascii="Arial" w:hAnsi="Arial"/>
+          <w:color w:val="000000"/>
+          <w:sz w:val="18"/>
+          <w:szCs w:val="22"/>
+          <w:lang w:eastAsia="ar-SA"/>
+        </w:rPr>
+      </w:pPr>
+      <w:r>
+        <w:rPr>
+          <w:rFonts w:ascii="Arial" w:hAnsi="Arial"/>
+          <w:color w:val="000000"/>
+          <w:sz w:val="18"/>
+          <w:szCs w:val="22"/>
+          <w:lang w:eastAsia="ar-SA"/>
+        </w:rPr>
+        <w:t xml:space="preserve">Converted existing microservices from REST to </w:t>
+      </w:r>
+      <w:proofErr w:type="spellStart"/>
+      <w:r>
+        <w:rPr>
+          <w:rFonts w:ascii="Arial" w:hAnsi="Arial"/>
+          <w:color w:val="000000"/>
+          <w:sz w:val="18"/>
+          <w:szCs w:val="22"/>
+          <w:lang w:eastAsia="ar-SA"/>
+        </w:rPr>
+        <w:t>GraphQL</w:t>
+      </w:r>
+      <w:proofErr w:type="spellEnd"/>
+      <w:r>
+        <w:rPr>
+          <w:rFonts w:ascii="Arial" w:hAnsi="Arial"/>
+          <w:color w:val="000000"/>
+          <w:sz w:val="18"/>
+          <w:szCs w:val="22"/>
+          <w:lang w:eastAsia="ar-SA"/>
+        </w:rPr>
+        <w:t xml:space="preserve">. </w:t>
+      </w:r>
+    </w:p>
+    <w:p>
+      <w:pPr>
+        <w:pStyle w:val="ListParagraph"/>
+        <w:numPr>
+          <w:ilvl w:val="1"/>
+          <w:numId w:val="10"/>
+        </w:numPr>
+        <w:tabs>
+          <w:tab w:val="left" w:pos="-720"/>
+        </w:tabs>
+        <w:ind w:right="-720"/>
+        <w:rPr>
+          <w:rFonts w:ascii="Arial" w:hAnsi="Arial"/>
+          <w:color w:val="000000"/>
+          <w:sz w:val="18"/>
+          <w:szCs w:val="22"/>
+          <w:lang w:eastAsia="ar-SA"/>
+        </w:rPr>
+      </w:pPr>
+      <w:r>
+        <w:rPr>
+          <w:rFonts w:ascii="Arial" w:hAnsi="Arial"/>
+          <w:color w:val="000000"/>
+          <w:sz w:val="18"/>
+          <w:szCs w:val="22"/>
+          <w:lang w:eastAsia="ar-SA"/>
+        </w:rPr>
+        <w:t xml:space="preserve">Developed demonstration </w:t>
+      </w:r>
+      <w:proofErr w:type="spellStart"/>
+      <w:r>
+        <w:rPr>
+          <w:rFonts w:ascii="Arial" w:hAnsi="Arial"/>
+          <w:color w:val="000000"/>
+          <w:sz w:val="18"/>
+          <w:szCs w:val="22"/>
+          <w:lang w:eastAsia="ar-SA"/>
+        </w:rPr>
+        <w:t>GraphQL</w:t>
+      </w:r>
+      <w:proofErr w:type="spellEnd"/>
+      <w:r>
+        <w:rPr>
+          <w:rFonts w:ascii="Arial" w:hAnsi="Arial"/>
+          <w:color w:val="000000"/>
+          <w:sz w:val="18"/>
+          <w:szCs w:val="22"/>
+          <w:lang w:eastAsia="ar-SA"/>
+        </w:rPr>
+        <w:t xml:space="preserve"> clients. </w:t>
+      </w:r>
+    </w:p>
+    <w:p>
+      <w:pPr>
+        <w:pStyle w:val="ListParagraph"/>
+        <w:numPr>
+          <w:ilvl w:val="1"/>
+          <w:numId w:val="10"/>
+        </w:numPr>
+        <w:tabs>
+          <w:tab w:val="left" w:pos="-720"/>
+        </w:tabs>
+        <w:ind w:right="-720"/>
+        <w:rPr>
+          <w:rFonts w:ascii="Arial" w:hAnsi="Arial"/>
+          <w:color w:val="000000"/>
+          <w:sz w:val="18"/>
+          <w:szCs w:val="22"/>
+          <w:lang w:eastAsia="ar-SA"/>
+        </w:rPr>
+      </w:pPr>
+      <w:r>
+        <w:rPr>
+          <w:rFonts w:ascii="Arial" w:hAnsi="Arial"/>
+          <w:color w:val="000000"/>
+          <w:sz w:val="18"/>
+          <w:szCs w:val="22"/>
+          <w:lang w:eastAsia="ar-SA"/>
+        </w:rPr>
+        <w:t xml:space="preserve">Advised and mentored other teams implementing </w:t>
+      </w:r>
+      <w:proofErr w:type="spellStart"/>
+      <w:r>
+        <w:rPr>
+          <w:rFonts w:ascii="Arial" w:hAnsi="Arial"/>
+          <w:color w:val="000000"/>
+          <w:sz w:val="18"/>
+          <w:szCs w:val="22"/>
+          <w:lang w:eastAsia="ar-SA"/>
+        </w:rPr>
+        <w:t>GraphQL</w:t>
+      </w:r>
+      <w:proofErr w:type="spellEnd"/>
+      <w:r>
+        <w:rPr>
+          <w:rFonts w:ascii="Arial" w:hAnsi="Arial"/>
+          <w:color w:val="000000"/>
+          <w:sz w:val="18"/>
+          <w:szCs w:val="22"/>
+          <w:lang w:eastAsia="ar-SA"/>
+        </w:rPr>
+        <w:t>.</w:t>
       </w:r>
     </w:p>
     <w:p>
@@ -1128,73 +1401,37 @@
           <w:szCs w:val="22"/>
           <w:lang w:eastAsia="ar-SA"/>
         </w:rPr>
-        <w:t xml:space="preserve">Worked with other SREs to write a tutorial about Kubernetes </w:t>
-      </w:r>
-      <w:r>
-        <w:rPr>
-          <w:rFonts w:ascii="Arial" w:hAnsi="Arial"/>
-          <w:color w:val="000000"/>
-          <w:sz w:val="18"/>
-          <w:szCs w:val="22"/>
-          <w:lang w:eastAsia="ar-SA"/>
-        </w:rPr>
-        <w:t>for the SRE organization.</w:t>
-      </w:r>
-    </w:p>
-    <w:p>
-      <w:pPr>
-        <w:tabs>
-          <w:tab w:val="left" w:pos="-720"/>
-        </w:tabs>
-        <w:ind w:right="-720"/>
-        <w:rPr>
-          <w:rFonts w:ascii="Arial" w:hAnsi="Arial"/>
-          <w:color w:val="000000"/>
-          <w:sz w:val="18"/>
-          <w:szCs w:val="22"/>
-          <w:lang w:eastAsia="ar-SA"/>
-        </w:rPr>
-      </w:pPr>
-    </w:p>
-    <w:p>
-      <w:pPr>
-        <w:tabs>
-          <w:tab w:val="left" w:pos="-720"/>
-        </w:tabs>
-        <w:ind w:right="-720"/>
-        <w:rPr>
-          <w:rFonts w:ascii="Arial" w:hAnsi="Arial"/>
-          <w:i/>
-          <w:iCs/>
-          <w:color w:val="000000"/>
-          <w:sz w:val="18"/>
-          <w:szCs w:val="22"/>
-          <w:lang w:eastAsia="ar-SA"/>
-        </w:rPr>
-      </w:pPr>
-      <w:r>
-        <w:rPr>
-          <w:rFonts w:ascii="Arial" w:hAnsi="Arial"/>
-          <w:i/>
-          <w:iCs/>
-          <w:color w:val="000000"/>
-          <w:sz w:val="18"/>
-          <w:szCs w:val="22"/>
-          <w:lang w:eastAsia="ar-SA"/>
-        </w:rPr>
-        <w:t>Software Engineer, Job Search Native API – November 2018-April 2022</w:t>
-      </w:r>
-      <w:r>
-        <w:rPr>
-          <w:rFonts w:ascii="Arial" w:hAnsi="Arial"/>
-          <w:i/>
-          <w:iCs/>
-          <w:color w:val="000000"/>
-          <w:sz w:val="18"/>
-          <w:szCs w:val="22"/>
-          <w:lang w:eastAsia="ar-SA"/>
-        </w:rPr>
-        <w:t>.</w:t>
+        <w:t xml:space="preserve">Split a small but important service from our main job search webserver for use as a microservice. </w:t>
+      </w:r>
+    </w:p>
+    <w:p>
+      <w:pPr>
+        <w:pStyle w:val="ListParagraph"/>
+        <w:numPr>
+          <w:ilvl w:val="1"/>
+          <w:numId w:val="10"/>
+        </w:numPr>
+        <w:tabs>
+          <w:tab w:val="left" w:pos="-720"/>
+        </w:tabs>
+        <w:ind w:right="-720"/>
+        <w:rPr>
+          <w:rFonts w:ascii="Arial" w:hAnsi="Arial"/>
+          <w:color w:val="000000"/>
+          <w:sz w:val="18"/>
+          <w:szCs w:val="22"/>
+          <w:lang w:eastAsia="ar-SA"/>
+        </w:rPr>
+      </w:pPr>
+      <w:r>
+        <w:rPr>
+          <w:rFonts w:ascii="Arial" w:hAnsi="Arial"/>
+          <w:color w:val="000000"/>
+          <w:sz w:val="18"/>
+          <w:szCs w:val="22"/>
+          <w:lang w:eastAsia="ar-SA"/>
+        </w:rPr>
+        <w:t>Service handles several million requests a week that would have otherwise been handled by the main Indeed server, decreasing request latency and memory pressure. Handles 100M+ requests/month with an internal latency average &lt; 100ms, and availability 99.0%</w:t>
       </w:r>
     </w:p>
     <w:p>
@@ -1224,107 +1461,7 @@
           <w:szCs w:val="22"/>
           <w:lang w:eastAsia="ar-SA"/>
         </w:rPr>
-        <w:t>Develop</w:t>
-      </w:r>
-      <w:r>
-        <w:rPr>
-          <w:rFonts w:ascii="Arial" w:hAnsi="Arial"/>
-          <w:color w:val="000000"/>
-          <w:sz w:val="18"/>
-          <w:szCs w:val="22"/>
-          <w:lang w:eastAsia="ar-SA"/>
-        </w:rPr>
-        <w:t>ed</w:t>
-      </w:r>
-      <w:r>
-        <w:rPr>
-          <w:rFonts w:ascii="Arial" w:hAnsi="Arial"/>
-          <w:color w:val="000000"/>
-          <w:sz w:val="18"/>
-          <w:szCs w:val="22"/>
-          <w:lang w:eastAsia="ar-SA"/>
-        </w:rPr>
-        <w:t xml:space="preserve"> and evangelize</w:t>
-      </w:r>
-      <w:r>
-        <w:rPr>
-          <w:rFonts w:ascii="Arial" w:hAnsi="Arial"/>
-          <w:color w:val="000000"/>
-          <w:sz w:val="18"/>
-          <w:szCs w:val="22"/>
-          <w:lang w:eastAsia="ar-SA"/>
-        </w:rPr>
-        <w:t>d</w:t>
-      </w:r>
-      <w:r>
-        <w:rPr>
-          <w:rFonts w:ascii="Arial" w:hAnsi="Arial"/>
-          <w:color w:val="000000"/>
-          <w:sz w:val="18"/>
-          <w:szCs w:val="22"/>
-          <w:lang w:eastAsia="ar-SA"/>
-        </w:rPr>
-        <w:t xml:space="preserve"> GraphQL technology within Indeed. Implement</w:t>
-      </w:r>
-      <w:r>
-        <w:rPr>
-          <w:rFonts w:ascii="Arial" w:hAnsi="Arial"/>
-          <w:color w:val="000000"/>
-          <w:sz w:val="18"/>
-          <w:szCs w:val="22"/>
-          <w:lang w:eastAsia="ar-SA"/>
-        </w:rPr>
-        <w:t>ed</w:t>
-      </w:r>
-      <w:r>
-        <w:rPr>
-          <w:rFonts w:ascii="Arial" w:hAnsi="Arial"/>
-          <w:color w:val="000000"/>
-          <w:sz w:val="18"/>
-          <w:szCs w:val="22"/>
-          <w:lang w:eastAsia="ar-SA"/>
-        </w:rPr>
-        <w:t xml:space="preserve"> GraphQL-based microservices. Convert</w:t>
-      </w:r>
-      <w:r>
-        <w:rPr>
-          <w:rFonts w:ascii="Arial" w:hAnsi="Arial"/>
-          <w:color w:val="000000"/>
-          <w:sz w:val="18"/>
-          <w:szCs w:val="22"/>
-          <w:lang w:eastAsia="ar-SA"/>
-        </w:rPr>
-        <w:t>ed</w:t>
-      </w:r>
-      <w:r>
-        <w:rPr>
-          <w:rFonts w:ascii="Arial" w:hAnsi="Arial"/>
-          <w:color w:val="000000"/>
-          <w:sz w:val="18"/>
-          <w:szCs w:val="22"/>
-          <w:lang w:eastAsia="ar-SA"/>
-        </w:rPr>
-        <w:t xml:space="preserve"> existing microservices </w:t>
-      </w:r>
-      <w:r>
-        <w:rPr>
-          <w:rFonts w:ascii="Arial" w:hAnsi="Arial"/>
-          <w:color w:val="000000"/>
-          <w:sz w:val="18"/>
-          <w:szCs w:val="22"/>
-          <w:lang w:eastAsia="ar-SA"/>
-        </w:rPr>
-        <w:t xml:space="preserve">from REST </w:t>
-      </w:r>
-      <w:r>
-        <w:rPr>
-          <w:rFonts w:ascii="Arial" w:hAnsi="Arial"/>
-          <w:color w:val="000000"/>
-          <w:sz w:val="18"/>
-          <w:szCs w:val="22"/>
-          <w:lang w:eastAsia="ar-SA"/>
-        </w:rPr>
-        <w:t xml:space="preserve">to </w:t>
+        <w:t xml:space="preserve">Developed high-volume client logging library using Kafka and Avro that can handle tens of millions of logs per day from the </w:t>
       </w:r>
       <w:proofErr w:type="spellStart"/>
       <w:r>
@@ -1335,7 +1472,7 @@
           <w:szCs w:val="22"/>
           <w:lang w:eastAsia="ar-SA"/>
         </w:rPr>
-        <w:t>GraphQL</w:t>
+        <w:t>GlassDoor</w:t>
       </w:r>
       <w:proofErr w:type="spellEnd"/>
       <w:r>
@@ -1346,89 +1483,61 @@
           <w:szCs w:val="22"/>
           <w:lang w:eastAsia="ar-SA"/>
         </w:rPr>
-        <w:t>. Develop</w:t>
-      </w:r>
-      <w:r>
-        <w:rPr>
-          <w:rFonts w:ascii="Arial" w:hAnsi="Arial"/>
-          <w:color w:val="000000"/>
-          <w:sz w:val="18"/>
-          <w:szCs w:val="22"/>
-          <w:lang w:eastAsia="ar-SA"/>
-        </w:rPr>
-        <w:t>ed</w:t>
-      </w:r>
-      <w:r>
-        <w:rPr>
-          <w:rFonts w:ascii="Arial" w:hAnsi="Arial"/>
-          <w:color w:val="000000"/>
-          <w:sz w:val="18"/>
-          <w:szCs w:val="22"/>
-          <w:lang w:eastAsia="ar-SA"/>
-        </w:rPr>
-        <w:t xml:space="preserve"> demonstration </w:t>
-      </w:r>
-      <w:proofErr w:type="spellStart"/>
-      <w:r>
-        <w:rPr>
-          <w:rFonts w:ascii="Arial" w:hAnsi="Arial"/>
-          <w:color w:val="000000"/>
-          <w:sz w:val="18"/>
-          <w:szCs w:val="22"/>
-          <w:lang w:eastAsia="ar-SA"/>
-        </w:rPr>
-        <w:t>GraphQL</w:t>
-      </w:r>
-      <w:proofErr w:type="spellEnd"/>
-      <w:r>
-        <w:rPr>
-          <w:rFonts w:ascii="Arial" w:hAnsi="Arial"/>
-          <w:color w:val="000000"/>
-          <w:sz w:val="18"/>
-          <w:szCs w:val="22"/>
-          <w:lang w:eastAsia="ar-SA"/>
-        </w:rPr>
-        <w:t xml:space="preserve"> clients. Advise</w:t>
-      </w:r>
-      <w:r>
-        <w:rPr>
-          <w:rFonts w:ascii="Arial" w:hAnsi="Arial"/>
-          <w:color w:val="000000"/>
-          <w:sz w:val="18"/>
-          <w:szCs w:val="22"/>
-          <w:lang w:eastAsia="ar-SA"/>
-        </w:rPr>
-        <w:t>d</w:t>
-      </w:r>
-      <w:r>
-        <w:rPr>
-          <w:rFonts w:ascii="Arial" w:hAnsi="Arial"/>
-          <w:color w:val="000000"/>
-          <w:sz w:val="18"/>
-          <w:szCs w:val="22"/>
-          <w:lang w:eastAsia="ar-SA"/>
-        </w:rPr>
-        <w:t xml:space="preserve"> and mentor</w:t>
-      </w:r>
-      <w:r>
-        <w:rPr>
-          <w:rFonts w:ascii="Arial" w:hAnsi="Arial"/>
-          <w:color w:val="000000"/>
-          <w:sz w:val="18"/>
-          <w:szCs w:val="22"/>
-          <w:lang w:eastAsia="ar-SA"/>
-        </w:rPr>
-        <w:t>ed</w:t>
-      </w:r>
-      <w:r>
-        <w:rPr>
-          <w:rFonts w:ascii="Arial" w:hAnsi="Arial"/>
-          <w:color w:val="000000"/>
-          <w:sz w:val="18"/>
-          <w:szCs w:val="22"/>
-          <w:lang w:eastAsia="ar-SA"/>
-        </w:rPr>
-        <w:t xml:space="preserve"> other teams implementing GraphQL.</w:t>
+        <w:t xml:space="preserve"> native application.</w:t>
+      </w:r>
+    </w:p>
+    <w:p>
+      <w:pPr>
+        <w:tabs>
+          <w:tab w:val="left" w:pos="-720"/>
+        </w:tabs>
+        <w:ind w:right="-720"/>
+        <w:rPr>
+          <w:rFonts w:ascii="Arial" w:hAnsi="Arial"/>
+          <w:color w:val="000000"/>
+          <w:sz w:val="18"/>
+          <w:szCs w:val="22"/>
+          <w:lang w:eastAsia="ar-SA"/>
+        </w:rPr>
+      </w:pPr>
+    </w:p>
+    <w:p>
+      <w:pPr>
+        <w:tabs>
+          <w:tab w:val="left" w:pos="-720"/>
+        </w:tabs>
+        <w:ind w:right="-720"/>
+        <w:rPr>
+          <w:rFonts w:ascii="Arial" w:hAnsi="Arial"/>
+          <w:i/>
+          <w:iCs/>
+          <w:color w:val="000000"/>
+          <w:sz w:val="18"/>
+          <w:szCs w:val="22"/>
+          <w:lang w:eastAsia="ar-SA"/>
+        </w:rPr>
+      </w:pPr>
+      <w:r>
+        <w:rPr>
+          <w:rFonts w:ascii="Arial" w:hAnsi="Arial"/>
+          <w:i/>
+          <w:iCs/>
+          <w:color w:val="000000"/>
+          <w:sz w:val="18"/>
+          <w:szCs w:val="22"/>
+          <w:lang w:eastAsia="ar-SA"/>
+        </w:rPr>
+        <w:t>Software Engineer, Job Search Front End – April 2016-November 2018.</w:t>
+      </w:r>
+      <w:r>
+        <w:rPr>
+          <w:rFonts w:ascii="Arial" w:hAnsi="Arial"/>
+          <w:color w:val="000000"/>
+          <w:sz w:val="18"/>
+          <w:szCs w:val="22"/>
+          <w:lang w:eastAsia="ar-SA"/>
+        </w:rPr>
+        <w:t xml:space="preserve"> </w:t>
       </w:r>
     </w:p>
     <w:p>
@@ -1458,129 +1567,7 @@
           <w:szCs w:val="22"/>
           <w:lang w:eastAsia="ar-SA"/>
         </w:rPr>
-        <w:t xml:space="preserve">Split a small but important service </w:t>
-      </w:r>
-      <w:r>
-        <w:rPr>
-          <w:rFonts w:ascii="Arial" w:hAnsi="Arial"/>
-          <w:color w:val="000000"/>
-          <w:sz w:val="18"/>
-          <w:szCs w:val="22"/>
-          <w:lang w:eastAsia="ar-SA"/>
-        </w:rPr>
-        <w:t>from</w:t>
-      </w:r>
-      <w:r>
-        <w:rPr>
-          <w:rFonts w:ascii="Arial" w:hAnsi="Arial"/>
-          <w:color w:val="000000"/>
-          <w:sz w:val="18"/>
-          <w:szCs w:val="22"/>
-          <w:lang w:eastAsia="ar-SA"/>
-        </w:rPr>
-        <w:t xml:space="preserve"> our main </w:t>
-      </w:r>
-      <w:r>
-        <w:rPr>
-          <w:rFonts w:ascii="Arial" w:hAnsi="Arial"/>
-          <w:color w:val="000000"/>
-          <w:sz w:val="18"/>
-          <w:szCs w:val="22"/>
-          <w:lang w:eastAsia="ar-SA"/>
-        </w:rPr>
-        <w:t>job</w:t>
-      </w:r>
-      <w:r>
-        <w:rPr>
-          <w:rFonts w:ascii="Arial" w:hAnsi="Arial"/>
-          <w:color w:val="000000"/>
-          <w:sz w:val="18"/>
-          <w:szCs w:val="22"/>
-          <w:lang w:eastAsia="ar-SA"/>
-        </w:rPr>
-        <w:t xml:space="preserve"> search</w:t>
-      </w:r>
-      <w:r>
-        <w:rPr>
-          <w:rFonts w:ascii="Arial" w:hAnsi="Arial"/>
-          <w:color w:val="000000"/>
-          <w:sz w:val="18"/>
-          <w:szCs w:val="22"/>
-          <w:lang w:eastAsia="ar-SA"/>
-        </w:rPr>
-        <w:t xml:space="preserve"> </w:t>
-      </w:r>
-      <w:r>
-        <w:rPr>
-          <w:rFonts w:ascii="Arial" w:hAnsi="Arial"/>
-          <w:color w:val="000000"/>
-          <w:sz w:val="18"/>
-          <w:szCs w:val="22"/>
-          <w:lang w:eastAsia="ar-SA"/>
-        </w:rPr>
-        <w:t>webserver for use as a microservice. Designed, wrote, and deployed to QA.</w:t>
-      </w:r>
-      <w:r>
-        <w:rPr>
-          <w:rFonts w:ascii="Arial" w:hAnsi="Arial"/>
-          <w:color w:val="000000"/>
-          <w:sz w:val="18"/>
-          <w:szCs w:val="22"/>
-          <w:lang w:eastAsia="ar-SA"/>
-        </w:rPr>
-        <w:t xml:space="preserve"> Service handles several million requests a week that would have otherwise been handled by the </w:t>
-      </w:r>
-      <w:proofErr w:type="spellStart"/>
-      <w:r>
-        <w:rPr>
-          <w:rFonts w:ascii="Arial" w:hAnsi="Arial"/>
-          <w:color w:val="000000"/>
-          <w:sz w:val="18"/>
-          <w:szCs w:val="22"/>
-          <w:lang w:eastAsia="ar-SA"/>
-        </w:rPr>
-        <w:t>jobsearch</w:t>
-      </w:r>
-      <w:proofErr w:type="spellEnd"/>
-      <w:r>
-        <w:rPr>
-          <w:rFonts w:ascii="Arial" w:hAnsi="Arial"/>
-          <w:color w:val="000000"/>
-          <w:sz w:val="18"/>
-          <w:szCs w:val="22"/>
-          <w:lang w:eastAsia="ar-SA"/>
-        </w:rPr>
-        <w:t xml:space="preserve"> server, decreasing request latency and memory pressure.</w:t>
-      </w:r>
-      <w:r>
-        <w:rPr>
-          <w:rFonts w:ascii="Arial" w:hAnsi="Arial"/>
-          <w:color w:val="000000"/>
-          <w:sz w:val="18"/>
-          <w:szCs w:val="22"/>
-          <w:lang w:eastAsia="ar-SA"/>
-        </w:rPr>
-        <w:t xml:space="preserve"> Handles 100M+ requests/month with a</w:t>
-      </w:r>
-      <w:r>
-        <w:rPr>
-          <w:rFonts w:ascii="Arial" w:hAnsi="Arial"/>
-          <w:color w:val="000000"/>
-          <w:sz w:val="18"/>
-          <w:szCs w:val="22"/>
-          <w:lang w:eastAsia="ar-SA"/>
-        </w:rPr>
-        <w:t>n</w:t>
-      </w:r>
-      <w:r>
-        <w:rPr>
-          <w:rFonts w:ascii="Arial" w:hAnsi="Arial"/>
-          <w:color w:val="000000"/>
-          <w:sz w:val="18"/>
-          <w:szCs w:val="22"/>
-          <w:lang w:eastAsia="ar-SA"/>
-        </w:rPr>
-        <w:t xml:space="preserve"> internal latency average &lt; 100ms, and availability 99.0%</w:t>
+        <w:t>A/B testing of various features on the job viewing web page; increased user engagement 5-8%.</w:t>
       </w:r>
     </w:p>
     <w:p>
@@ -1610,85 +1597,7 @@
           <w:szCs w:val="22"/>
           <w:lang w:eastAsia="ar-SA"/>
         </w:rPr>
-        <w:t xml:space="preserve">Developed high-volume client logging library using Kafka that can handle tens of millions of logs per day from native applications such as </w:t>
-      </w:r>
-      <w:proofErr w:type="spellStart"/>
-      <w:r>
-        <w:rPr>
-          <w:rFonts w:ascii="Arial" w:hAnsi="Arial"/>
-          <w:color w:val="000000"/>
-          <w:sz w:val="18"/>
-          <w:szCs w:val="22"/>
-          <w:lang w:eastAsia="ar-SA"/>
-        </w:rPr>
-        <w:t>GlassDoor</w:t>
-      </w:r>
-      <w:proofErr w:type="spellEnd"/>
-      <w:r>
-        <w:rPr>
-          <w:rFonts w:ascii="Arial" w:hAnsi="Arial"/>
-          <w:color w:val="000000"/>
-          <w:sz w:val="18"/>
-          <w:szCs w:val="22"/>
-          <w:lang w:eastAsia="ar-SA"/>
-        </w:rPr>
-        <w:t xml:space="preserve"> and Indeed Job Search.</w:t>
-      </w:r>
-    </w:p>
-    <w:p>
-      <w:pPr>
-        <w:tabs>
-          <w:tab w:val="left" w:pos="-720"/>
-        </w:tabs>
-        <w:ind w:right="-720"/>
-        <w:rPr>
-          <w:rFonts w:ascii="Arial" w:hAnsi="Arial"/>
-          <w:color w:val="000000"/>
-          <w:sz w:val="18"/>
-          <w:szCs w:val="22"/>
-          <w:lang w:eastAsia="ar-SA"/>
-        </w:rPr>
-      </w:pPr>
-    </w:p>
-    <w:p>
-      <w:pPr>
-        <w:tabs>
-          <w:tab w:val="left" w:pos="-720"/>
-        </w:tabs>
-        <w:ind w:right="-720"/>
-        <w:rPr>
-          <w:rFonts w:ascii="Arial" w:hAnsi="Arial"/>
-          <w:i/>
-          <w:iCs/>
-          <w:color w:val="000000"/>
-          <w:sz w:val="18"/>
-          <w:szCs w:val="22"/>
-          <w:lang w:eastAsia="ar-SA"/>
-        </w:rPr>
-      </w:pPr>
-      <w:r>
-        <w:rPr>
-          <w:rFonts w:ascii="Arial" w:hAnsi="Arial"/>
-          <w:i/>
-          <w:iCs/>
-          <w:color w:val="000000"/>
-          <w:sz w:val="18"/>
-          <w:szCs w:val="22"/>
-          <w:lang w:eastAsia="ar-SA"/>
-        </w:rPr>
-        <w:t>Software Engineer, Job Search Front End – April 2016-November 2018</w:t>
-      </w:r>
-      <w:r>
-        <w:rPr>
-          <w:rFonts w:ascii="Arial" w:hAnsi="Arial"/>
-          <w:i/>
-          <w:iCs/>
-          <w:color w:val="000000"/>
-          <w:sz w:val="18"/>
-          <w:szCs w:val="22"/>
-          <w:lang w:eastAsia="ar-SA"/>
-        </w:rPr>
-        <w:t>.</w:t>
+        <w:t>Made build system improvements that resulting in our builds being 25-30% faster.</w:t>
       </w:r>
     </w:p>
     <w:p>
@@ -1718,243 +1627,11 @@
           <w:szCs w:val="22"/>
           <w:lang w:eastAsia="ar-SA"/>
         </w:rPr>
-        <w:t>Design</w:t>
-      </w:r>
-      <w:r>
-        <w:rPr>
-          <w:rFonts w:ascii="Arial" w:hAnsi="Arial"/>
-          <w:color w:val="000000"/>
-          <w:sz w:val="18"/>
-          <w:szCs w:val="22"/>
-          <w:lang w:eastAsia="ar-SA"/>
-        </w:rPr>
-        <w:t>ed</w:t>
-      </w:r>
-      <w:r>
-        <w:rPr>
-          <w:rFonts w:ascii="Arial" w:hAnsi="Arial"/>
-          <w:color w:val="000000"/>
-          <w:sz w:val="18"/>
-          <w:szCs w:val="22"/>
-          <w:lang w:eastAsia="ar-SA"/>
-        </w:rPr>
-        <w:t xml:space="preserve"> and develop</w:t>
-      </w:r>
-      <w:r>
-        <w:rPr>
-          <w:rFonts w:ascii="Arial" w:hAnsi="Arial"/>
-          <w:color w:val="000000"/>
-          <w:sz w:val="18"/>
-          <w:szCs w:val="22"/>
-          <w:lang w:eastAsia="ar-SA"/>
-        </w:rPr>
-        <w:t>ed</w:t>
-      </w:r>
-      <w:r>
-        <w:rPr>
-          <w:rFonts w:ascii="Arial" w:hAnsi="Arial"/>
-          <w:color w:val="000000"/>
-          <w:sz w:val="18"/>
-          <w:szCs w:val="22"/>
-          <w:lang w:eastAsia="ar-SA"/>
-        </w:rPr>
-        <w:t xml:space="preserve"> features for the IOS Job Search app from Indeed. Reduced crash rate by 5x</w:t>
-      </w:r>
-      <w:r>
-        <w:rPr>
-          <w:rFonts w:ascii="Arial" w:hAnsi="Arial"/>
-          <w:color w:val="000000"/>
-          <w:sz w:val="18"/>
-          <w:szCs w:val="22"/>
-          <w:lang w:eastAsia="ar-SA"/>
-        </w:rPr>
-        <w:t xml:space="preserve">. </w:t>
-      </w:r>
-    </w:p>
-    <w:p>
-      <w:pPr>
-        <w:pStyle w:val="ListParagraph"/>
-        <w:numPr>
-          <w:ilvl w:val="0"/>
-          <w:numId w:val="10"/>
-        </w:numPr>
-        <w:tabs>
-          <w:tab w:val="left" w:pos="-720"/>
-        </w:tabs>
-        <w:ind w:right="-720"/>
-        <w:rPr>
-          <w:rFonts w:ascii="Arial" w:hAnsi="Arial"/>
-          <w:color w:val="000000"/>
-          <w:sz w:val="18"/>
-          <w:szCs w:val="22"/>
-          <w:lang w:eastAsia="ar-SA"/>
-        </w:rPr>
-      </w:pPr>
-      <w:r>
-        <w:rPr>
-          <w:rFonts w:ascii="Arial" w:hAnsi="Arial"/>
-          <w:color w:val="000000"/>
-          <w:sz w:val="18"/>
-          <w:szCs w:val="22"/>
-          <w:lang w:eastAsia="ar-SA"/>
-        </w:rPr>
-        <w:t>A/B testing of various features on the job viewing web page</w:t>
-      </w:r>
-      <w:r>
-        <w:rPr>
-          <w:rFonts w:ascii="Arial" w:hAnsi="Arial"/>
-          <w:color w:val="000000"/>
-          <w:sz w:val="18"/>
-          <w:szCs w:val="22"/>
-          <w:lang w:eastAsia="ar-SA"/>
-        </w:rPr>
-        <w:t>;</w:t>
-      </w:r>
-      <w:r>
-        <w:rPr>
-          <w:rFonts w:ascii="Arial" w:hAnsi="Arial"/>
-          <w:color w:val="000000"/>
-          <w:sz w:val="18"/>
-          <w:szCs w:val="22"/>
-          <w:lang w:eastAsia="ar-SA"/>
-        </w:rPr>
-        <w:t xml:space="preserve"> increased user engagement 5-8%.</w:t>
-      </w:r>
-    </w:p>
-    <w:p>
-      <w:pPr>
-        <w:pStyle w:val="ListParagraph"/>
-        <w:numPr>
-          <w:ilvl w:val="0"/>
-          <w:numId w:val="10"/>
-        </w:numPr>
-        <w:tabs>
-          <w:tab w:val="left" w:pos="-720"/>
-        </w:tabs>
-        <w:ind w:right="-720"/>
-        <w:rPr>
-          <w:rFonts w:ascii="Arial" w:hAnsi="Arial"/>
-          <w:color w:val="000000"/>
-          <w:sz w:val="18"/>
-          <w:szCs w:val="22"/>
-          <w:lang w:eastAsia="ar-SA"/>
-        </w:rPr>
-      </w:pPr>
-      <w:r>
-        <w:rPr>
-          <w:rFonts w:ascii="Arial" w:hAnsi="Arial"/>
-          <w:color w:val="000000"/>
-          <w:sz w:val="18"/>
-          <w:szCs w:val="22"/>
-          <w:lang w:eastAsia="ar-SA"/>
-        </w:rPr>
-        <w:t>Made build system improvements that resulting in our builds being 25-30% faster.</w:t>
-      </w:r>
-    </w:p>
-    <w:p>
-      <w:pPr>
-        <w:pStyle w:val="ListParagraph"/>
-        <w:numPr>
-          <w:ilvl w:val="0"/>
-          <w:numId w:val="10"/>
-        </w:numPr>
-        <w:tabs>
-          <w:tab w:val="left" w:pos="-720"/>
-        </w:tabs>
-        <w:ind w:right="-720"/>
-        <w:rPr>
-          <w:rFonts w:ascii="Arial" w:hAnsi="Arial"/>
-          <w:color w:val="000000"/>
-          <w:sz w:val="18"/>
-          <w:szCs w:val="22"/>
-          <w:lang w:eastAsia="ar-SA"/>
-        </w:rPr>
-      </w:pPr>
-      <w:r>
-        <w:rPr>
-          <w:rFonts w:ascii="Arial" w:hAnsi="Arial"/>
-          <w:color w:val="000000"/>
-          <w:sz w:val="18"/>
-          <w:szCs w:val="22"/>
-          <w:lang w:eastAsia="ar-SA"/>
-        </w:rPr>
-        <w:t xml:space="preserve">Participated in </w:t>
-      </w:r>
-      <w:r>
-        <w:rPr>
-          <w:rFonts w:ascii="Arial" w:hAnsi="Arial"/>
-          <w:color w:val="000000"/>
-          <w:sz w:val="18"/>
-          <w:szCs w:val="22"/>
-          <w:lang w:eastAsia="ar-SA"/>
-        </w:rPr>
-        <w:t>hundre</w:t>
-      </w:r>
-      <w:r>
-        <w:rPr>
-          <w:rFonts w:ascii="Arial" w:hAnsi="Arial"/>
-          <w:color w:val="000000"/>
-          <w:sz w:val="18"/>
-          <w:szCs w:val="22"/>
-          <w:lang w:eastAsia="ar-SA"/>
-        </w:rPr>
-        <w:t>d</w:t>
-      </w:r>
-      <w:r>
-        <w:rPr>
-          <w:rFonts w:ascii="Arial" w:hAnsi="Arial"/>
-          <w:color w:val="000000"/>
-          <w:sz w:val="18"/>
-          <w:szCs w:val="22"/>
-          <w:lang w:eastAsia="ar-SA"/>
-        </w:rPr>
-        <w:t>s</w:t>
-      </w:r>
-      <w:r>
-        <w:rPr>
-          <w:rFonts w:ascii="Arial" w:hAnsi="Arial"/>
-          <w:color w:val="000000"/>
-          <w:sz w:val="18"/>
-          <w:szCs w:val="22"/>
-          <w:lang w:eastAsia="ar-SA"/>
-        </w:rPr>
-        <w:t xml:space="preserve"> of onsite interviews for potential candidates to work at Indeed.</w:t>
-      </w:r>
-    </w:p>
-    <w:bookmarkEnd w:id="0"/>
+        <w:t>Participated in hundreds of onsite interviews for potential candidates to work at Indeed.</w:t>
+      </w:r>
+    </w:p>
     <w:bookmarkEnd w:id="1"/>
-    <w:p>
-      <w:pPr>
-        <w:tabs>
-          <w:tab w:val="left" w:pos="-720"/>
-        </w:tabs>
-        <w:ind w:right="-720"/>
-        <w:rPr>
-          <w:rFonts w:ascii="Arial" w:hAnsi="Arial"/>
-          <w:b/>
-          <w:color w:val="000000"/>
-          <w:sz w:val="18"/>
-          <w:szCs w:val="22"/>
-          <w:lang w:eastAsia="ar-SA"/>
-        </w:rPr>
-      </w:pPr>
-    </w:p>
-    <w:p>
-      <w:pPr>
-        <w:tabs>
-          <w:tab w:val="left" w:pos="-720"/>
-        </w:tabs>
-        <w:ind w:right="-720"/>
-        <w:rPr>
-          <w:rFonts w:ascii="Arial" w:hAnsi="Arial"/>
-          <w:b/>
-          <w:color w:val="000000"/>
-          <w:sz w:val="18"/>
-          <w:szCs w:val="22"/>
-          <w:lang w:eastAsia="ar-SA"/>
-        </w:rPr>
-      </w:pPr>
-    </w:p>
+    <w:bookmarkEnd w:id="2"/>
     <w:p>
       <w:pPr>
         <w:widowControl/>
@@ -1968,6 +1645,20 @@
           <w:lang w:eastAsia="ar-SA"/>
         </w:rPr>
       </w:pPr>
+    </w:p>
+    <w:p>
+      <w:pPr>
+        <w:widowControl/>
+        <w:suppressAutoHyphens w:val="0"/>
+        <w:rPr>
+          <w:rFonts w:ascii="Arial" w:hAnsi="Arial"/>
+          <w:b/>
+          <w:color w:val="000000"/>
+          <w:sz w:val="18"/>
+          <w:szCs w:val="22"/>
+          <w:lang w:eastAsia="ar-SA"/>
+        </w:rPr>
+      </w:pPr>
       <w:r>
         <w:rPr>
           <w:rFonts w:ascii="Arial" w:hAnsi="Arial"/>
@@ -2016,8 +1707,8 @@
           <w:lang w:eastAsia="ar-SA"/>
         </w:rPr>
       </w:pPr>
-      <w:bookmarkStart w:id="4" w:name="OLE_LINK7"/>
-      <w:bookmarkStart w:id="5" w:name="OLE_LINK8"/>
+      <w:bookmarkStart w:id="9" w:name="OLE_LINK7"/>
+      <w:bookmarkStart w:id="10" w:name="OLE_LINK8"/>
       <w:r>
         <w:rPr>
           <w:rFonts w:ascii="Arial" w:hAnsi="Arial"/>
@@ -2029,8 +1720,8 @@
         </w:rPr>
         <w:t>Technical Lead, Platform QA</w:t>
       </w:r>
-      <w:bookmarkEnd w:id="4"/>
-      <w:bookmarkEnd w:id="5"/>
+      <w:bookmarkEnd w:id="9"/>
+      <w:bookmarkEnd w:id="10"/>
       <w:r>
         <w:rPr>
           <w:rFonts w:ascii="Arial" w:hAnsi="Arial"/>
@@ -2081,93 +1772,18 @@
         <w:ind w:right="-720"/>
         <w:rPr>
           <w:rFonts w:ascii="Arial" w:hAnsi="Arial"/>
-          <w:color w:val="000000"/>
-          <w:sz w:val="18"/>
-          <w:szCs w:val="22"/>
-          <w:lang w:eastAsia="ar-SA"/>
-        </w:rPr>
-      </w:pPr>
-    </w:p>
-    <w:p>
-      <w:pPr>
-        <w:pStyle w:val="ListParagraph"/>
-        <w:numPr>
-          <w:ilvl w:val="0"/>
-          <w:numId w:val="12"/>
-        </w:numPr>
-        <w:tabs>
-          <w:tab w:val="left" w:pos="-720"/>
-        </w:tabs>
-        <w:ind w:right="-720"/>
-        <w:rPr>
-          <w:rFonts w:ascii="Arial" w:hAnsi="Arial"/>
-          <w:color w:val="000000"/>
-          <w:sz w:val="18"/>
-          <w:szCs w:val="22"/>
-          <w:lang w:eastAsia="ar-SA"/>
-        </w:rPr>
-      </w:pPr>
-      <w:bookmarkStart w:id="6" w:name="OLE_LINK9"/>
-      <w:bookmarkStart w:id="7" w:name="OLE_LINK10"/>
-      <w:r>
-        <w:rPr>
-          <w:rFonts w:ascii="Arial" w:hAnsi="Arial"/>
-          <w:color w:val="000000"/>
-          <w:sz w:val="18"/>
-          <w:szCs w:val="22"/>
-          <w:lang w:eastAsia="ar-SA"/>
-        </w:rPr>
-        <w:t>Developed automated testing system to verify that playback of DRM content from sites like Netflix and YouTube continue</w:t>
-      </w:r>
-      <w:r>
-        <w:rPr>
-          <w:rFonts w:ascii="Arial" w:hAnsi="Arial"/>
-          <w:color w:val="000000"/>
-          <w:sz w:val="18"/>
-          <w:szCs w:val="22"/>
-          <w:lang w:eastAsia="ar-SA"/>
-        </w:rPr>
-        <w:t>d</w:t>
-      </w:r>
-      <w:r>
-        <w:rPr>
-          <w:rFonts w:ascii="Arial" w:hAnsi="Arial"/>
-          <w:color w:val="000000"/>
-          <w:sz w:val="18"/>
-          <w:szCs w:val="22"/>
-          <w:lang w:eastAsia="ar-SA"/>
-        </w:rPr>
-        <w:t xml:space="preserve"> to work as Firefox change</w:t>
-      </w:r>
-      <w:r>
-        <w:rPr>
-          <w:rFonts w:ascii="Arial" w:hAnsi="Arial"/>
-          <w:color w:val="000000"/>
-          <w:sz w:val="18"/>
-          <w:szCs w:val="22"/>
-          <w:lang w:eastAsia="ar-SA"/>
-        </w:rPr>
-        <w:t>d</w:t>
-      </w:r>
-      <w:r>
-        <w:rPr>
-          <w:rFonts w:ascii="Arial" w:hAnsi="Arial"/>
-          <w:color w:val="000000"/>
-          <w:sz w:val="18"/>
-          <w:szCs w:val="22"/>
-          <w:lang w:eastAsia="ar-SA"/>
-        </w:rPr>
-        <w:t>.</w:t>
-      </w:r>
-    </w:p>
-    <w:bookmarkEnd w:id="6"/>
-    <w:bookmarkEnd w:id="7"/>
-    <w:p>
-      <w:pPr>
-        <w:tabs>
-          <w:tab w:val="left" w:pos="-720"/>
-        </w:tabs>
-        <w:ind w:right="-720"/>
+          <w:b/>
+          <w:color w:val="000000"/>
+          <w:sz w:val="18"/>
+          <w:szCs w:val="22"/>
+          <w:lang w:eastAsia="ar-SA"/>
+        </w:rPr>
+      </w:pPr>
+    </w:p>
+    <w:p>
+      <w:pPr>
+        <w:widowControl/>
+        <w:suppressAutoHyphens w:val="0"/>
         <w:rPr>
           <w:rFonts w:ascii="Arial" w:hAnsi="Arial"/>
           <w:b/>
@@ -2316,8 +1932,8 @@
           <w:lang w:eastAsia="ar-SA"/>
         </w:rPr>
       </w:pPr>
-      <w:bookmarkStart w:id="8" w:name="OLE_LINK11"/>
-      <w:bookmarkStart w:id="9" w:name="OLE_LINK12"/>
+      <w:bookmarkStart w:id="11" w:name="OLE_LINK11"/>
+      <w:bookmarkStart w:id="12" w:name="OLE_LINK12"/>
       <w:r>
         <w:rPr>
           <w:rFonts w:ascii="Arial" w:hAnsi="Arial"/>
@@ -2489,8 +2105,8 @@
         <w:t>Reduced open bug count by 80%.</w:t>
       </w:r>
     </w:p>
-    <w:bookmarkEnd w:id="8"/>
-    <w:bookmarkEnd w:id="9"/>
+    <w:bookmarkEnd w:id="11"/>
+    <w:bookmarkEnd w:id="12"/>
     <w:p>
       <w:pPr>
         <w:tabs>
@@ -2623,95 +2239,6 @@
         <w:t>.</w:t>
       </w:r>
     </w:p>
-    <w:p>
-      <w:pPr>
-        <w:tabs>
-          <w:tab w:val="left" w:pos="-720"/>
-        </w:tabs>
-        <w:ind w:right="-720"/>
-        <w:rPr>
-          <w:rFonts w:ascii="Arial" w:hAnsi="Arial"/>
-          <w:color w:val="000000"/>
-          <w:sz w:val="18"/>
-          <w:szCs w:val="22"/>
-          <w:lang w:eastAsia="ar-SA"/>
-        </w:rPr>
-      </w:pPr>
-    </w:p>
-    <w:p>
-      <w:pPr>
-        <w:pStyle w:val="ListParagraph"/>
-        <w:numPr>
-          <w:ilvl w:val="0"/>
-          <w:numId w:val="8"/>
-        </w:numPr>
-        <w:tabs>
-          <w:tab w:val="left" w:pos="-720"/>
-        </w:tabs>
-        <w:ind w:right="-720"/>
-        <w:rPr>
-          <w:rFonts w:ascii="Arial" w:hAnsi="Arial"/>
-          <w:color w:val="000000"/>
-          <w:sz w:val="18"/>
-          <w:szCs w:val="22"/>
-          <w:lang w:eastAsia="ar-SA"/>
-        </w:rPr>
-      </w:pPr>
-      <w:bookmarkStart w:id="10" w:name="OLE_LINK13"/>
-      <w:bookmarkStart w:id="11" w:name="OLE_LINK14"/>
-      <w:r>
-        <w:rPr>
-          <w:rFonts w:ascii="Arial" w:hAnsi="Arial"/>
-          <w:color w:val="000000"/>
-          <w:sz w:val="18"/>
-          <w:szCs w:val="22"/>
-          <w:lang w:eastAsia="ar-SA"/>
-        </w:rPr>
-        <w:t>Standardized builds of embedded operating systems and software for Android, Embedded Linux, Windows 7, and standard Linux using yocto, repo, Android SDK, Java/ant, Visual Studio/msbuild.</w:t>
-      </w:r>
-    </w:p>
-    <w:p>
-      <w:pPr>
-        <w:pStyle w:val="ListParagraph"/>
-        <w:numPr>
-          <w:ilvl w:val="0"/>
-          <w:numId w:val="8"/>
-        </w:numPr>
-        <w:tabs>
-          <w:tab w:val="left" w:pos="-720"/>
-        </w:tabs>
-        <w:ind w:right="-720"/>
-        <w:rPr>
-          <w:rFonts w:ascii="Arial" w:hAnsi="Arial"/>
-          <w:color w:val="000000"/>
-          <w:sz w:val="18"/>
-          <w:szCs w:val="22"/>
-          <w:lang w:eastAsia="ar-SA"/>
-        </w:rPr>
-      </w:pPr>
-      <w:r>
-        <w:rPr>
-          <w:rFonts w:ascii="Arial" w:hAnsi="Arial"/>
-          <w:color w:val="000000"/>
-          <w:sz w:val="18"/>
-          <w:szCs w:val="22"/>
-          <w:lang w:eastAsia="ar-SA"/>
-        </w:rPr>
-        <w:t>Developed automation of RESTful network services usin</w:t>
-      </w:r>
-      <w:r>
-        <w:rPr>
-          <w:rFonts w:ascii="Arial" w:hAnsi="Arial"/>
-          <w:color w:val="000000"/>
-          <w:sz w:val="18"/>
-          <w:szCs w:val="22"/>
-          <w:lang w:eastAsia="ar-SA"/>
-        </w:rPr>
-        <w:t>g vagrant, virtualbox, and ruby as part of continuous integration using Jenkins.</w:t>
-      </w:r>
-    </w:p>
-    <w:bookmarkEnd w:id="10"/>
-    <w:bookmarkEnd w:id="11"/>
     <w:p>
       <w:pPr>
         <w:widowControl/>
@@ -2887,8 +2414,8 @@
           <w:lang w:eastAsia="ar-SA"/>
         </w:rPr>
       </w:pPr>
-      <w:bookmarkStart w:id="12" w:name="OLE_LINK15"/>
-      <w:bookmarkStart w:id="13" w:name="OLE_LINK16"/>
+      <w:bookmarkStart w:id="13" w:name="OLE_LINK15"/>
+      <w:bookmarkStart w:id="14" w:name="OLE_LINK16"/>
       <w:r>
         <w:rPr>
           <w:rFonts w:ascii="Arial" w:hAnsi="Arial"/>
@@ -2928,6 +2455,16 @@
           <w:lang w:eastAsia="ar-SA"/>
         </w:rPr>
         <w:t>app</w:t>
+      </w:r>
+      <w:r>
+        <w:rPr>
+          <w:rFonts w:ascii="Arial" w:hAnsi="Arial"/>
+          <w:color w:val="000000"/>
+          <w:sz w:val="18"/>
+          <w:szCs w:val="22"/>
+          <w:lang w:eastAsia="ar-SA"/>
+        </w:rPr>
+        <w:t xml:space="preserve"> (now discontinued)</w:t>
       </w:r>
       <w:r>
         <w:rPr>
@@ -2971,8 +2508,8 @@
         <w:t>Version 1.3 shipped in the App Store in September 2012.</w:t>
       </w:r>
     </w:p>
-    <w:bookmarkEnd w:id="12"/>
     <w:bookmarkEnd w:id="13"/>
+    <w:bookmarkEnd w:id="14"/>
     <w:p>
       <w:pPr>
         <w:widowControl/>
@@ -3685,6 +3222,7 @@
           <w:lang w:eastAsia="ar-SA"/>
         </w:rPr>
       </w:pPr>
+      <w:bookmarkStart w:id="15" w:name="_Hlk204379077"/>
       <w:r>
         <w:rPr>
           <w:rFonts w:ascii="Arial" w:hAnsi="Arial"/>
@@ -3716,233 +3254,512 @@
           <w:szCs w:val="22"/>
           <w:lang w:eastAsia="ar-SA"/>
         </w:rPr>
-        <w:t>)</w:t>
-      </w:r>
-      <w:r>
-        <w:rPr>
-          <w:rFonts w:ascii="Arial" w:hAnsi="Arial"/>
-          <w:b/>
-          <w:color w:val="000000"/>
-          <w:sz w:val="18"/>
-          <w:szCs w:val="22"/>
-          <w:lang w:eastAsia="ar-SA"/>
-        </w:rPr>
-        <w:t>,</w:t>
-      </w:r>
-      <w:r>
-        <w:rPr>
-          <w:rFonts w:ascii="Arial" w:hAnsi="Arial"/>
-          <w:b/>
-          <w:color w:val="000000"/>
-          <w:sz w:val="18"/>
-          <w:szCs w:val="22"/>
+        <w:t xml:space="preserve">), </w:t>
+      </w:r>
+      <w:r>
+        <w:rPr>
+          <w:rFonts w:ascii="Arial" w:hAnsi="Arial"/>
+          <w:bCs/>
+          <w:color w:val="000000"/>
+          <w:sz w:val="18"/>
+          <w:szCs w:val="22"/>
+          <w:lang w:eastAsia="ar-SA"/>
+        </w:rPr>
+        <w:t>Santa Clara, California</w:t>
+      </w:r>
+      <w:r>
+        <w:rPr>
+          <w:rFonts w:ascii="Arial" w:hAnsi="Arial"/>
+          <w:bCs/>
+          <w:color w:val="000000"/>
+          <w:sz w:val="18"/>
+          <w:szCs w:val="22"/>
+          <w:lang w:eastAsia="ar-SA"/>
+        </w:rPr>
+        <w:t xml:space="preserve"> / </w:t>
+      </w:r>
+      <w:proofErr w:type="spellStart"/>
+      <w:r>
+        <w:rPr>
+          <w:rFonts w:ascii="Arial" w:hAnsi="Arial"/>
+          <w:b/>
+          <w:color w:val="000000"/>
+          <w:sz w:val="18"/>
+          <w:szCs w:val="22"/>
+          <w:lang w:eastAsia="ar-SA"/>
+        </w:rPr>
+        <w:t>StyleWare</w:t>
+      </w:r>
+      <w:proofErr w:type="spellEnd"/>
+      <w:r>
+        <w:rPr>
+          <w:rFonts w:ascii="Arial" w:hAnsi="Arial"/>
+          <w:b/>
+          <w:color w:val="000000"/>
+          <w:sz w:val="18"/>
+          <w:szCs w:val="22"/>
+          <w:lang w:eastAsia="ar-SA"/>
+        </w:rPr>
+        <w:t xml:space="preserve">, Inc., </w:t>
+      </w:r>
+      <w:r>
+        <w:rPr>
+          <w:rFonts w:ascii="Arial" w:hAnsi="Arial"/>
+          <w:bCs/>
+          <w:color w:val="000000"/>
+          <w:sz w:val="18"/>
+          <w:szCs w:val="22"/>
+          <w:lang w:eastAsia="ar-SA"/>
+        </w:rPr>
+        <w:t>Houston, Texas</w:t>
+      </w:r>
+    </w:p>
+    <w:p>
+      <w:pPr>
+        <w:tabs>
+          <w:tab w:val="left" w:pos="-720"/>
+        </w:tabs>
+        <w:ind w:right="-720"/>
+        <w:rPr>
+          <w:rFonts w:ascii="Arial" w:hAnsi="Arial"/>
+          <w:color w:val="000000"/>
+          <w:sz w:val="18"/>
+          <w:szCs w:val="22"/>
+          <w:lang w:eastAsia="ar-SA"/>
+        </w:rPr>
+      </w:pPr>
+      <w:r>
+        <w:rPr>
+          <w:rFonts w:ascii="Arial" w:hAnsi="Arial"/>
+          <w:b/>
+          <w:color w:val="000000"/>
+          <w:sz w:val="18"/>
+          <w:szCs w:val="22"/>
+          <w:lang w:eastAsia="ar-SA"/>
+        </w:rPr>
+        <w:t>Software Engineer</w:t>
+      </w:r>
+      <w:r>
+        <w:rPr>
+          <w:rFonts w:ascii="Arial" w:hAnsi="Arial"/>
+          <w:color w:val="000000"/>
+          <w:sz w:val="18"/>
+          <w:szCs w:val="22"/>
+          <w:lang w:eastAsia="ar-SA"/>
+        </w:rPr>
+        <w:t>, December 1987-March 1996</w:t>
+      </w:r>
+    </w:p>
+    <w:bookmarkEnd w:id="15"/>
+    <w:p>
+      <w:pPr>
+        <w:tabs>
+          <w:tab w:val="left" w:pos="-720"/>
+        </w:tabs>
+        <w:ind w:right="-720"/>
+        <w:rPr>
+          <w:rFonts w:ascii="Arial" w:hAnsi="Arial"/>
+          <w:color w:val="000000"/>
+          <w:sz w:val="18"/>
+          <w:szCs w:val="22"/>
+          <w:lang w:eastAsia="ar-SA"/>
+        </w:rPr>
+      </w:pPr>
+    </w:p>
+    <w:p>
+      <w:pPr>
+        <w:tabs>
+          <w:tab w:val="left" w:pos="-720"/>
+        </w:tabs>
+        <w:ind w:right="-720"/>
+        <w:rPr>
+          <w:rFonts w:ascii="Arial" w:hAnsi="Arial"/>
+          <w:b/>
+          <w:color w:val="000000"/>
+          <w:sz w:val="20"/>
+          <w:szCs w:val="22"/>
+          <w:lang w:eastAsia="ar-SA"/>
+        </w:rPr>
+      </w:pPr>
+      <w:r>
+        <w:rPr>
+          <w:rFonts w:ascii="Arial" w:hAnsi="Arial"/>
+          <w:b/>
+          <w:color w:val="000000"/>
+          <w:sz w:val="20"/>
+          <w:szCs w:val="22"/>
+          <w:lang w:eastAsia="ar-SA"/>
+        </w:rPr>
+        <w:t>SKILLS</w:t>
+      </w:r>
+    </w:p>
+    <w:p>
+      <w:pPr>
+        <w:tabs>
+          <w:tab w:val="left" w:pos="-720"/>
+        </w:tabs>
+        <w:ind w:right="-720"/>
+        <w:rPr>
+          <w:rFonts w:ascii="Arial" w:hAnsi="Arial"/>
+          <w:color w:val="000000"/>
+          <w:sz w:val="18"/>
+          <w:szCs w:val="22"/>
+          <w:lang w:eastAsia="ar-SA"/>
+        </w:rPr>
+      </w:pPr>
+    </w:p>
+    <w:p>
+      <w:pPr>
+        <w:tabs>
+          <w:tab w:val="left" w:pos="-720"/>
+        </w:tabs>
+        <w:ind w:right="-720"/>
+        <w:jc w:val="both"/>
+        <w:rPr>
+          <w:rFonts w:ascii="Arial" w:hAnsi="Arial"/>
+          <w:color w:val="000000"/>
+          <w:sz w:val="18"/>
+          <w:szCs w:val="18"/>
+          <w:lang w:eastAsia="ar-SA"/>
+        </w:rPr>
+      </w:pPr>
+      <w:bookmarkStart w:id="16" w:name="_Hlk204379090"/>
+      <w:r>
+        <w:rPr>
+          <w:rFonts w:ascii="Arial" w:hAnsi="Arial"/>
+          <w:color w:val="000000"/>
+          <w:sz w:val="18"/>
+          <w:szCs w:val="18"/>
+          <w:lang w:eastAsia="ar-SA"/>
+        </w:rPr>
+        <w:t xml:space="preserve">Swift, SwiftUI, </w:t>
+      </w:r>
+      <w:proofErr w:type="spellStart"/>
+      <w:r>
+        <w:rPr>
+          <w:rFonts w:ascii="Arial" w:hAnsi="Arial"/>
+          <w:color w:val="000000"/>
+          <w:sz w:val="18"/>
+          <w:szCs w:val="18"/>
+          <w:lang w:eastAsia="ar-SA"/>
+        </w:rPr>
+        <w:t>UIKit</w:t>
+      </w:r>
+      <w:proofErr w:type="spellEnd"/>
+      <w:r>
+        <w:rPr>
+          <w:rFonts w:ascii="Arial" w:hAnsi="Arial"/>
+          <w:color w:val="000000"/>
+          <w:sz w:val="18"/>
+          <w:szCs w:val="18"/>
+          <w:lang w:eastAsia="ar-SA"/>
+        </w:rPr>
+        <w:t xml:space="preserve">  Combine, </w:t>
+      </w:r>
+      <w:r>
+        <w:rPr>
+          <w:rFonts w:ascii="Arial" w:hAnsi="Arial"/>
+          <w:color w:val="000000"/>
+          <w:sz w:val="18"/>
+          <w:szCs w:val="18"/>
+          <w:lang w:eastAsia="ar-SA"/>
+        </w:rPr>
+        <w:t>Xcode</w:t>
+      </w:r>
+      <w:r>
+        <w:rPr>
+          <w:rFonts w:ascii="Arial" w:hAnsi="Arial"/>
+          <w:color w:val="000000"/>
+          <w:sz w:val="18"/>
+          <w:szCs w:val="18"/>
+          <w:lang w:eastAsia="ar-SA"/>
+        </w:rPr>
+        <w:t xml:space="preserve">, Bash/shell scripting, Java, </w:t>
+      </w:r>
+      <w:proofErr w:type="spellStart"/>
+      <w:r>
+        <w:rPr>
+          <w:rFonts w:ascii="Arial" w:hAnsi="Arial"/>
+          <w:color w:val="000000"/>
+          <w:sz w:val="18"/>
+          <w:szCs w:val="18"/>
+          <w:lang w:eastAsia="ar-SA"/>
+        </w:rPr>
+        <w:t>GraphQL</w:t>
+      </w:r>
+      <w:proofErr w:type="spellEnd"/>
+      <w:r>
+        <w:rPr>
+          <w:rFonts w:ascii="Arial" w:hAnsi="Arial"/>
+          <w:color w:val="000000"/>
+          <w:sz w:val="18"/>
+          <w:szCs w:val="18"/>
+          <w:lang w:eastAsia="ar-SA"/>
+        </w:rPr>
+        <w:t xml:space="preserve">, Apollo Federation, Python, Spring, Spring Boot, </w:t>
+      </w:r>
+      <w:r>
+        <w:rPr>
+          <w:rFonts w:ascii="Arial" w:hAnsi="Arial"/>
+          <w:color w:val="000000"/>
+          <w:sz w:val="18"/>
+          <w:szCs w:val="18"/>
+          <w:lang w:eastAsia="ar-SA"/>
+        </w:rPr>
+        <w:t xml:space="preserve">Objective C, </w:t>
+      </w:r>
+      <w:r>
+        <w:rPr>
+          <w:rFonts w:ascii="Arial" w:hAnsi="Arial"/>
+          <w:color w:val="000000"/>
+          <w:sz w:val="18"/>
+          <w:szCs w:val="18"/>
+          <w:lang w:eastAsia="ar-SA"/>
+        </w:rPr>
+        <w:t xml:space="preserve">RESTful APIs, </w:t>
+      </w:r>
+      <w:proofErr w:type="spellStart"/>
+      <w:r>
+        <w:rPr>
+          <w:rFonts w:ascii="Arial" w:hAnsi="Arial"/>
+          <w:color w:val="000000"/>
+          <w:sz w:val="18"/>
+          <w:szCs w:val="18"/>
+          <w:lang w:eastAsia="ar-SA"/>
+        </w:rPr>
+        <w:t>Javascript</w:t>
+      </w:r>
+      <w:proofErr w:type="spellEnd"/>
+      <w:r>
+        <w:rPr>
+          <w:rFonts w:ascii="Arial" w:hAnsi="Arial"/>
+          <w:color w:val="000000"/>
+          <w:sz w:val="18"/>
+          <w:szCs w:val="18"/>
+          <w:lang w:eastAsia="ar-SA"/>
+        </w:rPr>
+        <w:t xml:space="preserve">, Soy, HTML, CSS, Django, </w:t>
+      </w:r>
+      <w:r>
+        <w:rPr>
+          <w:rFonts w:ascii="Arial" w:hAnsi="Arial"/>
+          <w:color w:val="000000"/>
+          <w:sz w:val="18"/>
+          <w:szCs w:val="18"/>
+          <w:lang w:eastAsia="ar-SA"/>
+        </w:rPr>
+        <w:t xml:space="preserve">C, </w:t>
+      </w:r>
+      <w:r>
+        <w:rPr>
+          <w:rFonts w:ascii="Arial" w:hAnsi="Arial"/>
+          <w:color w:val="000000"/>
+          <w:sz w:val="18"/>
+          <w:szCs w:val="18"/>
+          <w:lang w:eastAsia="ar-SA"/>
+        </w:rPr>
+        <w:t>SQL,</w:t>
+      </w:r>
+      <w:r>
+        <w:rPr>
+          <w:rFonts w:ascii="Arial" w:hAnsi="Arial"/>
+          <w:color w:val="000000"/>
+          <w:sz w:val="18"/>
+          <w:szCs w:val="18"/>
+          <w:lang w:eastAsia="ar-SA"/>
+        </w:rPr>
+        <w:t xml:space="preserve"> Perl, </w:t>
+      </w:r>
+      <w:proofErr w:type="spellStart"/>
+      <w:r>
+        <w:rPr>
+          <w:rFonts w:ascii="Arial" w:hAnsi="Arial"/>
+          <w:color w:val="000000"/>
+          <w:sz w:val="18"/>
+          <w:szCs w:val="18"/>
+          <w:lang w:eastAsia="ar-SA"/>
+        </w:rPr>
+        <w:t>Tcl</w:t>
+      </w:r>
+      <w:proofErr w:type="spellEnd"/>
+      <w:r>
+        <w:rPr>
+          <w:rFonts w:ascii="Arial" w:hAnsi="Arial"/>
+          <w:color w:val="000000"/>
+          <w:sz w:val="18"/>
+          <w:szCs w:val="18"/>
+          <w:lang w:eastAsia="ar-SA"/>
+        </w:rPr>
+        <w:t xml:space="preserve">, Ruby, Eclipse, MacOS, iOS, Unix, Linux, Windows, Visual Studio, </w:t>
+      </w:r>
+      <w:proofErr w:type="spellStart"/>
+      <w:r>
+        <w:rPr>
+          <w:rFonts w:ascii="Arial" w:hAnsi="Arial"/>
+          <w:color w:val="000000"/>
+          <w:sz w:val="18"/>
+          <w:szCs w:val="18"/>
+          <w:lang w:eastAsia="ar-SA"/>
+        </w:rPr>
+        <w:t>cvs</w:t>
+      </w:r>
+      <w:proofErr w:type="spellEnd"/>
+      <w:r>
+        <w:rPr>
+          <w:rFonts w:ascii="Arial" w:hAnsi="Arial"/>
+          <w:color w:val="000000"/>
+          <w:sz w:val="18"/>
+          <w:szCs w:val="18"/>
+          <w:lang w:eastAsia="ar-SA"/>
+        </w:rPr>
+        <w:t xml:space="preserve">, Subversion, Perforce, git, </w:t>
+      </w:r>
+      <w:proofErr w:type="spellStart"/>
+      <w:r>
+        <w:rPr>
+          <w:rFonts w:ascii="Arial" w:hAnsi="Arial"/>
+          <w:color w:val="000000"/>
+          <w:sz w:val="18"/>
+          <w:szCs w:val="18"/>
+          <w:lang w:eastAsia="ar-SA"/>
+        </w:rPr>
+        <w:t>Bitkeeper</w:t>
+      </w:r>
+      <w:proofErr w:type="spellEnd"/>
+      <w:r>
+        <w:rPr>
+          <w:rFonts w:ascii="Arial" w:hAnsi="Arial"/>
+          <w:color w:val="000000"/>
+          <w:sz w:val="18"/>
+          <w:szCs w:val="18"/>
+          <w:lang w:eastAsia="ar-SA"/>
+        </w:rPr>
+        <w:t xml:space="preserve">, </w:t>
+      </w:r>
+      <w:r>
+        <w:rPr>
+          <w:rFonts w:ascii="Arial" w:hAnsi="Arial"/>
+          <w:color w:val="000000"/>
+          <w:sz w:val="18"/>
+          <w:szCs w:val="18"/>
+          <w:lang w:eastAsia="ar-SA"/>
+        </w:rPr>
+        <w:t xml:space="preserve">Mercurial, </w:t>
+      </w:r>
+      <w:proofErr w:type="spellStart"/>
+      <w:r>
+        <w:rPr>
+          <w:rFonts w:ascii="Arial" w:hAnsi="Arial"/>
+          <w:color w:val="000000"/>
+          <w:sz w:val="18"/>
+          <w:szCs w:val="18"/>
+          <w:lang w:eastAsia="ar-SA"/>
+        </w:rPr>
+        <w:t>gcc</w:t>
+      </w:r>
+      <w:proofErr w:type="spellEnd"/>
+      <w:r>
+        <w:rPr>
+          <w:rFonts w:ascii="Arial" w:hAnsi="Arial"/>
+          <w:color w:val="000000"/>
+          <w:sz w:val="18"/>
+          <w:szCs w:val="18"/>
+          <w:lang w:eastAsia="ar-SA"/>
+        </w:rPr>
+        <w:t>, Jenkins, VMWare, Cocoa, Bugzilla, JIRA,</w:t>
+      </w:r>
+      <w:r>
+        <w:rPr>
+          <w:rFonts w:ascii="Arial" w:hAnsi="Arial"/>
+          <w:color w:val="000000"/>
+          <w:sz w:val="18"/>
+          <w:szCs w:val="18"/>
           <w:lang w:eastAsia="ar-SA"/>
         </w:rPr>
         <w:t xml:space="preserve"> </w:t>
       </w:r>
-      <w:r>
-        <w:rPr>
-          <w:rFonts w:ascii="Arial" w:hAnsi="Arial"/>
+      <w:proofErr w:type="spellStart"/>
+      <w:r>
+        <w:rPr>
+          <w:rFonts w:ascii="Arial" w:hAnsi="Arial"/>
+          <w:color w:val="000000"/>
+          <w:sz w:val="18"/>
+          <w:szCs w:val="18"/>
+          <w:lang w:eastAsia="ar-SA"/>
+        </w:rPr>
+        <w:t>yocto</w:t>
+      </w:r>
+      <w:proofErr w:type="spellEnd"/>
+      <w:r>
+        <w:rPr>
+          <w:rFonts w:ascii="Arial" w:hAnsi="Arial"/>
+          <w:color w:val="000000"/>
+          <w:sz w:val="18"/>
+          <w:szCs w:val="18"/>
+          <w:lang w:eastAsia="ar-SA"/>
+        </w:rPr>
+        <w:t>, repo, vagrant, VirtualBox</w:t>
+      </w:r>
+      <w:r>
+        <w:rPr>
+          <w:rFonts w:ascii="Arial" w:hAnsi="Arial"/>
+          <w:color w:val="000000"/>
+          <w:sz w:val="18"/>
+          <w:szCs w:val="18"/>
+          <w:lang w:eastAsia="ar-SA"/>
+        </w:rPr>
+        <w:t>, Marionette, hobo, Datadog, Terraform, Kubernetes, Avro, Kafka, Docker, make, Subversion, Pascal, Assembly Language</w:t>
+      </w:r>
+    </w:p>
+    <w:bookmarkEnd w:id="16"/>
+    <w:p>
+      <w:pPr>
+        <w:tabs>
+          <w:tab w:val="left" w:pos="-720"/>
+        </w:tabs>
+        <w:ind w:right="-720"/>
+        <w:rPr>
+          <w:rFonts w:ascii="Arial" w:hAnsi="Arial"/>
+          <w:color w:val="000000"/>
+          <w:sz w:val="18"/>
+          <w:szCs w:val="18"/>
+          <w:lang w:eastAsia="ar-SA"/>
+        </w:rPr>
+      </w:pPr>
+    </w:p>
+    <w:p>
+      <w:pPr>
+        <w:tabs>
+          <w:tab w:val="left" w:pos="-720"/>
+        </w:tabs>
+        <w:ind w:right="-720"/>
+        <w:rPr>
+          <w:rFonts w:ascii="Arial" w:hAnsi="Arial"/>
+          <w:color w:val="000000"/>
+          <w:sz w:val="18"/>
+          <w:szCs w:val="18"/>
+          <w:lang w:eastAsia="ar-SA"/>
+        </w:rPr>
+      </w:pPr>
+      <w:r>
+        <w:rPr>
+          <w:rFonts w:ascii="Arial" w:hAnsi="Arial"/>
+          <w:b/>
           <w:bCs/>
           <w:color w:val="000000"/>
           <w:sz w:val="18"/>
-          <w:szCs w:val="22"/>
-          <w:lang w:eastAsia="ar-SA"/>
-        </w:rPr>
-        <w:t>Santa Clara, California</w:t>
-      </w:r>
-      <w:r>
-        <w:rPr>
-          <w:rFonts w:ascii="Arial" w:hAnsi="Arial"/>
-          <w:bCs/>
-          <w:color w:val="000000"/>
-          <w:sz w:val="18"/>
-          <w:szCs w:val="22"/>
-          <w:lang w:eastAsia="ar-SA"/>
-        </w:rPr>
-        <w:t>.</w:t>
-      </w:r>
-    </w:p>
-    <w:p>
-      <w:pPr>
-        <w:tabs>
-          <w:tab w:val="left" w:pos="-720"/>
-        </w:tabs>
-        <w:ind w:right="-720"/>
-        <w:rPr>
-          <w:rFonts w:ascii="Arial" w:hAnsi="Arial"/>
-          <w:b/>
-          <w:color w:val="000000"/>
-          <w:sz w:val="18"/>
-          <w:szCs w:val="22"/>
-          <w:lang w:eastAsia="ar-SA"/>
-        </w:rPr>
-      </w:pPr>
-      <w:proofErr w:type="spellStart"/>
-      <w:r>
-        <w:rPr>
-          <w:rFonts w:ascii="Arial" w:hAnsi="Arial"/>
-          <w:b/>
-          <w:color w:val="000000"/>
-          <w:sz w:val="18"/>
-          <w:szCs w:val="22"/>
-          <w:lang w:eastAsia="ar-SA"/>
-        </w:rPr>
-        <w:t>StyleWare</w:t>
-      </w:r>
-      <w:proofErr w:type="spellEnd"/>
-      <w:r>
-        <w:rPr>
-          <w:rFonts w:ascii="Arial" w:hAnsi="Arial"/>
-          <w:b/>
-          <w:color w:val="000000"/>
-          <w:sz w:val="18"/>
-          <w:szCs w:val="22"/>
-          <w:lang w:eastAsia="ar-SA"/>
-        </w:rPr>
-        <w:t xml:space="preserve">, Inc., </w:t>
-      </w:r>
-      <w:r>
-        <w:rPr>
-          <w:rFonts w:ascii="Arial" w:hAnsi="Arial"/>
-          <w:bCs/>
-          <w:color w:val="000000"/>
-          <w:sz w:val="18"/>
-          <w:szCs w:val="22"/>
-          <w:lang w:eastAsia="ar-SA"/>
-        </w:rPr>
-        <w:t>Houston, Texas</w:t>
-      </w:r>
-    </w:p>
-    <w:p>
-      <w:pPr>
-        <w:tabs>
-          <w:tab w:val="left" w:pos="-720"/>
-        </w:tabs>
-        <w:ind w:right="-720"/>
-        <w:rPr>
-          <w:rFonts w:ascii="Arial" w:hAnsi="Arial"/>
-          <w:color w:val="000000"/>
-          <w:sz w:val="18"/>
-          <w:szCs w:val="22"/>
-          <w:lang w:eastAsia="ar-SA"/>
-        </w:rPr>
-      </w:pPr>
-      <w:r>
-        <w:rPr>
-          <w:rFonts w:ascii="Arial" w:hAnsi="Arial"/>
-          <w:b/>
-          <w:color w:val="000000"/>
-          <w:sz w:val="18"/>
-          <w:szCs w:val="22"/>
-          <w:lang w:eastAsia="ar-SA"/>
-        </w:rPr>
-        <w:t>Software Engineer</w:t>
-      </w:r>
-      <w:r>
-        <w:rPr>
-          <w:rFonts w:ascii="Arial" w:hAnsi="Arial"/>
-          <w:color w:val="000000"/>
-          <w:sz w:val="18"/>
-          <w:szCs w:val="22"/>
-          <w:lang w:eastAsia="ar-SA"/>
-        </w:rPr>
-        <w:t xml:space="preserve">, </w:t>
-      </w:r>
-      <w:r>
-        <w:rPr>
-          <w:rFonts w:ascii="Arial" w:hAnsi="Arial"/>
-          <w:color w:val="000000"/>
-          <w:sz w:val="18"/>
-          <w:szCs w:val="22"/>
-          <w:lang w:eastAsia="ar-SA"/>
-        </w:rPr>
-        <w:t>December 1987</w:t>
-      </w:r>
-      <w:r>
-        <w:rPr>
-          <w:rFonts w:ascii="Arial" w:hAnsi="Arial"/>
-          <w:color w:val="000000"/>
-          <w:sz w:val="18"/>
-          <w:szCs w:val="22"/>
-          <w:lang w:eastAsia="ar-SA"/>
-        </w:rPr>
-        <w:t>-March 1996</w:t>
-      </w:r>
-    </w:p>
-    <w:p>
-      <w:pPr>
-        <w:tabs>
-          <w:tab w:val="left" w:pos="-720"/>
-        </w:tabs>
-        <w:ind w:right="-720"/>
-        <w:rPr>
-          <w:rFonts w:ascii="Arial" w:hAnsi="Arial"/>
-          <w:color w:val="000000"/>
-          <w:sz w:val="18"/>
-          <w:szCs w:val="22"/>
-          <w:lang w:eastAsia="ar-SA"/>
-        </w:rPr>
-      </w:pPr>
-    </w:p>
-    <w:p>
-      <w:pPr>
-        <w:tabs>
-          <w:tab w:val="left" w:pos="-720"/>
-        </w:tabs>
-        <w:ind w:right="-720"/>
-        <w:rPr>
-          <w:rFonts w:ascii="Arial" w:hAnsi="Arial"/>
-          <w:b/>
-          <w:color w:val="000000"/>
-          <w:sz w:val="20"/>
-          <w:szCs w:val="22"/>
-          <w:lang w:eastAsia="ar-SA"/>
-        </w:rPr>
-      </w:pPr>
-      <w:r>
-        <w:rPr>
-          <w:rFonts w:ascii="Arial" w:hAnsi="Arial"/>
-          <w:b/>
-          <w:color w:val="000000"/>
-          <w:sz w:val="20"/>
-          <w:szCs w:val="22"/>
-          <w:lang w:eastAsia="ar-SA"/>
-        </w:rPr>
-        <w:t>SKILLS</w:t>
-      </w:r>
-    </w:p>
-    <w:p>
-      <w:pPr>
-        <w:tabs>
-          <w:tab w:val="left" w:pos="-720"/>
-        </w:tabs>
-        <w:ind w:right="-720"/>
-        <w:rPr>
-          <w:rFonts w:ascii="Arial" w:hAnsi="Arial"/>
-          <w:color w:val="000000"/>
-          <w:sz w:val="18"/>
-          <w:szCs w:val="22"/>
-          <w:lang w:eastAsia="ar-SA"/>
-        </w:rPr>
-      </w:pPr>
-    </w:p>
-    <w:p>
-      <w:pPr>
-        <w:tabs>
-          <w:tab w:val="left" w:pos="-720"/>
-        </w:tabs>
-        <w:ind w:right="-720"/>
-        <w:jc w:val="both"/>
-        <w:rPr>
-          <w:rFonts w:ascii="Arial" w:hAnsi="Arial"/>
-          <w:color w:val="000000"/>
-          <w:sz w:val="18"/>
           <w:szCs w:val="18"/>
           <w:lang w:eastAsia="ar-SA"/>
         </w:rPr>
-      </w:pPr>
-      <w:r>
+        <w:t>ONLINE PUBLICATIONS</w:t>
+      </w:r>
+    </w:p>
+    <w:p>
+      <w:pPr>
+        <w:tabs>
+          <w:tab w:val="left" w:pos="-720"/>
+        </w:tabs>
+        <w:ind w:right="-720"/>
         <w:rPr>
           <w:rFonts w:ascii="Arial" w:hAnsi="Arial"/>
           <w:color w:val="000000"/>
@@ -3950,10 +3767,14 @@
           <w:szCs w:val="18"/>
           <w:lang w:eastAsia="ar-SA"/>
         </w:rPr>
-        <w:t xml:space="preserve">Swift, </w:t>
-      </w:r>
-      <w:proofErr w:type="spellStart"/>
-      <w:r>
+      </w:pPr>
+    </w:p>
+    <w:p>
+      <w:pPr>
+        <w:tabs>
+          <w:tab w:val="left" w:pos="-720"/>
+        </w:tabs>
+        <w:ind w:right="-720"/>
         <w:rPr>
           <w:rFonts w:ascii="Arial" w:hAnsi="Arial"/>
           <w:color w:val="000000"/>
@@ -3961,610 +3782,8 @@
           <w:szCs w:val="18"/>
           <w:lang w:eastAsia="ar-SA"/>
         </w:rPr>
-        <w:t>SwiftUI</w:t>
-      </w:r>
-      <w:proofErr w:type="spellEnd"/>
-      <w:r>
-        <w:rPr>
-          <w:rFonts w:ascii="Arial" w:hAnsi="Arial"/>
-          <w:color w:val="000000"/>
-          <w:sz w:val="18"/>
-          <w:szCs w:val="18"/>
-          <w:lang w:eastAsia="ar-SA"/>
-        </w:rPr>
-        <w:t xml:space="preserve">, </w:t>
-      </w:r>
-      <w:proofErr w:type="spellStart"/>
-      <w:r>
-        <w:rPr>
-          <w:rFonts w:ascii="Arial" w:hAnsi="Arial"/>
-          <w:color w:val="000000"/>
-          <w:sz w:val="18"/>
-          <w:szCs w:val="18"/>
-          <w:lang w:eastAsia="ar-SA"/>
-        </w:rPr>
-        <w:t>UIKit</w:t>
-      </w:r>
-      <w:proofErr w:type="spellEnd"/>
-      <w:r>
-        <w:rPr>
-          <w:rFonts w:ascii="Arial" w:hAnsi="Arial"/>
-          <w:color w:val="000000"/>
-          <w:sz w:val="18"/>
-          <w:szCs w:val="18"/>
-          <w:lang w:eastAsia="ar-SA"/>
-        </w:rPr>
-        <w:t xml:space="preserve"> </w:t>
-      </w:r>
-      <w:r>
-        <w:rPr>
-          <w:rFonts w:ascii="Arial" w:hAnsi="Arial"/>
-          <w:color w:val="000000"/>
-          <w:sz w:val="18"/>
-          <w:szCs w:val="18"/>
-          <w:lang w:eastAsia="ar-SA"/>
-        </w:rPr>
-        <w:t xml:space="preserve"> Combine,</w:t>
-      </w:r>
-      <w:r>
-        <w:rPr>
-          <w:rFonts w:ascii="Arial" w:hAnsi="Arial"/>
-          <w:color w:val="000000"/>
-          <w:sz w:val="18"/>
-          <w:szCs w:val="18"/>
-          <w:lang w:eastAsia="ar-SA"/>
-        </w:rPr>
-        <w:t xml:space="preserve">, </w:t>
-      </w:r>
-      <w:r>
-        <w:rPr>
-          <w:rFonts w:ascii="Arial" w:hAnsi="Arial"/>
-          <w:color w:val="000000"/>
-          <w:sz w:val="18"/>
-          <w:szCs w:val="18"/>
-          <w:lang w:eastAsia="ar-SA"/>
-        </w:rPr>
-        <w:t>Xcode</w:t>
-      </w:r>
-      <w:r>
-        <w:rPr>
-          <w:rFonts w:ascii="Arial" w:hAnsi="Arial"/>
-          <w:color w:val="000000"/>
-          <w:sz w:val="18"/>
-          <w:szCs w:val="18"/>
-          <w:lang w:eastAsia="ar-SA"/>
-        </w:rPr>
-        <w:t xml:space="preserve">, Bash/shell scripting, </w:t>
-      </w:r>
-      <w:r>
-        <w:rPr>
-          <w:rFonts w:ascii="Arial" w:hAnsi="Arial"/>
-          <w:color w:val="000000"/>
-          <w:sz w:val="18"/>
-          <w:szCs w:val="18"/>
-          <w:lang w:eastAsia="ar-SA"/>
-        </w:rPr>
-        <w:t xml:space="preserve">Java, </w:t>
-      </w:r>
-      <w:proofErr w:type="spellStart"/>
-      <w:r>
-        <w:rPr>
-          <w:rFonts w:ascii="Arial" w:hAnsi="Arial"/>
-          <w:color w:val="000000"/>
-          <w:sz w:val="18"/>
-          <w:szCs w:val="18"/>
-          <w:lang w:eastAsia="ar-SA"/>
-        </w:rPr>
-        <w:t>GraphQL</w:t>
-      </w:r>
-      <w:proofErr w:type="spellEnd"/>
-      <w:r>
-        <w:rPr>
-          <w:rFonts w:ascii="Arial" w:hAnsi="Arial"/>
-          <w:color w:val="000000"/>
-          <w:sz w:val="18"/>
-          <w:szCs w:val="18"/>
-          <w:lang w:eastAsia="ar-SA"/>
-        </w:rPr>
-        <w:t xml:space="preserve">, </w:t>
-      </w:r>
-      <w:r>
-        <w:rPr>
-          <w:rFonts w:ascii="Arial" w:hAnsi="Arial"/>
-          <w:color w:val="000000"/>
-          <w:sz w:val="18"/>
-          <w:szCs w:val="18"/>
-          <w:lang w:eastAsia="ar-SA"/>
-        </w:rPr>
-        <w:t>Apollo Federation,</w:t>
-      </w:r>
-      <w:r>
-        <w:rPr>
-          <w:rFonts w:ascii="Arial" w:hAnsi="Arial"/>
-          <w:color w:val="000000"/>
-          <w:sz w:val="18"/>
-          <w:szCs w:val="18"/>
-          <w:lang w:eastAsia="ar-SA"/>
-        </w:rPr>
-        <w:t xml:space="preserve"> </w:t>
-      </w:r>
-      <w:r>
-        <w:rPr>
-          <w:rFonts w:ascii="Arial" w:hAnsi="Arial"/>
-          <w:color w:val="000000"/>
-          <w:sz w:val="18"/>
-          <w:szCs w:val="18"/>
-          <w:lang w:eastAsia="ar-SA"/>
-        </w:rPr>
-        <w:t>Python, Spring, Spring</w:t>
-      </w:r>
-      <w:r>
-        <w:rPr>
-          <w:rFonts w:ascii="Arial" w:hAnsi="Arial"/>
-          <w:color w:val="000000"/>
-          <w:sz w:val="18"/>
-          <w:szCs w:val="18"/>
-          <w:lang w:eastAsia="ar-SA"/>
-        </w:rPr>
-        <w:t xml:space="preserve"> </w:t>
-      </w:r>
-      <w:r>
-        <w:rPr>
-          <w:rFonts w:ascii="Arial" w:hAnsi="Arial"/>
-          <w:color w:val="000000"/>
-          <w:sz w:val="18"/>
-          <w:szCs w:val="18"/>
-          <w:lang w:eastAsia="ar-SA"/>
-        </w:rPr>
-        <w:t xml:space="preserve">Boot, </w:t>
-      </w:r>
-      <w:r>
-        <w:rPr>
-          <w:rFonts w:ascii="Arial" w:hAnsi="Arial"/>
-          <w:color w:val="000000"/>
-          <w:sz w:val="18"/>
-          <w:szCs w:val="18"/>
-          <w:lang w:eastAsia="ar-SA"/>
-        </w:rPr>
-        <w:t xml:space="preserve">Objective C, </w:t>
-      </w:r>
-      <w:r>
-        <w:rPr>
-          <w:rFonts w:ascii="Arial" w:hAnsi="Arial"/>
-          <w:color w:val="000000"/>
-          <w:sz w:val="18"/>
-          <w:szCs w:val="18"/>
-          <w:lang w:eastAsia="ar-SA"/>
-        </w:rPr>
-        <w:t>RESTful APIs,</w:t>
-      </w:r>
-      <w:r>
-        <w:rPr>
-          <w:rFonts w:ascii="Arial" w:hAnsi="Arial"/>
-          <w:color w:val="000000"/>
-          <w:sz w:val="18"/>
-          <w:szCs w:val="18"/>
-          <w:lang w:eastAsia="ar-SA"/>
-        </w:rPr>
-        <w:t xml:space="preserve"> </w:t>
-      </w:r>
-      <w:proofErr w:type="spellStart"/>
-      <w:r>
-        <w:rPr>
-          <w:rFonts w:ascii="Arial" w:hAnsi="Arial"/>
-          <w:color w:val="000000"/>
-          <w:sz w:val="18"/>
-          <w:szCs w:val="18"/>
-          <w:lang w:eastAsia="ar-SA"/>
-        </w:rPr>
-        <w:t>Javascript</w:t>
-      </w:r>
-      <w:proofErr w:type="spellEnd"/>
-      <w:r>
-        <w:rPr>
-          <w:rFonts w:ascii="Arial" w:hAnsi="Arial"/>
-          <w:color w:val="000000"/>
-          <w:sz w:val="18"/>
-          <w:szCs w:val="18"/>
-          <w:lang w:eastAsia="ar-SA"/>
-        </w:rPr>
-        <w:t>,</w:t>
-      </w:r>
-      <w:r>
-        <w:rPr>
-          <w:rFonts w:ascii="Arial" w:hAnsi="Arial"/>
-          <w:color w:val="000000"/>
-          <w:sz w:val="18"/>
-          <w:szCs w:val="18"/>
-          <w:lang w:eastAsia="ar-SA"/>
-        </w:rPr>
-        <w:t xml:space="preserve"> Soy,</w:t>
-      </w:r>
-      <w:r>
-        <w:rPr>
-          <w:rFonts w:ascii="Arial" w:hAnsi="Arial"/>
-          <w:color w:val="000000"/>
-          <w:sz w:val="18"/>
-          <w:szCs w:val="18"/>
-          <w:lang w:eastAsia="ar-SA"/>
-        </w:rPr>
-        <w:t xml:space="preserve"> </w:t>
-      </w:r>
-      <w:r>
-        <w:rPr>
-          <w:rFonts w:ascii="Arial" w:hAnsi="Arial"/>
-          <w:color w:val="000000"/>
-          <w:sz w:val="18"/>
-          <w:szCs w:val="18"/>
-          <w:lang w:eastAsia="ar-SA"/>
-        </w:rPr>
-        <w:t xml:space="preserve">HTML, CSS, Django, </w:t>
-      </w:r>
-      <w:r>
-        <w:rPr>
-          <w:rFonts w:ascii="Arial" w:hAnsi="Arial"/>
-          <w:color w:val="000000"/>
-          <w:sz w:val="18"/>
-          <w:szCs w:val="18"/>
-          <w:lang w:eastAsia="ar-SA"/>
-        </w:rPr>
-        <w:t xml:space="preserve">C, </w:t>
-      </w:r>
-      <w:r>
-        <w:rPr>
-          <w:rFonts w:ascii="Arial" w:hAnsi="Arial"/>
-          <w:color w:val="000000"/>
-          <w:sz w:val="18"/>
-          <w:szCs w:val="18"/>
-          <w:lang w:eastAsia="ar-SA"/>
-        </w:rPr>
-        <w:t>SQL,</w:t>
-      </w:r>
-      <w:r>
-        <w:rPr>
-          <w:rFonts w:ascii="Arial" w:hAnsi="Arial"/>
-          <w:color w:val="000000"/>
-          <w:sz w:val="18"/>
-          <w:szCs w:val="18"/>
-          <w:lang w:eastAsia="ar-SA"/>
-        </w:rPr>
-        <w:t xml:space="preserve"> </w:t>
-      </w:r>
-      <w:r>
-        <w:rPr>
-          <w:rFonts w:ascii="Arial" w:hAnsi="Arial"/>
-          <w:color w:val="000000"/>
-          <w:sz w:val="18"/>
-          <w:szCs w:val="18"/>
-          <w:lang w:eastAsia="ar-SA"/>
-        </w:rPr>
-        <w:t xml:space="preserve">Perl, Tcl, </w:t>
-      </w:r>
-      <w:r>
-        <w:rPr>
-          <w:rFonts w:ascii="Arial" w:hAnsi="Arial"/>
-          <w:color w:val="000000"/>
-          <w:sz w:val="18"/>
-          <w:szCs w:val="18"/>
-          <w:lang w:eastAsia="ar-SA"/>
-        </w:rPr>
-        <w:t xml:space="preserve">Ruby, </w:t>
-      </w:r>
-      <w:r>
-        <w:rPr>
-          <w:rFonts w:ascii="Arial" w:hAnsi="Arial"/>
-          <w:color w:val="000000"/>
-          <w:sz w:val="18"/>
-          <w:szCs w:val="18"/>
-          <w:lang w:eastAsia="ar-SA"/>
-        </w:rPr>
-        <w:t>Eclipse,</w:t>
-      </w:r>
-      <w:r>
-        <w:rPr>
-          <w:rFonts w:ascii="Arial" w:hAnsi="Arial"/>
-          <w:color w:val="000000"/>
-          <w:sz w:val="18"/>
-          <w:szCs w:val="18"/>
-          <w:lang w:eastAsia="ar-SA"/>
-        </w:rPr>
-        <w:t xml:space="preserve"> MacOS,</w:t>
-      </w:r>
-      <w:r>
-        <w:rPr>
-          <w:rFonts w:ascii="Arial" w:hAnsi="Arial"/>
-          <w:color w:val="000000"/>
-          <w:sz w:val="18"/>
-          <w:szCs w:val="18"/>
-          <w:lang w:eastAsia="ar-SA"/>
-        </w:rPr>
-        <w:t xml:space="preserve"> iOS, Unix, Linux, Windows, Visual Studio, cvs, </w:t>
-      </w:r>
-      <w:r>
-        <w:rPr>
-          <w:rFonts w:ascii="Arial" w:hAnsi="Arial"/>
-          <w:color w:val="000000"/>
-          <w:sz w:val="18"/>
-          <w:szCs w:val="18"/>
-          <w:lang w:eastAsia="ar-SA"/>
-        </w:rPr>
-        <w:t>Subversion</w:t>
-      </w:r>
-      <w:r>
-        <w:rPr>
-          <w:rFonts w:ascii="Arial" w:hAnsi="Arial"/>
-          <w:color w:val="000000"/>
-          <w:sz w:val="18"/>
-          <w:szCs w:val="18"/>
-          <w:lang w:eastAsia="ar-SA"/>
-        </w:rPr>
-        <w:t xml:space="preserve">, Perforce, git, Bitkeeper, </w:t>
-      </w:r>
-      <w:r>
-        <w:rPr>
-          <w:rFonts w:ascii="Arial" w:hAnsi="Arial"/>
-          <w:color w:val="000000"/>
-          <w:sz w:val="18"/>
-          <w:szCs w:val="18"/>
-          <w:lang w:eastAsia="ar-SA"/>
-        </w:rPr>
-        <w:t xml:space="preserve">Mercurial, </w:t>
-      </w:r>
-      <w:r>
-        <w:rPr>
-          <w:rFonts w:ascii="Arial" w:hAnsi="Arial"/>
-          <w:color w:val="000000"/>
-          <w:sz w:val="18"/>
-          <w:szCs w:val="18"/>
-          <w:lang w:eastAsia="ar-SA"/>
-        </w:rPr>
-        <w:t xml:space="preserve">gcc, </w:t>
-      </w:r>
-      <w:r>
-        <w:rPr>
-          <w:rFonts w:ascii="Arial" w:hAnsi="Arial"/>
-          <w:color w:val="000000"/>
-          <w:sz w:val="18"/>
-          <w:szCs w:val="18"/>
-          <w:lang w:eastAsia="ar-SA"/>
-        </w:rPr>
-        <w:t>Jenkins</w:t>
-      </w:r>
-      <w:r>
-        <w:rPr>
-          <w:rFonts w:ascii="Arial" w:hAnsi="Arial"/>
-          <w:color w:val="000000"/>
-          <w:sz w:val="18"/>
-          <w:szCs w:val="18"/>
-          <w:lang w:eastAsia="ar-SA"/>
-        </w:rPr>
-        <w:t>,</w:t>
-      </w:r>
-      <w:r>
-        <w:rPr>
-          <w:rFonts w:ascii="Arial" w:hAnsi="Arial"/>
-          <w:color w:val="000000"/>
-          <w:sz w:val="18"/>
-          <w:szCs w:val="18"/>
-          <w:lang w:eastAsia="ar-SA"/>
-        </w:rPr>
-        <w:t xml:space="preserve"> VMWare, Cocoa, Bugzilla, JIRA</w:t>
-      </w:r>
-      <w:r>
-        <w:rPr>
-          <w:rFonts w:ascii="Arial" w:hAnsi="Arial"/>
-          <w:color w:val="000000"/>
-          <w:sz w:val="18"/>
-          <w:szCs w:val="18"/>
-          <w:lang w:eastAsia="ar-SA"/>
-        </w:rPr>
-        <w:t>,</w:t>
-      </w:r>
-      <w:r>
-        <w:rPr>
-          <w:rFonts w:ascii="Arial" w:hAnsi="Arial"/>
-          <w:color w:val="000000"/>
-          <w:sz w:val="18"/>
-          <w:szCs w:val="18"/>
-          <w:lang w:eastAsia="ar-SA"/>
-        </w:rPr>
-        <w:t xml:space="preserve"> </w:t>
-      </w:r>
-      <w:proofErr w:type="spellStart"/>
-      <w:r>
-        <w:rPr>
-          <w:rFonts w:ascii="Arial" w:hAnsi="Arial"/>
-          <w:color w:val="000000"/>
-          <w:sz w:val="18"/>
-          <w:szCs w:val="18"/>
-          <w:lang w:eastAsia="ar-SA"/>
-        </w:rPr>
-        <w:t>yocto</w:t>
-      </w:r>
-      <w:proofErr w:type="spellEnd"/>
-      <w:r>
-        <w:rPr>
-          <w:rFonts w:ascii="Arial" w:hAnsi="Arial"/>
-          <w:color w:val="000000"/>
-          <w:sz w:val="18"/>
-          <w:szCs w:val="18"/>
-          <w:lang w:eastAsia="ar-SA"/>
-        </w:rPr>
-        <w:t xml:space="preserve">, </w:t>
-      </w:r>
-      <w:r>
-        <w:rPr>
-          <w:rFonts w:ascii="Arial" w:hAnsi="Arial"/>
-          <w:color w:val="000000"/>
-          <w:sz w:val="18"/>
-          <w:szCs w:val="18"/>
-          <w:lang w:eastAsia="ar-SA"/>
-        </w:rPr>
-        <w:t xml:space="preserve">repo, </w:t>
-      </w:r>
-      <w:r>
-        <w:rPr>
-          <w:rFonts w:ascii="Arial" w:hAnsi="Arial"/>
-          <w:color w:val="000000"/>
-          <w:sz w:val="18"/>
-          <w:szCs w:val="18"/>
-          <w:lang w:eastAsia="ar-SA"/>
-        </w:rPr>
-        <w:t>vagrant, VirtualBox</w:t>
-      </w:r>
-      <w:r>
-        <w:rPr>
-          <w:rFonts w:ascii="Arial" w:hAnsi="Arial"/>
-          <w:color w:val="000000"/>
-          <w:sz w:val="18"/>
-          <w:szCs w:val="18"/>
-          <w:lang w:eastAsia="ar-SA"/>
-        </w:rPr>
-        <w:t>, Marionette</w:t>
-      </w:r>
-      <w:r>
-        <w:rPr>
-          <w:rFonts w:ascii="Arial" w:hAnsi="Arial"/>
-          <w:color w:val="000000"/>
-          <w:sz w:val="18"/>
-          <w:szCs w:val="18"/>
-          <w:lang w:eastAsia="ar-SA"/>
-        </w:rPr>
-        <w:t xml:space="preserve">, hobo, </w:t>
-      </w:r>
-      <w:r>
-        <w:rPr>
-          <w:rFonts w:ascii="Arial" w:hAnsi="Arial"/>
-          <w:color w:val="000000"/>
-          <w:sz w:val="18"/>
-          <w:szCs w:val="18"/>
-          <w:lang w:eastAsia="ar-SA"/>
-        </w:rPr>
-        <w:t>Datadog, Terraform</w:t>
-      </w:r>
-      <w:r>
-        <w:rPr>
-          <w:rFonts w:ascii="Arial" w:hAnsi="Arial"/>
-          <w:color w:val="000000"/>
-          <w:sz w:val="18"/>
-          <w:szCs w:val="18"/>
-          <w:lang w:eastAsia="ar-SA"/>
-        </w:rPr>
-        <w:t>, Kubernetes</w:t>
-      </w:r>
-      <w:r>
-        <w:rPr>
-          <w:rFonts w:ascii="Arial" w:hAnsi="Arial"/>
-          <w:color w:val="000000"/>
-          <w:sz w:val="18"/>
-          <w:szCs w:val="18"/>
-          <w:lang w:eastAsia="ar-SA"/>
-        </w:rPr>
-        <w:t>, Avro, Kafka</w:t>
-      </w:r>
-      <w:r>
-        <w:rPr>
-          <w:rFonts w:ascii="Arial" w:hAnsi="Arial"/>
-          <w:color w:val="000000"/>
-          <w:sz w:val="18"/>
-          <w:szCs w:val="18"/>
-          <w:lang w:eastAsia="ar-SA"/>
-        </w:rPr>
-        <w:t>, Docker</w:t>
-      </w:r>
-      <w:r>
-        <w:rPr>
-          <w:rFonts w:ascii="Arial" w:hAnsi="Arial"/>
-          <w:color w:val="000000"/>
-          <w:sz w:val="18"/>
-          <w:szCs w:val="18"/>
-          <w:lang w:eastAsia="ar-SA"/>
-        </w:rPr>
-        <w:t>, make</w:t>
-      </w:r>
-      <w:r>
-        <w:rPr>
-          <w:rFonts w:ascii="Arial" w:hAnsi="Arial"/>
-          <w:color w:val="000000"/>
-          <w:sz w:val="18"/>
-          <w:szCs w:val="18"/>
-          <w:lang w:eastAsia="ar-SA"/>
-        </w:rPr>
-        <w:t>, Subversion</w:t>
-      </w:r>
-    </w:p>
-    <w:p>
-      <w:pPr>
-        <w:tabs>
-          <w:tab w:val="left" w:pos="-720"/>
-        </w:tabs>
-        <w:ind w:right="-720"/>
-        <w:rPr>
-          <w:rFonts w:ascii="Arial" w:hAnsi="Arial"/>
-          <w:color w:val="000000"/>
-          <w:sz w:val="18"/>
-          <w:szCs w:val="18"/>
-          <w:lang w:eastAsia="ar-SA"/>
-        </w:rPr>
-      </w:pPr>
-    </w:p>
-    <w:p>
-      <w:pPr>
-        <w:tabs>
-          <w:tab w:val="left" w:pos="-720"/>
-        </w:tabs>
-        <w:ind w:right="-720"/>
-        <w:rPr>
-          <w:rFonts w:ascii="Arial" w:hAnsi="Arial"/>
-          <w:color w:val="000000"/>
-          <w:sz w:val="18"/>
-          <w:szCs w:val="18"/>
-          <w:lang w:eastAsia="ar-SA"/>
-        </w:rPr>
-      </w:pPr>
-      <w:r>
-        <w:rPr>
-          <w:rFonts w:ascii="Arial" w:hAnsi="Arial"/>
-          <w:b/>
-          <w:bCs/>
-          <w:color w:val="000000"/>
-          <w:sz w:val="18"/>
-          <w:szCs w:val="18"/>
-          <w:lang w:eastAsia="ar-SA"/>
-        </w:rPr>
-        <w:t>ONLINE PUBLICATIONS</w:t>
-      </w:r>
-    </w:p>
-    <w:p>
-      <w:pPr>
-        <w:tabs>
-          <w:tab w:val="left" w:pos="-720"/>
-        </w:tabs>
-        <w:ind w:right="-720"/>
-        <w:rPr>
-          <w:rFonts w:ascii="Arial" w:hAnsi="Arial"/>
-          <w:color w:val="000000"/>
-          <w:sz w:val="18"/>
-          <w:szCs w:val="18"/>
-          <w:lang w:eastAsia="ar-SA"/>
-        </w:rPr>
-      </w:pPr>
-    </w:p>
-    <w:p>
-      <w:pPr>
-        <w:tabs>
-          <w:tab w:val="left" w:pos="-720"/>
-        </w:tabs>
-        <w:ind w:right="-720"/>
-        <w:rPr>
-          <w:rFonts w:ascii="Arial" w:hAnsi="Arial"/>
-          <w:color w:val="000000"/>
-          <w:sz w:val="18"/>
-          <w:szCs w:val="18"/>
-          <w:lang w:eastAsia="ar-SA"/>
-        </w:rPr>
-      </w:pPr>
-      <w:hyperlink r:id="rId6" w:history="1">
+      </w:pPr>
+      <w:hyperlink r:id="rId7" w:history="1">
         <w:r>
           <w:rPr>
             <w:rStyle w:val="Hyperlink"/>
@@ -4601,7 +3820,7 @@
           <w:lang w:eastAsia="ar-SA"/>
         </w:rPr>
       </w:pPr>
-      <w:hyperlink r:id="rId7" w:history="1">
+      <w:hyperlink r:id="rId8" w:history="1">
         <w:r>
           <w:rPr>
             <w:rStyle w:val="Hyperlink"/>
@@ -4624,6 +3843,24 @@
         <w:t xml:space="preserve"> – a newsletter about my life in the tech sector.</w:t>
       </w:r>
     </w:p>
+    <w:bookmarkEnd w:id="3"/>
+    <w:p>
+      <w:pPr>
+        <w:tabs>
+          <w:tab w:val="left" w:pos="-720"/>
+        </w:tabs>
+        <w:ind w:right="-720"/>
+        <w:rPr>
+          <w:rFonts w:ascii="Arial" w:hAnsi="Arial"/>
+          <w:b/>
+          <w:bCs/>
+          <w:color w:val="000000"/>
+          <w:sz w:val="18"/>
+          <w:szCs w:val="18"/>
+          <w:lang w:eastAsia="ar-SA"/>
+        </w:rPr>
+      </w:pPr>
+    </w:p>
     <w:sectPr>
       <w:pgSz w:w="12240" w:h="15840"/>
       <w:pgMar w:top="1440" w:right="1800" w:bottom="1440" w:left="1800" w:header="720" w:footer="720" w:gutter="0"/>
@@ -4634,7 +3871,7 @@
 </file>
 
 <file path=word/numbering.xml><?xml version="1.0" encoding="utf-8"?>
-<w:numbering xmlns:wpc="http://schemas.microsoft.com/office/word/2010/wordprocessingCanvas" xmlns:cx="http://schemas.microsoft.com/office/drawing/2014/chartex" xmlns:cx1="http://schemas.microsoft.com/office/drawing/2015/9/8/chartex" xmlns:cx2="http://schemas.microsoft.com/office/drawing/2015/10/21/chartex" xmlns:cx3="http://schemas.microsoft.com/office/drawing/2016/5/9/chartex" xmlns:cx4="http://schemas.microsoft.com/office/drawing/2016/5/10/chartex" xmlns:cx5="http://schemas.microsoft.com/office/drawing/2016/5/11/chartex" xmlns:cx6="http://schemas.microsoft.com/office/drawing/2016/5/12/chartex" xmlns:cx7="http://schemas.microsoft.com/office/drawing/2016/5/13/chartex" xmlns:cx8="http://schemas.microsoft.com/office/drawing/2016/5/14/chartex" xmlns:mc="http://schemas.openxmlformats.org/markup-compatibility/2006" xmlns:aink="http://schemas.microsoft.com/office/drawing/2016/ink" xmlns:am3d="http://schemas.microsoft.com/office/drawing/2017/model3d" xmlns:o="urn:schemas-microsoft-com:office:office" xmlns:oel="http://schemas.microsoft.com/office/2019/extlst" xmlns:r="http://schemas.openxmlformats.org/officeDocument/2006/relationships" xmlns:m="http://schemas.openxmlformats.org/officeDocument/2006/math" xmlns:v="urn:schemas-microsoft-com:vml" xmlns:wp14="http://schemas.microsoft.com/office/word/2010/wordprocessingDrawing" xmlns:wp="http://schemas.openxmlformats.org/drawingml/2006/wordprocessingDrawing" xmlns:w10="urn:schemas-microsoft-com:office:word" xmlns:w="http://schemas.openxmlformats.org/wordprocessingml/2006/main" xmlns:w14="http://schemas.microsoft.com/office/word/2010/wordml" xmlns:w15="http://schemas.microsoft.com/office/word/2012/wordml" xmlns:w16cex="http://schemas.microsoft.com/office/word/2018/wordml/cex" xmlns:w16cid="http://schemas.microsoft.com/office/word/2016/wordml/cid" xmlns:w16="http://schemas.microsoft.com/office/word/2018/wordml" xmlns:w16du="http://schemas.microsoft.com/office/word/2023/wordml/word16du" xmlns:w16sdtdh="http://schemas.microsoft.com/office/word/2020/wordml/sdtdatahash" xmlns:w16se="http://schemas.microsoft.com/office/word/2015/wordml/symex" xmlns:wpg="http://schemas.microsoft.com/office/word/2010/wordprocessingGroup" xmlns:wpi="http://schemas.microsoft.com/office/word/2010/wordprocessingInk" xmlns:wne="http://schemas.microsoft.com/office/word/2006/wordml" xmlns:wps="http://schemas.microsoft.com/office/word/2010/wordprocessingShape" mc:Ignorable="w14 w15 w16se w16cid w16 w16cex w16sdtdh w16du wp14">
+<w:numbering xmlns:wpc="http://schemas.microsoft.com/office/word/2010/wordprocessingCanvas" xmlns:cx="http://schemas.microsoft.com/office/drawing/2014/chartex" xmlns:cx1="http://schemas.microsoft.com/office/drawing/2015/9/8/chartex" xmlns:cx2="http://schemas.microsoft.com/office/drawing/2015/10/21/chartex" xmlns:cx3="http://schemas.microsoft.com/office/drawing/2016/5/9/chartex" xmlns:cx4="http://schemas.microsoft.com/office/drawing/2016/5/10/chartex" xmlns:cx5="http://schemas.microsoft.com/office/drawing/2016/5/11/chartex" xmlns:cx6="http://schemas.microsoft.com/office/drawing/2016/5/12/chartex" xmlns:cx7="http://schemas.microsoft.com/office/drawing/2016/5/13/chartex" xmlns:cx8="http://schemas.microsoft.com/office/drawing/2016/5/14/chartex" xmlns:mc="http://schemas.openxmlformats.org/markup-compatibility/2006" xmlns:aink="http://schemas.microsoft.com/office/drawing/2016/ink" xmlns:am3d="http://schemas.microsoft.com/office/drawing/2017/model3d" xmlns:o="urn:schemas-microsoft-com:office:office" xmlns:oel="http://schemas.microsoft.com/office/2019/extlst" xmlns:r="http://schemas.openxmlformats.org/officeDocument/2006/relationships" xmlns:m="http://schemas.openxmlformats.org/officeDocument/2006/math" xmlns:v="urn:schemas-microsoft-com:vml" xmlns:wp14="http://schemas.microsoft.com/office/word/2010/wordprocessingDrawing" xmlns:wp="http://schemas.openxmlformats.org/drawingml/2006/wordprocessingDrawing" xmlns:w10="urn:schemas-microsoft-com:office:word" xmlns:w="http://schemas.openxmlformats.org/wordprocessingml/2006/main" xmlns:w14="http://schemas.microsoft.com/office/word/2010/wordml" xmlns:w15="http://schemas.microsoft.com/office/word/2012/wordml" xmlns:w16cex="http://schemas.microsoft.com/office/word/2018/wordml/cex" xmlns:w16cid="http://schemas.microsoft.com/office/word/2016/wordml/cid" xmlns:w16="http://schemas.microsoft.com/office/word/2018/wordml" xmlns:w16du="http://schemas.microsoft.com/office/word/2023/wordml/word16du" xmlns:w16sdtdh="http://schemas.microsoft.com/office/word/2020/wordml/sdtdatahash" xmlns:w16sdtfl="http://schemas.microsoft.com/office/word/2024/wordml/sdtformatlock" xmlns:w16se="http://schemas.microsoft.com/office/word/2015/wordml/symex" xmlns:wpg="http://schemas.microsoft.com/office/word/2010/wordprocessingGroup" xmlns:wpi="http://schemas.microsoft.com/office/word/2010/wordprocessingInk" xmlns:wne="http://schemas.microsoft.com/office/word/2006/wordml" xmlns:wps="http://schemas.microsoft.com/office/word/2010/wordprocessingShape" mc:Ignorable="w14 w15 w16se w16cid w16 w16cex w16sdtdh w16sdtfl w16du wp14">
   <w:abstractNum w:abstractNumId="0" w15:restartNumberingAfterBreak="0">
     <w:nsid w:val="00000001"/>
     <w:multiLevelType w:val="singleLevel"/>
@@ -5479,7 +4716,7 @@
 </file>
 
 <file path=word/styles.xml><?xml version="1.0" encoding="utf-8"?>
-<w:styles xmlns:mc="http://schemas.openxmlformats.org/markup-compatibility/2006" xmlns:r="http://schemas.openxmlformats.org/officeDocument/2006/relationships" xmlns:w="http://schemas.openxmlformats.org/wordprocessingml/2006/main" xmlns:w14="http://schemas.microsoft.com/office/word/2010/wordml" xmlns:w15="http://schemas.microsoft.com/office/word/2012/wordml" xmlns:w16cex="http://schemas.microsoft.com/office/word/2018/wordml/cex" xmlns:w16cid="http://schemas.microsoft.com/office/word/2016/wordml/cid" xmlns:w16="http://schemas.microsoft.com/office/word/2018/wordml" xmlns:w16du="http://schemas.microsoft.com/office/word/2023/wordml/word16du" xmlns:w16sdtdh="http://schemas.microsoft.com/office/word/2020/wordml/sdtdatahash" xmlns:w16se="http://schemas.microsoft.com/office/word/2015/wordml/symex" mc:Ignorable="w14 w15 w16se w16cid w16 w16cex w16sdtdh w16du">
+<w:styles xmlns:mc="http://schemas.openxmlformats.org/markup-compatibility/2006" xmlns:r="http://schemas.openxmlformats.org/officeDocument/2006/relationships" xmlns:w="http://schemas.openxmlformats.org/wordprocessingml/2006/main" xmlns:w14="http://schemas.microsoft.com/office/word/2010/wordml" xmlns:w15="http://schemas.microsoft.com/office/word/2012/wordml" xmlns:w16cex="http://schemas.microsoft.com/office/word/2018/wordml/cex" xmlns:w16cid="http://schemas.microsoft.com/office/word/2016/wordml/cid" xmlns:w16="http://schemas.microsoft.com/office/word/2018/wordml" xmlns:w16du="http://schemas.microsoft.com/office/word/2023/wordml/word16du" xmlns:w16sdtdh="http://schemas.microsoft.com/office/word/2020/wordml/sdtdatahash" xmlns:w16sdtfl="http://schemas.microsoft.com/office/word/2024/wordml/sdtformatlock" xmlns:w16se="http://schemas.microsoft.com/office/word/2015/wordml/symex" mc:Ignorable="w14 w15 w16se w16cid w16 w16cex w16sdtdh w16sdtfl w16du">
   <w:docDefaults>
     <w:rPrDefault>
       <w:rPr>

--- a/resumes/Syd Polk.docx
+++ b/resumes/Syd Polk.docx
@@ -554,38 +554,6 @@
     </w:p>
     <w:p>
       <w:pPr>
-        <w:tabs>
-          <w:tab w:val="left" w:pos="-720"/>
-        </w:tabs>
-        <w:ind w:right="-720"/>
-        <w:rPr>
-          <w:rFonts w:ascii="Arial" w:hAnsi="Arial"/>
-          <w:i/>
-          <w:iCs/>
-          <w:color w:val="000000"/>
-          <w:sz w:val="18"/>
-          <w:szCs w:val="22"/>
-          <w:lang w:eastAsia="ar-SA"/>
-        </w:rPr>
-      </w:pPr>
-      <w:bookmarkStart w:id="1" w:name="OLE_LINK5"/>
-      <w:bookmarkStart w:id="2" w:name="OLE_LINK6"/>
-      <w:bookmarkStart w:id="3" w:name="OLE_LINK2"/>
-      <w:r>
-        <w:rPr>
-          <w:rFonts w:ascii="Arial" w:hAnsi="Arial"/>
-          <w:i/>
-          <w:iCs/>
-          <w:color w:val="000000"/>
-          <w:sz w:val="18"/>
-          <w:szCs w:val="22"/>
-          <w:lang w:eastAsia="ar-SA"/>
-        </w:rPr>
-        <w:t>Senior Software Engineer, Mobile Applications, April 2022-date.</w:t>
-      </w:r>
-    </w:p>
-    <w:p>
-      <w:pPr>
         <w:pStyle w:val="ListParagraph"/>
         <w:numPr>
           <w:ilvl w:val="0"/>
@@ -603,40 +571,96 @@
           <w:lang w:eastAsia="ar-SA"/>
         </w:rPr>
       </w:pPr>
-      <w:bookmarkStart w:id="4" w:name="OLE_LINK3"/>
-      <w:bookmarkStart w:id="5" w:name="OLE_LINK4"/>
-      <w:bookmarkStart w:id="6" w:name="_Hlk204378838"/>
-      <w:r>
-        <w:rPr>
-          <w:rFonts w:ascii="Arial" w:hAnsi="Arial"/>
-          <w:color w:val="000000"/>
-          <w:sz w:val="18"/>
-          <w:szCs w:val="22"/>
-          <w:lang w:eastAsia="ar-SA"/>
-        </w:rPr>
-        <w:t xml:space="preserve">Developed user-facing native features using SwiftUI and </w:t>
-      </w:r>
-      <w:proofErr w:type="spellStart"/>
-      <w:r>
-        <w:rPr>
-          <w:rFonts w:ascii="Arial" w:hAnsi="Arial"/>
-          <w:color w:val="000000"/>
-          <w:sz w:val="18"/>
-          <w:szCs w:val="22"/>
-          <w:lang w:eastAsia="ar-SA"/>
-        </w:rPr>
-        <w:t>GraphQL</w:t>
-      </w:r>
-      <w:proofErr w:type="spellEnd"/>
-      <w:r>
-        <w:rPr>
-          <w:rFonts w:ascii="Arial" w:hAnsi="Arial"/>
-          <w:color w:val="000000"/>
-          <w:sz w:val="18"/>
-          <w:szCs w:val="22"/>
-          <w:lang w:eastAsia="ar-SA"/>
-        </w:rPr>
-        <w:t xml:space="preserve"> for </w:t>
+      <w:bookmarkStart w:id="1" w:name="_Hlk206711627"/>
+      <w:r>
+        <w:rPr>
+          <w:rFonts w:ascii="Arial" w:hAnsi="Arial"/>
+          <w:color w:val="000000"/>
+          <w:sz w:val="18"/>
+          <w:szCs w:val="22"/>
+          <w:lang w:eastAsia="ar-SA"/>
+        </w:rPr>
+        <w:t>Participated in hundreds of onsite interviews for potential candidates to work at Indeed.</w:t>
+      </w:r>
+    </w:p>
+    <w:p>
+      <w:pPr>
+        <w:tabs>
+          <w:tab w:val="left" w:pos="-720"/>
+        </w:tabs>
+        <w:ind w:right="-720"/>
+        <w:rPr>
+          <w:rFonts w:ascii="Arial" w:hAnsi="Arial"/>
+          <w:color w:val="000000"/>
+          <w:sz w:val="18"/>
+          <w:szCs w:val="22"/>
+          <w:lang w:eastAsia="ar-SA"/>
+        </w:rPr>
+      </w:pPr>
+    </w:p>
+    <w:p>
+      <w:pPr>
+        <w:tabs>
+          <w:tab w:val="left" w:pos="-720"/>
+        </w:tabs>
+        <w:ind w:right="-720"/>
+        <w:rPr>
+          <w:rFonts w:ascii="Arial" w:hAnsi="Arial"/>
+          <w:i/>
+          <w:iCs/>
+          <w:color w:val="000000"/>
+          <w:sz w:val="18"/>
+          <w:szCs w:val="22"/>
+          <w:lang w:eastAsia="ar-SA"/>
+        </w:rPr>
+      </w:pPr>
+      <w:bookmarkStart w:id="2" w:name="OLE_LINK5"/>
+      <w:bookmarkStart w:id="3" w:name="OLE_LINK6"/>
+      <w:bookmarkStart w:id="4" w:name="OLE_LINK2"/>
+      <w:r>
+        <w:rPr>
+          <w:rFonts w:ascii="Arial" w:hAnsi="Arial"/>
+          <w:i/>
+          <w:iCs/>
+          <w:color w:val="000000"/>
+          <w:sz w:val="18"/>
+          <w:szCs w:val="22"/>
+          <w:lang w:eastAsia="ar-SA"/>
+        </w:rPr>
+        <w:t>Senior Software Engineer, Mobile Applications, April 2022-date.</w:t>
+      </w:r>
+    </w:p>
+    <w:p>
+      <w:pPr>
+        <w:pStyle w:val="ListParagraph"/>
+        <w:numPr>
+          <w:ilvl w:val="0"/>
+          <w:numId w:val="10"/>
+        </w:numPr>
+        <w:tabs>
+          <w:tab w:val="left" w:pos="-720"/>
+        </w:tabs>
+        <w:ind w:right="-720"/>
+        <w:rPr>
+          <w:rFonts w:ascii="Arial" w:hAnsi="Arial"/>
+          <w:color w:val="000000"/>
+          <w:sz w:val="18"/>
+          <w:szCs w:val="22"/>
+          <w:lang w:eastAsia="ar-SA"/>
+        </w:rPr>
+      </w:pPr>
+      <w:bookmarkStart w:id="5" w:name="_Hlk204378838"/>
+      <w:bookmarkStart w:id="6" w:name="OLE_LINK3"/>
+      <w:bookmarkStart w:id="7" w:name="OLE_LINK4"/>
+      <w:r>
+        <w:rPr>
+          <w:rFonts w:ascii="Arial" w:hAnsi="Arial"/>
+          <w:color w:val="000000"/>
+          <w:sz w:val="18"/>
+          <w:szCs w:val="22"/>
+          <w:lang w:eastAsia="ar-SA"/>
+        </w:rPr>
+        <w:t xml:space="preserve">Developed user-facing native features using SwiftUI and GraphQL for </w:t>
       </w:r>
       <w:hyperlink r:id="rId6" w:history="1">
         <w:r>
@@ -721,7 +745,7 @@
         <w:t>Engagement between employers and job seekers using Indeed’s messaging has increased 9% since the native messaging was rolled out in late 2024.</w:t>
       </w:r>
     </w:p>
-    <w:bookmarkEnd w:id="6"/>
+    <w:bookmarkEnd w:id="5"/>
     <w:p>
       <w:pPr>
         <w:pStyle w:val="ListParagraph"/>
@@ -861,7 +885,7 @@
           <w:lang w:eastAsia="ar-SA"/>
         </w:rPr>
       </w:pPr>
-      <w:bookmarkStart w:id="7" w:name="_Hlk204378852"/>
+      <w:bookmarkStart w:id="8" w:name="_Hlk204378852"/>
       <w:r>
         <w:rPr>
           <w:rFonts w:ascii="Arial" w:hAnsi="Arial"/>
@@ -873,7 +897,7 @@
         <w:t>The average time from when an outage started until the team was notified dropped from &gt;120 minutes to &lt; 5 minutes.</w:t>
       </w:r>
     </w:p>
-    <w:bookmarkEnd w:id="7"/>
+    <w:bookmarkEnd w:id="8"/>
     <w:p>
       <w:pPr>
         <w:pStyle w:val="ListParagraph"/>
@@ -904,8 +928,8 @@
         <w:t>Developed integration with Indeed’s A/B testing system in the IOS Job Search app, enabling A/B tests of features and improvements.</w:t>
       </w:r>
     </w:p>
-    <w:bookmarkEnd w:id="4"/>
-    <w:bookmarkEnd w:id="5"/>
+    <w:bookmarkEnd w:id="6"/>
+    <w:bookmarkEnd w:id="7"/>
     <w:p>
       <w:pPr>
         <w:tabs>
@@ -997,7 +1021,7 @@
           <w:lang w:eastAsia="ar-SA"/>
         </w:rPr>
       </w:pPr>
-      <w:bookmarkStart w:id="8" w:name="_Hlk204378873"/>
+      <w:bookmarkStart w:id="9" w:name="_Hlk204378873"/>
       <w:r>
         <w:rPr>
           <w:rFonts w:ascii="Arial" w:hAnsi="Arial"/>
@@ -1069,7 +1093,7 @@
         <w:t>Established level of metrics that would be acceptable.</w:t>
       </w:r>
     </w:p>
-    <w:bookmarkEnd w:id="8"/>
+    <w:bookmarkEnd w:id="9"/>
     <w:p>
       <w:pPr>
         <w:tabs>
@@ -1141,29 +1165,7 @@
           <w:szCs w:val="22"/>
           <w:lang w:eastAsia="ar-SA"/>
         </w:rPr>
-        <w:t xml:space="preserve">Developed and evangelized </w:t>
-      </w:r>
-      <w:proofErr w:type="spellStart"/>
-      <w:r>
-        <w:rPr>
-          <w:rFonts w:ascii="Arial" w:hAnsi="Arial"/>
-          <w:color w:val="000000"/>
-          <w:sz w:val="18"/>
-          <w:szCs w:val="22"/>
-          <w:lang w:eastAsia="ar-SA"/>
-        </w:rPr>
-        <w:t>GraphQL</w:t>
-      </w:r>
-      <w:proofErr w:type="spellEnd"/>
-      <w:r>
-        <w:rPr>
-          <w:rFonts w:ascii="Arial" w:hAnsi="Arial"/>
-          <w:color w:val="000000"/>
-          <w:sz w:val="18"/>
-          <w:szCs w:val="22"/>
-          <w:lang w:eastAsia="ar-SA"/>
-        </w:rPr>
-        <w:t xml:space="preserve"> technology within Indeed. </w:t>
+        <w:t xml:space="preserve">Developed and evangelized GraphQL technology within Indeed. </w:t>
       </w:r>
     </w:p>
     <w:p>
@@ -1193,29 +1195,7 @@
           <w:szCs w:val="22"/>
           <w:lang w:eastAsia="ar-SA"/>
         </w:rPr>
-        <w:t xml:space="preserve">Implemented </w:t>
-      </w:r>
-      <w:proofErr w:type="spellStart"/>
-      <w:r>
-        <w:rPr>
-          <w:rFonts w:ascii="Arial" w:hAnsi="Arial"/>
-          <w:color w:val="000000"/>
-          <w:sz w:val="18"/>
-          <w:szCs w:val="22"/>
-          <w:lang w:eastAsia="ar-SA"/>
-        </w:rPr>
-        <w:t>GraphQL</w:t>
-      </w:r>
-      <w:proofErr w:type="spellEnd"/>
-      <w:r>
-        <w:rPr>
-          <w:rFonts w:ascii="Arial" w:hAnsi="Arial"/>
-          <w:color w:val="000000"/>
-          <w:sz w:val="18"/>
-          <w:szCs w:val="22"/>
-          <w:lang w:eastAsia="ar-SA"/>
-        </w:rPr>
-        <w:t xml:space="preserve">-based microservices. </w:t>
+        <w:t xml:space="preserve">Implemented GraphQL-based microservices. </w:t>
       </w:r>
     </w:p>
     <w:p>
@@ -1245,29 +1225,7 @@
           <w:szCs w:val="22"/>
           <w:lang w:eastAsia="ar-SA"/>
         </w:rPr>
-        <w:t xml:space="preserve">Converted existing microservices from REST to </w:t>
-      </w:r>
-      <w:proofErr w:type="spellStart"/>
-      <w:r>
-        <w:rPr>
-          <w:rFonts w:ascii="Arial" w:hAnsi="Arial"/>
-          <w:color w:val="000000"/>
-          <w:sz w:val="18"/>
-          <w:szCs w:val="22"/>
-          <w:lang w:eastAsia="ar-SA"/>
-        </w:rPr>
-        <w:t>GraphQL</w:t>
-      </w:r>
-      <w:proofErr w:type="spellEnd"/>
-      <w:r>
-        <w:rPr>
-          <w:rFonts w:ascii="Arial" w:hAnsi="Arial"/>
-          <w:color w:val="000000"/>
-          <w:sz w:val="18"/>
-          <w:szCs w:val="22"/>
-          <w:lang w:eastAsia="ar-SA"/>
-        </w:rPr>
-        <w:t xml:space="preserve">. </w:t>
+        <w:t xml:space="preserve">Converted existing microservices from REST to GraphQL. </w:t>
       </w:r>
     </w:p>
     <w:p>
@@ -1297,29 +1255,7 @@
           <w:szCs w:val="22"/>
           <w:lang w:eastAsia="ar-SA"/>
         </w:rPr>
-        <w:t xml:space="preserve">Developed demonstration </w:t>
-      </w:r>
-      <w:proofErr w:type="spellStart"/>
-      <w:r>
-        <w:rPr>
-          <w:rFonts w:ascii="Arial" w:hAnsi="Arial"/>
-          <w:color w:val="000000"/>
-          <w:sz w:val="18"/>
-          <w:szCs w:val="22"/>
-          <w:lang w:eastAsia="ar-SA"/>
-        </w:rPr>
-        <w:t>GraphQL</w:t>
-      </w:r>
-      <w:proofErr w:type="spellEnd"/>
-      <w:r>
-        <w:rPr>
-          <w:rFonts w:ascii="Arial" w:hAnsi="Arial"/>
-          <w:color w:val="000000"/>
-          <w:sz w:val="18"/>
-          <w:szCs w:val="22"/>
-          <w:lang w:eastAsia="ar-SA"/>
-        </w:rPr>
-        <w:t xml:space="preserve"> clients. </w:t>
+        <w:t xml:space="preserve">Developed demonstration GraphQL clients. </w:t>
       </w:r>
     </w:p>
     <w:p>
@@ -1349,29 +1285,7 @@
           <w:szCs w:val="22"/>
           <w:lang w:eastAsia="ar-SA"/>
         </w:rPr>
-        <w:t xml:space="preserve">Advised and mentored other teams implementing </w:t>
-      </w:r>
-      <w:proofErr w:type="spellStart"/>
-      <w:r>
-        <w:rPr>
-          <w:rFonts w:ascii="Arial" w:hAnsi="Arial"/>
-          <w:color w:val="000000"/>
-          <w:sz w:val="18"/>
-          <w:szCs w:val="22"/>
-          <w:lang w:eastAsia="ar-SA"/>
-        </w:rPr>
-        <w:t>GraphQL</w:t>
-      </w:r>
-      <w:proofErr w:type="spellEnd"/>
-      <w:r>
-        <w:rPr>
-          <w:rFonts w:ascii="Arial" w:hAnsi="Arial"/>
-          <w:color w:val="000000"/>
-          <w:sz w:val="18"/>
-          <w:szCs w:val="22"/>
-          <w:lang w:eastAsia="ar-SA"/>
-        </w:rPr>
-        <w:t>.</w:t>
+        <w:t>Advised and mentored other teams implementing GraphQL.</w:t>
       </w:r>
     </w:p>
     <w:p>
@@ -1600,38 +1514,9 @@
         <w:t>Made build system improvements that resulting in our builds being 25-30% faster.</w:t>
       </w:r>
     </w:p>
-    <w:p>
-      <w:pPr>
-        <w:pStyle w:val="ListParagraph"/>
-        <w:numPr>
-          <w:ilvl w:val="0"/>
-          <w:numId w:val="10"/>
-        </w:numPr>
-        <w:tabs>
-          <w:tab w:val="left" w:pos="-720"/>
-        </w:tabs>
-        <w:ind w:right="-720"/>
-        <w:rPr>
-          <w:rFonts w:ascii="Arial" w:hAnsi="Arial"/>
-          <w:color w:val="000000"/>
-          <w:sz w:val="18"/>
-          <w:szCs w:val="22"/>
-          <w:lang w:eastAsia="ar-SA"/>
-        </w:rPr>
-      </w:pPr>
-      <w:r>
-        <w:rPr>
-          <w:rFonts w:ascii="Arial" w:hAnsi="Arial"/>
-          <w:color w:val="000000"/>
-          <w:sz w:val="18"/>
-          <w:szCs w:val="22"/>
-          <w:lang w:eastAsia="ar-SA"/>
-        </w:rPr>
-        <w:t>Participated in hundreds of onsite interviews for potential candidates to work at Indeed.</w:t>
-      </w:r>
-    </w:p>
     <w:bookmarkEnd w:id="1"/>
     <w:bookmarkEnd w:id="2"/>
+    <w:bookmarkEnd w:id="3"/>
     <w:p>
       <w:pPr>
         <w:widowControl/>
@@ -1707,8 +1592,8 @@
           <w:lang w:eastAsia="ar-SA"/>
         </w:rPr>
       </w:pPr>
-      <w:bookmarkStart w:id="9" w:name="OLE_LINK7"/>
-      <w:bookmarkStart w:id="10" w:name="OLE_LINK8"/>
+      <w:bookmarkStart w:id="10" w:name="OLE_LINK7"/>
+      <w:bookmarkStart w:id="11" w:name="OLE_LINK8"/>
       <w:r>
         <w:rPr>
           <w:rFonts w:ascii="Arial" w:hAnsi="Arial"/>
@@ -1720,8 +1605,8 @@
         </w:rPr>
         <w:t>Technical Lead, Platform QA</w:t>
       </w:r>
-      <w:bookmarkEnd w:id="9"/>
       <w:bookmarkEnd w:id="10"/>
+      <w:bookmarkEnd w:id="11"/>
       <w:r>
         <w:rPr>
           <w:rFonts w:ascii="Arial" w:hAnsi="Arial"/>
@@ -1816,7 +1701,6 @@
           <w:szCs w:val="22"/>
           <w:lang w:eastAsia="ar-SA"/>
         </w:rPr>
-        <w:lastRenderedPageBreak/>
         <w:t xml:space="preserve">Klink LLC, </w:t>
       </w:r>
       <w:r>
@@ -1932,8 +1816,8 @@
           <w:lang w:eastAsia="ar-SA"/>
         </w:rPr>
       </w:pPr>
-      <w:bookmarkStart w:id="11" w:name="OLE_LINK11"/>
-      <w:bookmarkStart w:id="12" w:name="OLE_LINK12"/>
+      <w:bookmarkStart w:id="12" w:name="OLE_LINK11"/>
+      <w:bookmarkStart w:id="13" w:name="OLE_LINK12"/>
       <w:r>
         <w:rPr>
           <w:rFonts w:ascii="Arial" w:hAnsi="Arial"/>
@@ -2105,8 +1989,8 @@
         <w:t>Reduced open bug count by 80%.</w:t>
       </w:r>
     </w:p>
-    <w:bookmarkEnd w:id="11"/>
     <w:bookmarkEnd w:id="12"/>
+    <w:bookmarkEnd w:id="13"/>
     <w:p>
       <w:pPr>
         <w:tabs>
@@ -2206,7 +2090,29 @@
           <w:szCs w:val="22"/>
           <w:lang w:eastAsia="ar-SA"/>
         </w:rPr>
-        <w:t xml:space="preserve">QA &amp; Release Engineer Manager, </w:t>
+        <w:t>QA &amp; Release Engineer</w:t>
+      </w:r>
+      <w:r>
+        <w:rPr>
+          <w:rFonts w:ascii="Arial" w:hAnsi="Arial"/>
+          <w:b/>
+          <w:color w:val="000000"/>
+          <w:sz w:val="18"/>
+          <w:szCs w:val="22"/>
+          <w:lang w:eastAsia="ar-SA"/>
+        </w:rPr>
+        <w:t>ing</w:t>
+      </w:r>
+      <w:r>
+        <w:rPr>
+          <w:rFonts w:ascii="Arial" w:hAnsi="Arial"/>
+          <w:b/>
+          <w:color w:val="000000"/>
+          <w:sz w:val="18"/>
+          <w:szCs w:val="22"/>
+          <w:lang w:eastAsia="ar-SA"/>
+        </w:rPr>
+        <w:t xml:space="preserve"> Manager, </w:t>
       </w:r>
       <w:r>
         <w:rPr>
@@ -2414,8 +2320,8 @@
           <w:lang w:eastAsia="ar-SA"/>
         </w:rPr>
       </w:pPr>
-      <w:bookmarkStart w:id="13" w:name="OLE_LINK15"/>
-      <w:bookmarkStart w:id="14" w:name="OLE_LINK16"/>
+      <w:bookmarkStart w:id="14" w:name="OLE_LINK15"/>
+      <w:bookmarkStart w:id="15" w:name="OLE_LINK16"/>
       <w:r>
         <w:rPr>
           <w:rFonts w:ascii="Arial" w:hAnsi="Arial"/>
@@ -2508,8 +2414,8 @@
         <w:t>Version 1.3 shipped in the App Store in September 2012.</w:t>
       </w:r>
     </w:p>
-    <w:bookmarkEnd w:id="13"/>
     <w:bookmarkEnd w:id="14"/>
+    <w:bookmarkEnd w:id="15"/>
     <w:p>
       <w:pPr>
         <w:widowControl/>
@@ -3222,7 +3128,7 @@
           <w:lang w:eastAsia="ar-SA"/>
         </w:rPr>
       </w:pPr>
-      <w:bookmarkStart w:id="15" w:name="_Hlk204379077"/>
+      <w:bookmarkStart w:id="16" w:name="_Hlk204379077"/>
       <w:r>
         <w:rPr>
           <w:rFonts w:ascii="Arial" w:hAnsi="Arial"/>
@@ -3350,7 +3256,7 @@
         <w:t>, December 1987-March 1996</w:t>
       </w:r>
     </w:p>
-    <w:bookmarkEnd w:id="15"/>
+    <w:bookmarkEnd w:id="16"/>
     <w:p>
       <w:pPr>
         <w:tabs>
@@ -3414,7 +3320,6 @@
           <w:tab w:val="left" w:pos="-720"/>
         </w:tabs>
         <w:ind w:right="-720"/>
-        <w:jc w:val="both"/>
         <w:rPr>
           <w:rFonts w:ascii="Arial" w:hAnsi="Arial"/>
           <w:color w:val="000000"/>
@@ -3423,7 +3328,7 @@
           <w:lang w:eastAsia="ar-SA"/>
         </w:rPr>
       </w:pPr>
-      <w:bookmarkStart w:id="16" w:name="_Hlk204379090"/>
+      <w:bookmarkStart w:id="17" w:name="_Hlk204379090"/>
       <w:r>
         <w:rPr>
           <w:rFonts w:ascii="Arial" w:hAnsi="Arial"/>
@@ -3432,7 +3337,57 @@
           <w:szCs w:val="18"/>
           <w:lang w:eastAsia="ar-SA"/>
         </w:rPr>
-        <w:t xml:space="preserve">Swift, SwiftUI, </w:t>
+        <w:t>Swift, SwiftUI, UIKit</w:t>
+      </w:r>
+      <w:r>
+        <w:rPr>
+          <w:rFonts w:ascii="Arial" w:hAnsi="Arial"/>
+          <w:color w:val="000000"/>
+          <w:sz w:val="18"/>
+          <w:szCs w:val="18"/>
+          <w:lang w:eastAsia="ar-SA"/>
+        </w:rPr>
+        <w:t xml:space="preserve">, </w:t>
+      </w:r>
+      <w:r>
+        <w:rPr>
+          <w:rFonts w:ascii="Arial" w:hAnsi="Arial"/>
+          <w:color w:val="000000"/>
+          <w:sz w:val="18"/>
+          <w:szCs w:val="18"/>
+          <w:lang w:eastAsia="ar-SA"/>
+        </w:rPr>
+        <w:t>Xcode</w:t>
+      </w:r>
+      <w:r>
+        <w:rPr>
+          <w:rFonts w:ascii="Arial" w:hAnsi="Arial"/>
+          <w:color w:val="000000"/>
+          <w:sz w:val="18"/>
+          <w:szCs w:val="18"/>
+          <w:lang w:eastAsia="ar-SA"/>
+        </w:rPr>
+        <w:t xml:space="preserve">, Bash/shell scripting, Java, GraphQL, Apollo Federation, Python, Spring, Spring Boot, </w:t>
+      </w:r>
+      <w:r>
+        <w:rPr>
+          <w:rFonts w:ascii="Arial" w:hAnsi="Arial"/>
+          <w:color w:val="000000"/>
+          <w:sz w:val="18"/>
+          <w:szCs w:val="18"/>
+          <w:lang w:eastAsia="ar-SA"/>
+        </w:rPr>
+        <w:t xml:space="preserve">Objective C, </w:t>
+      </w:r>
+      <w:r>
+        <w:rPr>
+          <w:rFonts w:ascii="Arial" w:hAnsi="Arial"/>
+          <w:color w:val="000000"/>
+          <w:sz w:val="18"/>
+          <w:szCs w:val="18"/>
+          <w:lang w:eastAsia="ar-SA"/>
+        </w:rPr>
+        <w:t xml:space="preserve">RESTful APIs, </w:t>
       </w:r>
       <w:proofErr w:type="spellStart"/>
       <w:r>
@@ -3443,7 +3398,7 @@
           <w:szCs w:val="18"/>
           <w:lang w:eastAsia="ar-SA"/>
         </w:rPr>
-        <w:t>UIKit</w:t>
+        <w:t>Javascript</w:t>
       </w:r>
       <w:proofErr w:type="spellEnd"/>
       <w:r>
@@ -3454,7 +3409,7 @@
           <w:szCs w:val="18"/>
           <w:lang w:eastAsia="ar-SA"/>
         </w:rPr>
-        <w:t xml:space="preserve">  Combine, </w:t>
+        <w:t xml:space="preserve">, Soy, HTML, CSS, Django, </w:t>
       </w:r>
       <w:r>
         <w:rPr>
@@ -3464,7 +3419,7 @@
           <w:szCs w:val="18"/>
           <w:lang w:eastAsia="ar-SA"/>
         </w:rPr>
-        <w:t>Xcode</w:t>
+        <w:t xml:space="preserve">C, </w:t>
       </w:r>
       <w:r>
         <w:rPr>
@@ -3474,7 +3429,17 @@
           <w:szCs w:val="18"/>
           <w:lang w:eastAsia="ar-SA"/>
         </w:rPr>
-        <w:t xml:space="preserve">, Bash/shell scripting, Java, </w:t>
+        <w:t>SQL,</w:t>
+      </w:r>
+      <w:r>
+        <w:rPr>
+          <w:rFonts w:ascii="Arial" w:hAnsi="Arial"/>
+          <w:color w:val="000000"/>
+          <w:sz w:val="18"/>
+          <w:szCs w:val="18"/>
+          <w:lang w:eastAsia="ar-SA"/>
+        </w:rPr>
+        <w:t xml:space="preserve"> Perl, </w:t>
       </w:r>
       <w:proofErr w:type="spellStart"/>
       <w:r>
@@ -3485,7 +3450,7 @@
           <w:szCs w:val="18"/>
           <w:lang w:eastAsia="ar-SA"/>
         </w:rPr>
-        <w:t>GraphQL</w:t>
+        <w:t>Tcl</w:t>
       </w:r>
       <w:proofErr w:type="spellEnd"/>
       <w:r>
@@ -3496,8 +3461,9 @@
           <w:szCs w:val="18"/>
           <w:lang w:eastAsia="ar-SA"/>
         </w:rPr>
-        <w:t xml:space="preserve">, Apollo Federation, Python, Spring, Spring Boot, </w:t>
-      </w:r>
+        <w:t xml:space="preserve">, Ruby, Eclipse, MacOS, iOS, Unix, Linux, Windows, Visual Studio, </w:t>
+      </w:r>
+      <w:proofErr w:type="spellStart"/>
       <w:r>
         <w:rPr>
           <w:rFonts w:ascii="Arial" w:hAnsi="Arial"/>
@@ -3506,8 +3472,9 @@
           <w:szCs w:val="18"/>
           <w:lang w:eastAsia="ar-SA"/>
         </w:rPr>
-        <w:t xml:space="preserve">Objective C, </w:t>
-      </w:r>
+        <w:t>cvs</w:t>
+      </w:r>
+      <w:proofErr w:type="spellEnd"/>
       <w:r>
         <w:rPr>
           <w:rFonts w:ascii="Arial" w:hAnsi="Arial"/>
@@ -3516,7 +3483,7 @@
           <w:szCs w:val="18"/>
           <w:lang w:eastAsia="ar-SA"/>
         </w:rPr>
-        <w:t xml:space="preserve">RESTful APIs, </w:t>
+        <w:t xml:space="preserve">, Subversion, Perforce, git, </w:t>
       </w:r>
       <w:proofErr w:type="spellStart"/>
       <w:r>
@@ -3527,7 +3494,7 @@
           <w:szCs w:val="18"/>
           <w:lang w:eastAsia="ar-SA"/>
         </w:rPr>
-        <w:t>Javascript</w:t>
+        <w:t>Bitkeeper</w:t>
       </w:r>
       <w:proofErr w:type="spellEnd"/>
       <w:r>
@@ -3538,7 +3505,7 @@
           <w:szCs w:val="18"/>
           <w:lang w:eastAsia="ar-SA"/>
         </w:rPr>
-        <w:t xml:space="preserve">, Soy, HTML, CSS, Django, </w:t>
+        <w:t xml:space="preserve">, </w:t>
       </w:r>
       <w:r>
         <w:rPr>
@@ -3548,8 +3515,9 @@
           <w:szCs w:val="18"/>
           <w:lang w:eastAsia="ar-SA"/>
         </w:rPr>
-        <w:t xml:space="preserve">C, </w:t>
-      </w:r>
+        <w:t xml:space="preserve">Mercurial, </w:t>
+      </w:r>
+      <w:proofErr w:type="spellStart"/>
       <w:r>
         <w:rPr>
           <w:rFonts w:ascii="Arial" w:hAnsi="Arial"/>
@@ -3558,8 +3526,9 @@
           <w:szCs w:val="18"/>
           <w:lang w:eastAsia="ar-SA"/>
         </w:rPr>
-        <w:t>SQL,</w:t>
-      </w:r>
+        <w:t>gcc</w:t>
+      </w:r>
+      <w:proofErr w:type="spellEnd"/>
       <w:r>
         <w:rPr>
           <w:rFonts w:ascii="Arial" w:hAnsi="Arial"/>
@@ -3568,7 +3537,17 @@
           <w:szCs w:val="18"/>
           <w:lang w:eastAsia="ar-SA"/>
         </w:rPr>
-        <w:t xml:space="preserve"> Perl, </w:t>
+        <w:t>, Jenkins, VMWare, Cocoa, Bugzilla, JIRA,</w:t>
+      </w:r>
+      <w:r>
+        <w:rPr>
+          <w:rFonts w:ascii="Arial" w:hAnsi="Arial"/>
+          <w:color w:val="000000"/>
+          <w:sz w:val="18"/>
+          <w:szCs w:val="18"/>
+          <w:lang w:eastAsia="ar-SA"/>
+        </w:rPr>
+        <w:t xml:space="preserve"> </w:t>
       </w:r>
       <w:proofErr w:type="spellStart"/>
       <w:r>
@@ -3579,7 +3558,7 @@
           <w:szCs w:val="18"/>
           <w:lang w:eastAsia="ar-SA"/>
         </w:rPr>
-        <w:t>Tcl</w:t>
+        <w:t>yocto</w:t>
       </w:r>
       <w:proofErr w:type="spellEnd"/>
       <w:r>
@@ -3590,9 +3569,8 @@
           <w:szCs w:val="18"/>
           <w:lang w:eastAsia="ar-SA"/>
         </w:rPr>
-        <w:t xml:space="preserve">, Ruby, Eclipse, MacOS, iOS, Unix, Linux, Windows, Visual Studio, </w:t>
-      </w:r>
-      <w:proofErr w:type="spellStart"/>
+        <w:t>, repo, vagrant, VirtualBox</w:t>
+      </w:r>
       <w:r>
         <w:rPr>
           <w:rFonts w:ascii="Arial" w:hAnsi="Arial"/>
@@ -3601,117 +3579,10 @@
           <w:szCs w:val="18"/>
           <w:lang w:eastAsia="ar-SA"/>
         </w:rPr>
-        <w:t>cvs</w:t>
-      </w:r>
-      <w:proofErr w:type="spellEnd"/>
-      <w:r>
-        <w:rPr>
-          <w:rFonts w:ascii="Arial" w:hAnsi="Arial"/>
-          <w:color w:val="000000"/>
-          <w:sz w:val="18"/>
-          <w:szCs w:val="18"/>
-          <w:lang w:eastAsia="ar-SA"/>
-        </w:rPr>
-        <w:t xml:space="preserve">, Subversion, Perforce, git, </w:t>
-      </w:r>
-      <w:proofErr w:type="spellStart"/>
-      <w:r>
-        <w:rPr>
-          <w:rFonts w:ascii="Arial" w:hAnsi="Arial"/>
-          <w:color w:val="000000"/>
-          <w:sz w:val="18"/>
-          <w:szCs w:val="18"/>
-          <w:lang w:eastAsia="ar-SA"/>
-        </w:rPr>
-        <w:t>Bitkeeper</w:t>
-      </w:r>
-      <w:proofErr w:type="spellEnd"/>
-      <w:r>
-        <w:rPr>
-          <w:rFonts w:ascii="Arial" w:hAnsi="Arial"/>
-          <w:color w:val="000000"/>
-          <w:sz w:val="18"/>
-          <w:szCs w:val="18"/>
-          <w:lang w:eastAsia="ar-SA"/>
-        </w:rPr>
-        <w:t xml:space="preserve">, </w:t>
-      </w:r>
-      <w:r>
-        <w:rPr>
-          <w:rFonts w:ascii="Arial" w:hAnsi="Arial"/>
-          <w:color w:val="000000"/>
-          <w:sz w:val="18"/>
-          <w:szCs w:val="18"/>
-          <w:lang w:eastAsia="ar-SA"/>
-        </w:rPr>
-        <w:t xml:space="preserve">Mercurial, </w:t>
-      </w:r>
-      <w:proofErr w:type="spellStart"/>
-      <w:r>
-        <w:rPr>
-          <w:rFonts w:ascii="Arial" w:hAnsi="Arial"/>
-          <w:color w:val="000000"/>
-          <w:sz w:val="18"/>
-          <w:szCs w:val="18"/>
-          <w:lang w:eastAsia="ar-SA"/>
-        </w:rPr>
-        <w:t>gcc</w:t>
-      </w:r>
-      <w:proofErr w:type="spellEnd"/>
-      <w:r>
-        <w:rPr>
-          <w:rFonts w:ascii="Arial" w:hAnsi="Arial"/>
-          <w:color w:val="000000"/>
-          <w:sz w:val="18"/>
-          <w:szCs w:val="18"/>
-          <w:lang w:eastAsia="ar-SA"/>
-        </w:rPr>
-        <w:t>, Jenkins, VMWare, Cocoa, Bugzilla, JIRA,</w:t>
-      </w:r>
-      <w:r>
-        <w:rPr>
-          <w:rFonts w:ascii="Arial" w:hAnsi="Arial"/>
-          <w:color w:val="000000"/>
-          <w:sz w:val="18"/>
-          <w:szCs w:val="18"/>
-          <w:lang w:eastAsia="ar-SA"/>
-        </w:rPr>
-        <w:t xml:space="preserve"> </w:t>
-      </w:r>
-      <w:proofErr w:type="spellStart"/>
-      <w:r>
-        <w:rPr>
-          <w:rFonts w:ascii="Arial" w:hAnsi="Arial"/>
-          <w:color w:val="000000"/>
-          <w:sz w:val="18"/>
-          <w:szCs w:val="18"/>
-          <w:lang w:eastAsia="ar-SA"/>
-        </w:rPr>
-        <w:t>yocto</w:t>
-      </w:r>
-      <w:proofErr w:type="spellEnd"/>
-      <w:r>
-        <w:rPr>
-          <w:rFonts w:ascii="Arial" w:hAnsi="Arial"/>
-          <w:color w:val="000000"/>
-          <w:sz w:val="18"/>
-          <w:szCs w:val="18"/>
-          <w:lang w:eastAsia="ar-SA"/>
-        </w:rPr>
-        <w:t>, repo, vagrant, VirtualBox</w:t>
-      </w:r>
-      <w:r>
-        <w:rPr>
-          <w:rFonts w:ascii="Arial" w:hAnsi="Arial"/>
-          <w:color w:val="000000"/>
-          <w:sz w:val="18"/>
-          <w:szCs w:val="18"/>
-          <w:lang w:eastAsia="ar-SA"/>
-        </w:rPr>
-        <w:t>, Marionette, hobo, Datadog, Terraform, Kubernetes, Avro, Kafka, Docker, make, Subversion, Pascal, Assembly Language</w:t>
-      </w:r>
-    </w:p>
-    <w:bookmarkEnd w:id="16"/>
+        <w:t>, Marionette, hobo, Datadog, Terraform, Kubernetes, Avro, Kafka, Docker, make, Pascal, Assembly Language</w:t>
+      </w:r>
+    </w:p>
+    <w:bookmarkEnd w:id="17"/>
     <w:p>
       <w:pPr>
         <w:tabs>
@@ -3843,7 +3714,7 @@
         <w:t xml:space="preserve"> – a newsletter about my life in the tech sector.</w:t>
       </w:r>
     </w:p>
-    <w:bookmarkEnd w:id="3"/>
+    <w:bookmarkEnd w:id="4"/>
     <w:p>
       <w:pPr>
         <w:tabs>

--- a/resumes/Syd Polk.docx
+++ b/resumes/Syd Polk.docx
@@ -582,53 +582,12 @@
         </w:rPr>
         <w:t>Participated in hundreds of onsite interviews for potential candidates to work at Indeed.</w:t>
       </w:r>
-    </w:p>
-    <w:p>
-      <w:pPr>
-        <w:tabs>
-          <w:tab w:val="left" w:pos="-720"/>
-        </w:tabs>
-        <w:ind w:right="-720"/>
-        <w:rPr>
-          <w:rFonts w:ascii="Arial" w:hAnsi="Arial"/>
-          <w:color w:val="000000"/>
-          <w:sz w:val="18"/>
-          <w:szCs w:val="22"/>
-          <w:lang w:eastAsia="ar-SA"/>
-        </w:rPr>
-      </w:pPr>
-    </w:p>
-    <w:p>
-      <w:pPr>
-        <w:tabs>
-          <w:tab w:val="left" w:pos="-720"/>
-        </w:tabs>
-        <w:ind w:right="-720"/>
-        <w:rPr>
-          <w:rFonts w:ascii="Arial" w:hAnsi="Arial"/>
-          <w:i/>
-          <w:iCs/>
-          <w:color w:val="000000"/>
-          <w:sz w:val="18"/>
-          <w:szCs w:val="22"/>
-          <w:lang w:eastAsia="ar-SA"/>
-        </w:rPr>
-      </w:pPr>
       <w:bookmarkStart w:id="2" w:name="OLE_LINK5"/>
       <w:bookmarkStart w:id="3" w:name="OLE_LINK6"/>
       <w:bookmarkStart w:id="4" w:name="OLE_LINK2"/>
-      <w:r>
-        <w:rPr>
-          <w:rFonts w:ascii="Arial" w:hAnsi="Arial"/>
-          <w:i/>
-          <w:iCs/>
-          <w:color w:val="000000"/>
-          <w:sz w:val="18"/>
-          <w:szCs w:val="22"/>
-          <w:lang w:eastAsia="ar-SA"/>
-        </w:rPr>
-        <w:t>Senior Software Engineer, Mobile Applications, April 2022-date.</w:t>
-      </w:r>
+      <w:bookmarkStart w:id="5" w:name="_Hlk204378838"/>
+      <w:bookmarkStart w:id="6" w:name="OLE_LINK3"/>
+      <w:bookmarkStart w:id="7" w:name="OLE_LINK4"/>
     </w:p>
     <w:p>
       <w:pPr>
@@ -649,18 +608,15 @@
           <w:lang w:eastAsia="ar-SA"/>
         </w:rPr>
       </w:pPr>
-      <w:bookmarkStart w:id="5" w:name="_Hlk204378838"/>
-      <w:bookmarkStart w:id="6" w:name="OLE_LINK3"/>
-      <w:bookmarkStart w:id="7" w:name="OLE_LINK4"/>
-      <w:r>
-        <w:rPr>
-          <w:rFonts w:ascii="Arial" w:hAnsi="Arial"/>
-          <w:color w:val="000000"/>
-          <w:sz w:val="18"/>
-          <w:szCs w:val="22"/>
-          <w:lang w:eastAsia="ar-SA"/>
-        </w:rPr>
-        <w:t xml:space="preserve">Developed user-facing native features using SwiftUI and GraphQL for </w:t>
+      <w:r>
+        <w:rPr>
+          <w:rFonts w:ascii="Arial" w:hAnsi="Arial"/>
+          <w:color w:val="000000"/>
+          <w:sz w:val="18"/>
+          <w:szCs w:val="22"/>
+          <w:lang w:eastAsia="ar-SA"/>
+        </w:rPr>
+        <w:t xml:space="preserve">Developed features as part of our cross-platform SDK to enable ReactNative integration in </w:t>
       </w:r>
       <w:hyperlink r:id="rId6" w:history="1">
         <w:r>
@@ -674,16 +630,6 @@
           <w:t>Indeed’s Job Search app</w:t>
         </w:r>
       </w:hyperlink>
-      <w:r>
-        <w:rPr>
-          <w:rFonts w:ascii="Arial" w:hAnsi="Arial"/>
-          <w:color w:val="000000"/>
-          <w:sz w:val="18"/>
-          <w:szCs w:val="22"/>
-          <w:lang w:eastAsia="ar-SA"/>
-        </w:rPr>
-        <w:t>.</w:t>
-      </w:r>
     </w:p>
     <w:p>
       <w:pPr>
@@ -712,7 +658,66 @@
           <w:szCs w:val="22"/>
           <w:lang w:eastAsia="ar-SA"/>
         </w:rPr>
-        <w:t>The number of opt outs of all push notifications per day has dropped 30% since Native Push Notification Preferences was rolled out in January 2024.</w:t>
+        <w:t>Using Claude Code, p</w:t>
+      </w:r>
+      <w:r>
+        <w:rPr>
+          <w:rFonts w:ascii="Arial" w:hAnsi="Arial"/>
+          <w:color w:val="000000"/>
+          <w:sz w:val="18"/>
+          <w:szCs w:val="22"/>
+          <w:lang w:eastAsia="ar-SA"/>
+        </w:rPr>
+        <w:t>rovided navigation to views implemented natively in iOS and Android that can be invoked from ReactNative.</w:t>
+      </w:r>
+    </w:p>
+    <w:p>
+      <w:pPr>
+        <w:pStyle w:val="ListParagraph"/>
+        <w:numPr>
+          <w:ilvl w:val="0"/>
+          <w:numId w:val="10"/>
+        </w:numPr>
+        <w:tabs>
+          <w:tab w:val="left" w:pos="-720"/>
+        </w:tabs>
+        <w:ind w:right="-720"/>
+        <w:rPr>
+          <w:rFonts w:ascii="Arial" w:hAnsi="Arial"/>
+          <w:color w:val="000000"/>
+          <w:sz w:val="18"/>
+          <w:szCs w:val="22"/>
+          <w:lang w:eastAsia="ar-SA"/>
+        </w:rPr>
+      </w:pPr>
+      <w:r>
+        <w:rPr>
+          <w:rFonts w:ascii="Arial" w:hAnsi="Arial"/>
+          <w:color w:val="000000"/>
+          <w:sz w:val="18"/>
+          <w:szCs w:val="22"/>
+          <w:lang w:eastAsia="ar-SA"/>
+        </w:rPr>
+        <w:t xml:space="preserve">Developed user-facing native features using SwiftUI and GraphQL for </w:t>
+      </w:r>
+      <w:r>
+        <w:rPr>
+          <w:rFonts w:ascii="Arial" w:hAnsi="Arial"/>
+          <w:sz w:val="18"/>
+          <w:szCs w:val="22"/>
+          <w:lang w:eastAsia="ar-SA"/>
+        </w:rPr>
+        <w:t>Indeed’s Job Search app</w:t>
+      </w:r>
+      <w:r>
+        <w:rPr>
+          <w:rFonts w:ascii="Arial" w:hAnsi="Arial"/>
+          <w:color w:val="000000"/>
+          <w:sz w:val="18"/>
+          <w:szCs w:val="22"/>
+          <w:lang w:eastAsia="ar-SA"/>
+        </w:rPr>
+        <w:t>.</w:t>
       </w:r>
     </w:p>
     <w:p>
@@ -734,6 +739,128 @@
           <w:lang w:eastAsia="ar-SA"/>
         </w:rPr>
       </w:pPr>
+      <w:bookmarkStart w:id="8" w:name="OLE_LINK9"/>
+      <w:r>
+        <w:rPr>
+          <w:rFonts w:ascii="Arial" w:hAnsi="Arial"/>
+          <w:color w:val="000000"/>
+          <w:sz w:val="18"/>
+          <w:szCs w:val="22"/>
+          <w:lang w:eastAsia="ar-SA"/>
+        </w:rPr>
+        <w:t>Full</w:t>
+      </w:r>
+      <w:r>
+        <w:rPr>
+          <w:rFonts w:ascii="Arial" w:hAnsi="Arial"/>
+          <w:color w:val="000000"/>
+          <w:sz w:val="18"/>
+          <w:szCs w:val="22"/>
+          <w:lang w:eastAsia="ar-SA"/>
+        </w:rPr>
+        <w:t>y</w:t>
+      </w:r>
+      <w:r>
+        <w:rPr>
+          <w:rFonts w:ascii="Arial" w:hAnsi="Arial"/>
+          <w:color w:val="000000"/>
+          <w:sz w:val="18"/>
+          <w:szCs w:val="22"/>
+          <w:lang w:eastAsia="ar-SA"/>
+        </w:rPr>
+        <w:t xml:space="preserve"> </w:t>
+      </w:r>
+      <w:bookmarkEnd w:id="8"/>
+      <w:r>
+        <w:rPr>
+          <w:rFonts w:ascii="Arial" w:hAnsi="Arial"/>
+          <w:color w:val="000000"/>
+          <w:sz w:val="18"/>
+          <w:szCs w:val="22"/>
+          <w:lang w:eastAsia="ar-SA"/>
+        </w:rPr>
+        <w:t>developed interface for fine-grained control of Push Notifications</w:t>
+      </w:r>
+    </w:p>
+    <w:p>
+      <w:pPr>
+        <w:pStyle w:val="ListParagraph"/>
+        <w:numPr>
+          <w:ilvl w:val="2"/>
+          <w:numId w:val="10"/>
+        </w:numPr>
+        <w:tabs>
+          <w:tab w:val="left" w:pos="-720"/>
+        </w:tabs>
+        <w:ind w:right="-720"/>
+        <w:rPr>
+          <w:rFonts w:ascii="Arial" w:hAnsi="Arial"/>
+          <w:color w:val="000000"/>
+          <w:sz w:val="18"/>
+          <w:szCs w:val="22"/>
+          <w:lang w:eastAsia="ar-SA"/>
+        </w:rPr>
+      </w:pPr>
+      <w:r>
+        <w:rPr>
+          <w:rFonts w:ascii="Arial" w:hAnsi="Arial"/>
+          <w:color w:val="000000"/>
+          <w:sz w:val="18"/>
+          <w:szCs w:val="22"/>
+          <w:lang w:eastAsia="ar-SA"/>
+        </w:rPr>
+        <w:t>The number of opt outs of all push notifications per day has dropped 30% since Native Push Notification Preferences was rolled out in January 2024.</w:t>
+      </w:r>
+    </w:p>
+    <w:p>
+      <w:pPr>
+        <w:pStyle w:val="ListParagraph"/>
+        <w:numPr>
+          <w:ilvl w:val="1"/>
+          <w:numId w:val="10"/>
+        </w:numPr>
+        <w:tabs>
+          <w:tab w:val="left" w:pos="-720"/>
+        </w:tabs>
+        <w:ind w:right="-720"/>
+        <w:rPr>
+          <w:rFonts w:ascii="Arial" w:hAnsi="Arial"/>
+          <w:color w:val="000000"/>
+          <w:sz w:val="18"/>
+          <w:szCs w:val="22"/>
+          <w:lang w:eastAsia="ar-SA"/>
+        </w:rPr>
+      </w:pPr>
+      <w:r>
+        <w:rPr>
+          <w:rFonts w:ascii="Arial" w:hAnsi="Arial"/>
+          <w:color w:val="000000"/>
+          <w:sz w:val="18"/>
+          <w:szCs w:val="22"/>
+          <w:lang w:eastAsia="ar-SA"/>
+        </w:rPr>
+        <w:t>Developed feature skeleton and model architecture for Native Messaging and AI-powered Mock Interviews</w:t>
+      </w:r>
+    </w:p>
+    <w:p>
+      <w:pPr>
+        <w:pStyle w:val="ListParagraph"/>
+        <w:numPr>
+          <w:ilvl w:val="2"/>
+          <w:numId w:val="10"/>
+        </w:numPr>
+        <w:tabs>
+          <w:tab w:val="left" w:pos="-720"/>
+        </w:tabs>
+        <w:ind w:right="-720"/>
+        <w:rPr>
+          <w:rFonts w:ascii="Arial" w:hAnsi="Arial"/>
+          <w:color w:val="000000"/>
+          <w:sz w:val="18"/>
+          <w:szCs w:val="22"/>
+          <w:lang w:eastAsia="ar-SA"/>
+        </w:rPr>
+      </w:pPr>
       <w:r>
         <w:rPr>
           <w:rFonts w:ascii="Arial" w:hAnsi="Arial"/>
@@ -743,6 +870,56 @@
           <w:lang w:eastAsia="ar-SA"/>
         </w:rPr>
         <w:t>Engagement between employers and job seekers using Indeed’s messaging has increased 9% since the native messaging was rolled out in late 2024.</w:t>
+      </w:r>
+    </w:p>
+    <w:p>
+      <w:pPr>
+        <w:pStyle w:val="ListParagraph"/>
+        <w:numPr>
+          <w:ilvl w:val="1"/>
+          <w:numId w:val="10"/>
+        </w:numPr>
+        <w:tabs>
+          <w:tab w:val="left" w:pos="-720"/>
+        </w:tabs>
+        <w:ind w:right="-720"/>
+        <w:rPr>
+          <w:rFonts w:ascii="Arial" w:hAnsi="Arial"/>
+          <w:color w:val="000000"/>
+          <w:sz w:val="18"/>
+          <w:szCs w:val="22"/>
+          <w:lang w:eastAsia="ar-SA"/>
+        </w:rPr>
+      </w:pPr>
+      <w:r>
+        <w:rPr>
+          <w:rFonts w:ascii="Arial" w:hAnsi="Arial"/>
+          <w:color w:val="000000"/>
+          <w:sz w:val="18"/>
+          <w:szCs w:val="22"/>
+          <w:lang w:eastAsia="ar-SA"/>
+        </w:rPr>
+        <w:t>Developed SSE Client</w:t>
+      </w:r>
+      <w:r>
+        <w:rPr>
+          <w:rFonts w:ascii="Arial" w:hAnsi="Arial"/>
+          <w:color w:val="000000"/>
+          <w:sz w:val="18"/>
+          <w:szCs w:val="22"/>
+          <w:lang w:eastAsia="ar-SA"/>
+        </w:rPr>
+        <w:t xml:space="preserve"> for processing chat messages in the Messaging and Career Scout systems</w:t>
+      </w:r>
+      <w:r>
+        <w:rPr>
+          <w:rFonts w:ascii="Arial" w:hAnsi="Arial"/>
+          <w:color w:val="000000"/>
+          <w:sz w:val="18"/>
+          <w:szCs w:val="22"/>
+          <w:lang w:eastAsia="ar-SA"/>
+        </w:rPr>
+        <w:t>.</w:t>
       </w:r>
     </w:p>
     <w:bookmarkEnd w:id="5"/>
@@ -885,7 +1062,7 @@
           <w:lang w:eastAsia="ar-SA"/>
         </w:rPr>
       </w:pPr>
-      <w:bookmarkStart w:id="8" w:name="_Hlk204378852"/>
+      <w:bookmarkStart w:id="9" w:name="_Hlk204378852"/>
       <w:r>
         <w:rPr>
           <w:rFonts w:ascii="Arial" w:hAnsi="Arial"/>
@@ -897,7 +1074,7 @@
         <w:t>The average time from when an outage started until the team was notified dropped from &gt;120 minutes to &lt; 5 minutes.</w:t>
       </w:r>
     </w:p>
-    <w:bookmarkEnd w:id="8"/>
+    <w:bookmarkEnd w:id="9"/>
     <w:p>
       <w:pPr>
         <w:pStyle w:val="ListParagraph"/>
@@ -927,80 +1104,8 @@
         </w:rPr>
         <w:t>Developed integration with Indeed’s A/B testing system in the IOS Job Search app, enabling A/B tests of features and improvements.</w:t>
       </w:r>
-    </w:p>
-    <w:bookmarkEnd w:id="6"/>
-    <w:bookmarkEnd w:id="7"/>
-    <w:p>
-      <w:pPr>
-        <w:tabs>
-          <w:tab w:val="left" w:pos="-720"/>
-        </w:tabs>
-        <w:ind w:right="-720"/>
-        <w:rPr>
-          <w:rFonts w:ascii="Arial" w:hAnsi="Arial"/>
-          <w:i/>
-          <w:iCs/>
-          <w:color w:val="000000"/>
-          <w:sz w:val="18"/>
-          <w:szCs w:val="22"/>
-          <w:lang w:eastAsia="ar-SA"/>
-        </w:rPr>
-      </w:pPr>
-    </w:p>
-    <w:p>
-      <w:pPr>
-        <w:tabs>
-          <w:tab w:val="left" w:pos="-720"/>
-        </w:tabs>
-        <w:ind w:right="-720"/>
-        <w:rPr>
-          <w:rFonts w:ascii="Arial" w:hAnsi="Arial"/>
-          <w:i/>
-          <w:iCs/>
-          <w:color w:val="000000"/>
-          <w:sz w:val="18"/>
-          <w:szCs w:val="22"/>
-          <w:lang w:eastAsia="ar-SA"/>
-        </w:rPr>
-      </w:pPr>
-      <w:r>
-        <w:rPr>
-          <w:rFonts w:ascii="Arial" w:hAnsi="Arial"/>
-          <w:i/>
-          <w:iCs/>
-          <w:color w:val="000000"/>
-          <w:sz w:val="18"/>
-          <w:szCs w:val="22"/>
-          <w:lang w:eastAsia="ar-SA"/>
-        </w:rPr>
-        <w:t>Site Reliability Engineer (1 quarter rotation), April-</w:t>
-      </w:r>
-      <w:proofErr w:type="gramStart"/>
-      <w:r>
-        <w:rPr>
-          <w:rFonts w:ascii="Arial" w:hAnsi="Arial"/>
-          <w:i/>
-          <w:iCs/>
-          <w:color w:val="000000"/>
-          <w:sz w:val="18"/>
-          <w:szCs w:val="22"/>
-          <w:lang w:eastAsia="ar-SA"/>
-        </w:rPr>
-        <w:t>July,</w:t>
-      </w:r>
-      <w:proofErr w:type="gramEnd"/>
-      <w:r>
-        <w:rPr>
-          <w:rFonts w:ascii="Arial" w:hAnsi="Arial"/>
-          <w:i/>
-          <w:iCs/>
-          <w:color w:val="000000"/>
-          <w:sz w:val="18"/>
-          <w:szCs w:val="22"/>
-          <w:lang w:eastAsia="ar-SA"/>
-        </w:rPr>
-        <w:t xml:space="preserve"> 2021.</w:t>
-      </w:r>
+      <w:bookmarkEnd w:id="6"/>
+      <w:bookmarkEnd w:id="7"/>
     </w:p>
     <w:p>
       <w:pPr>
@@ -1021,16 +1126,45 @@
           <w:lang w:eastAsia="ar-SA"/>
         </w:rPr>
       </w:pPr>
-      <w:bookmarkStart w:id="9" w:name="_Hlk204378873"/>
-      <w:r>
-        <w:rPr>
-          <w:rFonts w:ascii="Arial" w:hAnsi="Arial"/>
-          <w:color w:val="000000"/>
-          <w:sz w:val="18"/>
-          <w:szCs w:val="22"/>
-          <w:lang w:eastAsia="ar-SA"/>
-        </w:rPr>
-        <w:t>Worked with one engineering team establishing SLO for its service</w:t>
+      <w:r>
+        <w:rPr>
+          <w:rFonts w:ascii="Arial" w:hAnsi="Arial"/>
+          <w:color w:val="000000"/>
+          <w:sz w:val="18"/>
+          <w:szCs w:val="22"/>
+          <w:lang w:eastAsia="ar-SA"/>
+        </w:rPr>
+        <w:t xml:space="preserve">Developed and evangelized GraphQL technology within Indeed. </w:t>
+      </w:r>
+    </w:p>
+    <w:p>
+      <w:pPr>
+        <w:pStyle w:val="ListParagraph"/>
+        <w:numPr>
+          <w:ilvl w:val="0"/>
+          <w:numId w:val="10"/>
+        </w:numPr>
+        <w:tabs>
+          <w:tab w:val="left" w:pos="-720"/>
+        </w:tabs>
+        <w:ind w:right="-720"/>
+        <w:rPr>
+          <w:rFonts w:ascii="Arial" w:hAnsi="Arial"/>
+          <w:color w:val="000000"/>
+          <w:sz w:val="18"/>
+          <w:szCs w:val="22"/>
+          <w:lang w:eastAsia="ar-SA"/>
+        </w:rPr>
+      </w:pPr>
+      <w:r>
+        <w:rPr>
+          <w:rFonts w:ascii="Arial" w:hAnsi="Arial"/>
+          <w:color w:val="000000"/>
+          <w:sz w:val="18"/>
+          <w:szCs w:val="22"/>
+          <w:lang w:eastAsia="ar-SA"/>
+        </w:rPr>
+        <w:t xml:space="preserve">Split a small but important service from our main job search webserver for use as a microservice. </w:t>
       </w:r>
     </w:p>
     <w:p>
@@ -1060,7 +1194,1517 @@
           <w:szCs w:val="22"/>
           <w:lang w:eastAsia="ar-SA"/>
         </w:rPr>
-        <w:t>Did not implement any SLOs as the performance of the service was not fast or reliable enough.</w:t>
+        <w:t>Service handles several million requests a week that would have otherwise been handled by the main Indeed server, decreasing request latency and memory pressure. Handles 100M+ requests/month with an internal latency average &lt; 100ms, and availability 99.0%</w:t>
+      </w:r>
+    </w:p>
+    <w:p>
+      <w:pPr>
+        <w:pStyle w:val="ListParagraph"/>
+        <w:numPr>
+          <w:ilvl w:val="0"/>
+          <w:numId w:val="10"/>
+        </w:numPr>
+        <w:tabs>
+          <w:tab w:val="left" w:pos="-720"/>
+        </w:tabs>
+        <w:ind w:right="-720"/>
+        <w:rPr>
+          <w:rFonts w:ascii="Arial" w:hAnsi="Arial"/>
+          <w:color w:val="000000"/>
+          <w:sz w:val="18"/>
+          <w:szCs w:val="22"/>
+          <w:lang w:eastAsia="ar-SA"/>
+        </w:rPr>
+      </w:pPr>
+      <w:r>
+        <w:rPr>
+          <w:rFonts w:ascii="Arial" w:hAnsi="Arial"/>
+          <w:color w:val="000000"/>
+          <w:sz w:val="18"/>
+          <w:szCs w:val="22"/>
+          <w:lang w:eastAsia="ar-SA"/>
+        </w:rPr>
+        <w:t xml:space="preserve">Developed high-volume client logging library using Kafka and Avro that can handle tens of millions of logs per day from the </w:t>
+      </w:r>
+      <w:proofErr w:type="spellStart"/>
+      <w:r>
+        <w:rPr>
+          <w:rFonts w:ascii="Arial" w:hAnsi="Arial"/>
+          <w:color w:val="000000"/>
+          <w:sz w:val="18"/>
+          <w:szCs w:val="22"/>
+          <w:lang w:eastAsia="ar-SA"/>
+        </w:rPr>
+        <w:t>GlassDoor</w:t>
+      </w:r>
+      <w:proofErr w:type="spellEnd"/>
+      <w:r>
+        <w:rPr>
+          <w:rFonts w:ascii="Arial" w:hAnsi="Arial"/>
+          <w:color w:val="000000"/>
+          <w:sz w:val="18"/>
+          <w:szCs w:val="22"/>
+          <w:lang w:eastAsia="ar-SA"/>
+        </w:rPr>
+        <w:t xml:space="preserve"> native application.</w:t>
+      </w:r>
+      <w:bookmarkEnd w:id="1"/>
+      <w:bookmarkEnd w:id="2"/>
+      <w:bookmarkEnd w:id="3"/>
+    </w:p>
+    <w:p>
+      <w:pPr>
+        <w:tabs>
+          <w:tab w:val="left" w:pos="-720"/>
+        </w:tabs>
+        <w:ind w:right="-720"/>
+        <w:rPr>
+          <w:rFonts w:ascii="Arial" w:hAnsi="Arial"/>
+          <w:color w:val="000000"/>
+          <w:sz w:val="18"/>
+          <w:szCs w:val="22"/>
+          <w:lang w:eastAsia="ar-SA"/>
+        </w:rPr>
+      </w:pPr>
+    </w:p>
+    <w:p>
+      <w:pPr>
+        <w:widowControl/>
+        <w:suppressAutoHyphens w:val="0"/>
+        <w:rPr>
+          <w:rFonts w:ascii="Arial" w:hAnsi="Arial"/>
+          <w:b/>
+          <w:color w:val="000000"/>
+          <w:sz w:val="18"/>
+          <w:szCs w:val="22"/>
+          <w:lang w:eastAsia="ar-SA"/>
+        </w:rPr>
+      </w:pPr>
+      <w:r>
+        <w:rPr>
+          <w:rFonts w:ascii="Arial" w:hAnsi="Arial"/>
+          <w:b/>
+          <w:color w:val="000000"/>
+          <w:sz w:val="18"/>
+          <w:szCs w:val="22"/>
+          <w:lang w:eastAsia="ar-SA"/>
+        </w:rPr>
+        <w:t xml:space="preserve">Mozilla, Inc., </w:t>
+      </w:r>
+      <w:r>
+        <w:rPr>
+          <w:rFonts w:ascii="Arial" w:hAnsi="Arial"/>
+          <w:bCs/>
+          <w:color w:val="000000"/>
+          <w:sz w:val="18"/>
+          <w:szCs w:val="22"/>
+          <w:lang w:eastAsia="ar-SA"/>
+        </w:rPr>
+        <w:t>Mountain View, CA</w:t>
+      </w:r>
+      <w:r>
+        <w:rPr>
+          <w:rFonts w:ascii="Arial" w:hAnsi="Arial"/>
+          <w:bCs/>
+          <w:color w:val="000000"/>
+          <w:sz w:val="18"/>
+          <w:szCs w:val="22"/>
+          <w:lang w:eastAsia="ar-SA"/>
+        </w:rPr>
+        <w:t xml:space="preserve"> (remote).</w:t>
+      </w:r>
+    </w:p>
+    <w:p>
+      <w:pPr>
+        <w:tabs>
+          <w:tab w:val="left" w:pos="-720"/>
+        </w:tabs>
+        <w:ind w:right="-720"/>
+        <w:rPr>
+          <w:rFonts w:ascii="Arial" w:hAnsi="Arial"/>
+          <w:color w:val="000000"/>
+          <w:sz w:val="18"/>
+          <w:szCs w:val="22"/>
+          <w:lang w:eastAsia="ar-SA"/>
+        </w:rPr>
+      </w:pPr>
+      <w:bookmarkStart w:id="10" w:name="OLE_LINK7"/>
+      <w:bookmarkStart w:id="11" w:name="OLE_LINK8"/>
+      <w:r>
+        <w:rPr>
+          <w:rFonts w:ascii="Arial" w:hAnsi="Arial"/>
+          <w:b/>
+          <w:color w:val="000000"/>
+          <w:sz w:val="18"/>
+          <w:szCs w:val="22"/>
+          <w:lang w:eastAsia="ar-SA"/>
+        </w:rPr>
+        <w:t>Technical Lead, Platform QA</w:t>
+      </w:r>
+      <w:bookmarkEnd w:id="10"/>
+      <w:bookmarkEnd w:id="11"/>
+      <w:r>
+        <w:rPr>
+          <w:rFonts w:ascii="Arial" w:hAnsi="Arial"/>
+          <w:b/>
+          <w:color w:val="000000"/>
+          <w:sz w:val="18"/>
+          <w:szCs w:val="22"/>
+          <w:lang w:eastAsia="ar-SA"/>
+        </w:rPr>
+        <w:t xml:space="preserve">, </w:t>
+      </w:r>
+      <w:r>
+        <w:rPr>
+          <w:rFonts w:ascii="Arial" w:hAnsi="Arial"/>
+          <w:color w:val="000000"/>
+          <w:sz w:val="18"/>
+          <w:szCs w:val="22"/>
+          <w:lang w:eastAsia="ar-SA"/>
+        </w:rPr>
+        <w:t>April 2014-</w:t>
+      </w:r>
+      <w:r>
+        <w:rPr>
+          <w:rFonts w:ascii="Arial" w:hAnsi="Arial"/>
+          <w:color w:val="000000"/>
+          <w:sz w:val="18"/>
+          <w:szCs w:val="22"/>
+          <w:lang w:eastAsia="ar-SA"/>
+        </w:rPr>
+        <w:t>April 2016</w:t>
+      </w:r>
+      <w:r>
+        <w:rPr>
+          <w:rFonts w:ascii="Arial" w:hAnsi="Arial"/>
+          <w:color w:val="000000"/>
+          <w:sz w:val="18"/>
+          <w:szCs w:val="22"/>
+          <w:lang w:eastAsia="ar-SA"/>
+        </w:rPr>
+        <w:t>.</w:t>
+      </w:r>
+    </w:p>
+    <w:p>
+      <w:pPr>
+        <w:tabs>
+          <w:tab w:val="left" w:pos="-720"/>
+        </w:tabs>
+        <w:ind w:right="-720"/>
+        <w:rPr>
+          <w:rFonts w:ascii="Arial" w:hAnsi="Arial"/>
+          <w:b/>
+          <w:color w:val="000000"/>
+          <w:sz w:val="18"/>
+          <w:szCs w:val="22"/>
+          <w:lang w:eastAsia="ar-SA"/>
+        </w:rPr>
+      </w:pPr>
+    </w:p>
+    <w:p>
+      <w:pPr>
+        <w:widowControl/>
+        <w:suppressAutoHyphens w:val="0"/>
+        <w:rPr>
+          <w:rFonts w:ascii="Arial" w:hAnsi="Arial"/>
+          <w:b/>
+          <w:color w:val="000000"/>
+          <w:sz w:val="18"/>
+          <w:szCs w:val="22"/>
+          <w:lang w:eastAsia="ar-SA"/>
+        </w:rPr>
+      </w:pPr>
+    </w:p>
+    <w:p>
+      <w:pPr>
+        <w:widowControl/>
+        <w:suppressAutoHyphens w:val="0"/>
+        <w:rPr>
+          <w:rFonts w:ascii="Arial" w:hAnsi="Arial"/>
+          <w:b/>
+          <w:color w:val="000000"/>
+          <w:sz w:val="18"/>
+          <w:szCs w:val="22"/>
+          <w:lang w:eastAsia="ar-SA"/>
+        </w:rPr>
+      </w:pPr>
+      <w:r>
+        <w:rPr>
+          <w:rFonts w:ascii="Arial" w:hAnsi="Arial"/>
+          <w:b/>
+          <w:color w:val="000000"/>
+          <w:sz w:val="18"/>
+          <w:szCs w:val="22"/>
+          <w:lang w:eastAsia="ar-SA"/>
+        </w:rPr>
+        <w:t xml:space="preserve">Klink LLC, </w:t>
+      </w:r>
+      <w:r>
+        <w:rPr>
+          <w:rFonts w:ascii="Arial" w:hAnsi="Arial"/>
+          <w:bCs/>
+          <w:color w:val="000000"/>
+          <w:sz w:val="18"/>
+          <w:szCs w:val="22"/>
+          <w:lang w:eastAsia="ar-SA"/>
+        </w:rPr>
+        <w:t>Austin, Texas</w:t>
+      </w:r>
+      <w:r>
+        <w:rPr>
+          <w:rFonts w:ascii="Arial" w:hAnsi="Arial"/>
+          <w:bCs/>
+          <w:color w:val="000000"/>
+          <w:sz w:val="18"/>
+          <w:szCs w:val="22"/>
+          <w:lang w:eastAsia="ar-SA"/>
+        </w:rPr>
+        <w:t>.</w:t>
+      </w:r>
+    </w:p>
+    <w:p>
+      <w:pPr>
+        <w:tabs>
+          <w:tab w:val="left" w:pos="-720"/>
+        </w:tabs>
+        <w:ind w:right="-720"/>
+        <w:rPr>
+          <w:rFonts w:ascii="Arial" w:hAnsi="Arial"/>
+          <w:color w:val="000000"/>
+          <w:sz w:val="18"/>
+          <w:szCs w:val="22"/>
+          <w:lang w:eastAsia="ar-SA"/>
+        </w:rPr>
+      </w:pPr>
+      <w:r>
+        <w:rPr>
+          <w:rFonts w:ascii="Arial" w:hAnsi="Arial"/>
+          <w:b/>
+          <w:color w:val="000000"/>
+          <w:sz w:val="18"/>
+          <w:szCs w:val="22"/>
+          <w:lang w:eastAsia="ar-SA"/>
+        </w:rPr>
+        <w:t xml:space="preserve">Mac OS X Programmer, </w:t>
+      </w:r>
+      <w:r>
+        <w:rPr>
+          <w:rFonts w:ascii="Arial" w:hAnsi="Arial"/>
+          <w:color w:val="000000"/>
+          <w:sz w:val="18"/>
+          <w:szCs w:val="22"/>
+          <w:lang w:eastAsia="ar-SA"/>
+        </w:rPr>
+        <w:t>August 2013-</w:t>
+      </w:r>
+      <w:r>
+        <w:rPr>
+          <w:rFonts w:ascii="Arial" w:hAnsi="Arial"/>
+          <w:color w:val="000000"/>
+          <w:sz w:val="18"/>
+          <w:szCs w:val="22"/>
+          <w:lang w:eastAsia="ar-SA"/>
+        </w:rPr>
+        <w:t>April 2014</w:t>
+      </w:r>
+      <w:r>
+        <w:rPr>
+          <w:rFonts w:ascii="Arial" w:hAnsi="Arial"/>
+          <w:color w:val="000000"/>
+          <w:sz w:val="18"/>
+          <w:szCs w:val="22"/>
+          <w:lang w:eastAsia="ar-SA"/>
+        </w:rPr>
+        <w:t>.</w:t>
+      </w:r>
+    </w:p>
+    <w:p>
+      <w:pPr>
+        <w:tabs>
+          <w:tab w:val="left" w:pos="-720"/>
+        </w:tabs>
+        <w:ind w:right="-720"/>
+        <w:rPr>
+          <w:rFonts w:ascii="Arial" w:hAnsi="Arial"/>
+          <w:color w:val="000000"/>
+          <w:sz w:val="18"/>
+          <w:szCs w:val="22"/>
+          <w:lang w:eastAsia="ar-SA"/>
+        </w:rPr>
+      </w:pPr>
+    </w:p>
+    <w:p>
+      <w:pPr>
+        <w:pStyle w:val="ListParagraph"/>
+        <w:numPr>
+          <w:ilvl w:val="0"/>
+          <w:numId w:val="8"/>
+        </w:numPr>
+        <w:tabs>
+          <w:tab w:val="left" w:pos="-720"/>
+        </w:tabs>
+        <w:ind w:right="-720"/>
+        <w:rPr>
+          <w:rFonts w:ascii="Arial" w:hAnsi="Arial"/>
+          <w:color w:val="000000"/>
+          <w:sz w:val="18"/>
+          <w:szCs w:val="22"/>
+          <w:lang w:eastAsia="ar-SA"/>
+        </w:rPr>
+      </w:pPr>
+      <w:bookmarkStart w:id="12" w:name="OLE_LINK11"/>
+      <w:bookmarkStart w:id="13" w:name="OLE_LINK12"/>
+      <w:r>
+        <w:rPr>
+          <w:rFonts w:ascii="Arial" w:hAnsi="Arial"/>
+          <w:color w:val="000000"/>
+          <w:sz w:val="18"/>
+          <w:szCs w:val="22"/>
+          <w:lang w:eastAsia="ar-SA"/>
+        </w:rPr>
+        <w:t>Use</w:t>
+      </w:r>
+      <w:r>
+        <w:rPr>
+          <w:rFonts w:ascii="Arial" w:hAnsi="Arial"/>
+          <w:color w:val="000000"/>
+          <w:sz w:val="18"/>
+          <w:szCs w:val="22"/>
+          <w:lang w:eastAsia="ar-SA"/>
+        </w:rPr>
+        <w:t>d</w:t>
+      </w:r>
+      <w:r>
+        <w:rPr>
+          <w:rFonts w:ascii="Arial" w:hAnsi="Arial"/>
+          <w:color w:val="000000"/>
+          <w:sz w:val="18"/>
+          <w:szCs w:val="22"/>
+          <w:lang w:eastAsia="ar-SA"/>
+        </w:rPr>
+        <w:t xml:space="preserve"> Obje</w:t>
+      </w:r>
+      <w:r>
+        <w:rPr>
+          <w:rFonts w:ascii="Arial" w:hAnsi="Arial"/>
+          <w:color w:val="000000"/>
+          <w:sz w:val="18"/>
+          <w:szCs w:val="22"/>
+          <w:lang w:eastAsia="ar-SA"/>
+        </w:rPr>
+        <w:t>ctive C,</w:t>
+      </w:r>
+      <w:r>
+        <w:rPr>
+          <w:rFonts w:ascii="Arial" w:hAnsi="Arial"/>
+          <w:color w:val="000000"/>
+          <w:sz w:val="18"/>
+          <w:szCs w:val="22"/>
+          <w:lang w:eastAsia="ar-SA"/>
+        </w:rPr>
+        <w:t xml:space="preserve"> Python </w:t>
+      </w:r>
+      <w:r>
+        <w:rPr>
+          <w:rFonts w:ascii="Arial" w:hAnsi="Arial"/>
+          <w:color w:val="000000"/>
+          <w:sz w:val="18"/>
+          <w:szCs w:val="22"/>
+          <w:lang w:eastAsia="ar-SA"/>
+        </w:rPr>
+        <w:t xml:space="preserve">and PyObjC </w:t>
+      </w:r>
+      <w:r>
+        <w:rPr>
+          <w:rFonts w:ascii="Arial" w:hAnsi="Arial"/>
+          <w:color w:val="000000"/>
+          <w:sz w:val="18"/>
+          <w:szCs w:val="22"/>
+          <w:lang w:eastAsia="ar-SA"/>
+        </w:rPr>
+        <w:t xml:space="preserve">to develop </w:t>
+      </w:r>
+      <w:r>
+        <w:rPr>
+          <w:rFonts w:ascii="Arial" w:hAnsi="Arial"/>
+          <w:color w:val="000000"/>
+          <w:sz w:val="18"/>
+          <w:szCs w:val="22"/>
+          <w:lang w:eastAsia="ar-SA"/>
+        </w:rPr>
+        <w:t>user interface for cloud syncing application</w:t>
+      </w:r>
+      <w:r>
+        <w:rPr>
+          <w:rFonts w:ascii="Arial" w:hAnsi="Arial"/>
+          <w:color w:val="000000"/>
+          <w:sz w:val="18"/>
+          <w:szCs w:val="22"/>
+          <w:lang w:eastAsia="ar-SA"/>
+        </w:rPr>
+        <w:t>.</w:t>
+      </w:r>
+    </w:p>
+    <w:p>
+      <w:pPr>
+        <w:pStyle w:val="ListParagraph"/>
+        <w:numPr>
+          <w:ilvl w:val="0"/>
+          <w:numId w:val="8"/>
+        </w:numPr>
+        <w:tabs>
+          <w:tab w:val="left" w:pos="-720"/>
+        </w:tabs>
+        <w:ind w:right="-720"/>
+        <w:rPr>
+          <w:rFonts w:ascii="Arial" w:hAnsi="Arial"/>
+          <w:color w:val="000000"/>
+          <w:sz w:val="18"/>
+          <w:szCs w:val="22"/>
+          <w:lang w:eastAsia="ar-SA"/>
+        </w:rPr>
+      </w:pPr>
+      <w:r>
+        <w:rPr>
+          <w:rFonts w:ascii="Arial" w:hAnsi="Arial"/>
+          <w:color w:val="000000"/>
+          <w:sz w:val="18"/>
+          <w:szCs w:val="22"/>
+          <w:lang w:eastAsia="ar-SA"/>
+        </w:rPr>
+        <w:t>Use</w:t>
+      </w:r>
+      <w:r>
+        <w:rPr>
+          <w:rFonts w:ascii="Arial" w:hAnsi="Arial"/>
+          <w:color w:val="000000"/>
+          <w:sz w:val="18"/>
+          <w:szCs w:val="22"/>
+          <w:lang w:eastAsia="ar-SA"/>
+        </w:rPr>
+        <w:t>d</w:t>
+      </w:r>
+      <w:r>
+        <w:rPr>
+          <w:rFonts w:ascii="Arial" w:hAnsi="Arial"/>
+          <w:color w:val="000000"/>
+          <w:sz w:val="18"/>
+          <w:szCs w:val="22"/>
+          <w:lang w:eastAsia="ar-SA"/>
+        </w:rPr>
+        <w:t xml:space="preserve"> Python to implement syncing via RESTful interfaces.</w:t>
+      </w:r>
+    </w:p>
+    <w:p>
+      <w:pPr>
+        <w:pStyle w:val="ListParagraph"/>
+        <w:numPr>
+          <w:ilvl w:val="0"/>
+          <w:numId w:val="8"/>
+        </w:numPr>
+        <w:tabs>
+          <w:tab w:val="left" w:pos="-720"/>
+        </w:tabs>
+        <w:ind w:right="-720"/>
+        <w:rPr>
+          <w:rFonts w:ascii="Arial" w:hAnsi="Arial"/>
+          <w:color w:val="000000"/>
+          <w:sz w:val="18"/>
+          <w:szCs w:val="22"/>
+          <w:lang w:eastAsia="ar-SA"/>
+        </w:rPr>
+      </w:pPr>
+      <w:r>
+        <w:rPr>
+          <w:rFonts w:ascii="Arial" w:hAnsi="Arial"/>
+          <w:color w:val="000000"/>
+          <w:sz w:val="18"/>
+          <w:szCs w:val="22"/>
+          <w:lang w:eastAsia="ar-SA"/>
+        </w:rPr>
+        <w:t>Reduced open bug count by 80%.</w:t>
+      </w:r>
+    </w:p>
+    <w:bookmarkEnd w:id="12"/>
+    <w:bookmarkEnd w:id="13"/>
+    <w:p>
+      <w:pPr>
+        <w:tabs>
+          <w:tab w:val="left" w:pos="-720"/>
+        </w:tabs>
+        <w:ind w:right="-720"/>
+        <w:rPr>
+          <w:rFonts w:ascii="Arial" w:hAnsi="Arial"/>
+          <w:b/>
+          <w:color w:val="000000"/>
+          <w:sz w:val="18"/>
+          <w:szCs w:val="22"/>
+          <w:lang w:eastAsia="ar-SA"/>
+        </w:rPr>
+      </w:pPr>
+    </w:p>
+    <w:p>
+      <w:pPr>
+        <w:tabs>
+          <w:tab w:val="left" w:pos="-720"/>
+        </w:tabs>
+        <w:ind w:right="-720"/>
+        <w:rPr>
+          <w:rFonts w:ascii="Arial" w:hAnsi="Arial"/>
+          <w:b/>
+          <w:color w:val="000000"/>
+          <w:sz w:val="18"/>
+          <w:szCs w:val="22"/>
+          <w:lang w:eastAsia="ar-SA"/>
+        </w:rPr>
+      </w:pPr>
+      <w:r>
+        <w:rPr>
+          <w:rFonts w:ascii="Arial" w:hAnsi="Arial"/>
+          <w:b/>
+          <w:color w:val="000000"/>
+          <w:sz w:val="18"/>
+          <w:szCs w:val="22"/>
+          <w:lang w:eastAsia="ar-SA"/>
+        </w:rPr>
+        <w:t>Spawn Labs</w:t>
+      </w:r>
+      <w:r>
+        <w:rPr>
+          <w:rFonts w:ascii="Arial" w:hAnsi="Arial"/>
+          <w:b/>
+          <w:color w:val="000000"/>
+          <w:sz w:val="18"/>
+          <w:szCs w:val="22"/>
+          <w:lang w:eastAsia="ar-SA"/>
+        </w:rPr>
+        <w:t xml:space="preserve">, </w:t>
+      </w:r>
+      <w:r>
+        <w:rPr>
+          <w:rFonts w:ascii="Arial" w:hAnsi="Arial"/>
+          <w:bCs/>
+          <w:color w:val="000000"/>
+          <w:sz w:val="18"/>
+          <w:szCs w:val="22"/>
+          <w:lang w:eastAsia="ar-SA"/>
+        </w:rPr>
+        <w:t>Austin, Texas</w:t>
+      </w:r>
+      <w:r>
+        <w:rPr>
+          <w:rFonts w:ascii="Arial" w:hAnsi="Arial"/>
+          <w:bCs/>
+          <w:color w:val="000000"/>
+          <w:sz w:val="18"/>
+          <w:szCs w:val="22"/>
+          <w:lang w:eastAsia="ar-SA"/>
+        </w:rPr>
+        <w:t>.</w:t>
+      </w:r>
+    </w:p>
+    <w:p>
+      <w:pPr>
+        <w:tabs>
+          <w:tab w:val="left" w:pos="-720"/>
+        </w:tabs>
+        <w:ind w:right="-720"/>
+        <w:rPr>
+          <w:rFonts w:ascii="Arial" w:hAnsi="Arial"/>
+          <w:color w:val="000000"/>
+          <w:sz w:val="18"/>
+          <w:szCs w:val="22"/>
+          <w:lang w:eastAsia="ar-SA"/>
+        </w:rPr>
+      </w:pPr>
+      <w:r>
+        <w:rPr>
+          <w:rFonts w:ascii="Arial" w:hAnsi="Arial"/>
+          <w:b/>
+          <w:color w:val="000000"/>
+          <w:sz w:val="18"/>
+          <w:szCs w:val="22"/>
+          <w:lang w:eastAsia="ar-SA"/>
+        </w:rPr>
+        <w:lastRenderedPageBreak/>
+        <w:t>QA &amp; Release Engineer</w:t>
+      </w:r>
+      <w:r>
+        <w:rPr>
+          <w:rFonts w:ascii="Arial" w:hAnsi="Arial"/>
+          <w:b/>
+          <w:color w:val="000000"/>
+          <w:sz w:val="18"/>
+          <w:szCs w:val="22"/>
+          <w:lang w:eastAsia="ar-SA"/>
+        </w:rPr>
+        <w:t>ing</w:t>
+      </w:r>
+      <w:r>
+        <w:rPr>
+          <w:rFonts w:ascii="Arial" w:hAnsi="Arial"/>
+          <w:b/>
+          <w:color w:val="000000"/>
+          <w:sz w:val="18"/>
+          <w:szCs w:val="22"/>
+          <w:lang w:eastAsia="ar-SA"/>
+        </w:rPr>
+        <w:t xml:space="preserve"> Manager, </w:t>
+      </w:r>
+      <w:r>
+        <w:rPr>
+          <w:rFonts w:ascii="Arial" w:hAnsi="Arial"/>
+          <w:color w:val="000000"/>
+          <w:sz w:val="18"/>
+          <w:szCs w:val="22"/>
+          <w:lang w:eastAsia="ar-SA"/>
+        </w:rPr>
+        <w:t>September 2012-</w:t>
+      </w:r>
+      <w:r>
+        <w:rPr>
+          <w:rFonts w:ascii="Arial" w:hAnsi="Arial"/>
+          <w:color w:val="000000"/>
+          <w:sz w:val="18"/>
+          <w:szCs w:val="22"/>
+          <w:lang w:eastAsia="ar-SA"/>
+        </w:rPr>
+        <w:t>August 2013</w:t>
+      </w:r>
+      <w:r>
+        <w:rPr>
+          <w:rFonts w:ascii="Arial" w:hAnsi="Arial"/>
+          <w:color w:val="000000"/>
+          <w:sz w:val="18"/>
+          <w:szCs w:val="22"/>
+          <w:lang w:eastAsia="ar-SA"/>
+        </w:rPr>
+        <w:t>.</w:t>
+      </w:r>
+    </w:p>
+    <w:p>
+      <w:pPr>
+        <w:widowControl/>
+        <w:suppressAutoHyphens w:val="0"/>
+        <w:rPr>
+          <w:rFonts w:ascii="Arial" w:hAnsi="Arial"/>
+          <w:b/>
+          <w:color w:val="000000"/>
+          <w:sz w:val="18"/>
+          <w:szCs w:val="22"/>
+          <w:lang w:eastAsia="ar-SA"/>
+        </w:rPr>
+      </w:pPr>
+    </w:p>
+    <w:p>
+      <w:pPr>
+        <w:widowControl/>
+        <w:suppressAutoHyphens w:val="0"/>
+        <w:rPr>
+          <w:rFonts w:ascii="Arial" w:hAnsi="Arial"/>
+          <w:b/>
+          <w:color w:val="000000"/>
+          <w:sz w:val="18"/>
+          <w:szCs w:val="22"/>
+          <w:lang w:eastAsia="ar-SA"/>
+        </w:rPr>
+      </w:pPr>
+      <w:r>
+        <w:rPr>
+          <w:rFonts w:ascii="Arial" w:hAnsi="Arial"/>
+          <w:b/>
+          <w:color w:val="000000"/>
+          <w:sz w:val="18"/>
+          <w:szCs w:val="22"/>
+          <w:lang w:eastAsia="ar-SA"/>
+        </w:rPr>
+        <w:t xml:space="preserve">Rock Systems, </w:t>
+      </w:r>
+      <w:r>
+        <w:rPr>
+          <w:rFonts w:ascii="Arial" w:hAnsi="Arial"/>
+          <w:bCs/>
+          <w:color w:val="000000"/>
+          <w:sz w:val="18"/>
+          <w:szCs w:val="22"/>
+          <w:lang w:eastAsia="ar-SA"/>
+        </w:rPr>
+        <w:t>Durango, Colorado</w:t>
+      </w:r>
+      <w:r>
+        <w:rPr>
+          <w:rFonts w:ascii="Arial" w:hAnsi="Arial"/>
+          <w:bCs/>
+          <w:color w:val="000000"/>
+          <w:sz w:val="18"/>
+          <w:szCs w:val="22"/>
+          <w:lang w:eastAsia="ar-SA"/>
+        </w:rPr>
+        <w:t xml:space="preserve"> (remote).</w:t>
+      </w:r>
+    </w:p>
+    <w:p>
+      <w:pPr>
+        <w:tabs>
+          <w:tab w:val="left" w:pos="-720"/>
+        </w:tabs>
+        <w:ind w:right="-720"/>
+        <w:rPr>
+          <w:rFonts w:ascii="Arial" w:hAnsi="Arial"/>
+          <w:color w:val="000000"/>
+          <w:sz w:val="18"/>
+          <w:szCs w:val="22"/>
+          <w:lang w:eastAsia="ar-SA"/>
+        </w:rPr>
+      </w:pPr>
+      <w:r>
+        <w:rPr>
+          <w:rFonts w:ascii="Arial" w:hAnsi="Arial"/>
+          <w:b/>
+          <w:color w:val="000000"/>
+          <w:sz w:val="18"/>
+          <w:szCs w:val="22"/>
+          <w:lang w:eastAsia="ar-SA"/>
+        </w:rPr>
+        <w:t xml:space="preserve">Consultant – iOS </w:t>
+      </w:r>
+      <w:r>
+        <w:rPr>
+          <w:rFonts w:ascii="Arial" w:hAnsi="Arial"/>
+          <w:b/>
+          <w:color w:val="000000"/>
+          <w:sz w:val="18"/>
+          <w:szCs w:val="22"/>
+          <w:lang w:eastAsia="ar-SA"/>
+        </w:rPr>
+        <w:t>Development</w:t>
+      </w:r>
+      <w:r>
+        <w:rPr>
+          <w:rFonts w:ascii="Arial" w:hAnsi="Arial"/>
+          <w:b/>
+          <w:color w:val="000000"/>
+          <w:sz w:val="18"/>
+          <w:szCs w:val="22"/>
+          <w:lang w:eastAsia="ar-SA"/>
+        </w:rPr>
+        <w:t xml:space="preserve">, </w:t>
+      </w:r>
+      <w:r>
+        <w:rPr>
+          <w:rFonts w:ascii="Arial" w:hAnsi="Arial"/>
+          <w:color w:val="000000"/>
+          <w:sz w:val="18"/>
+          <w:szCs w:val="22"/>
+          <w:lang w:eastAsia="ar-SA"/>
+        </w:rPr>
+        <w:t>April</w:t>
+      </w:r>
+      <w:r>
+        <w:rPr>
+          <w:rFonts w:ascii="Arial" w:hAnsi="Arial"/>
+          <w:color w:val="000000"/>
+          <w:sz w:val="18"/>
+          <w:szCs w:val="22"/>
+          <w:lang w:eastAsia="ar-SA"/>
+        </w:rPr>
+        <w:t xml:space="preserve"> 2012-August 2012</w:t>
+      </w:r>
+      <w:r>
+        <w:rPr>
+          <w:rFonts w:ascii="Arial" w:hAnsi="Arial"/>
+          <w:color w:val="000000"/>
+          <w:sz w:val="18"/>
+          <w:szCs w:val="22"/>
+          <w:lang w:eastAsia="ar-SA"/>
+        </w:rPr>
+        <w:t>.</w:t>
+      </w:r>
+    </w:p>
+    <w:p>
+      <w:pPr>
+        <w:tabs>
+          <w:tab w:val="left" w:pos="-720"/>
+        </w:tabs>
+        <w:ind w:right="-720"/>
+        <w:rPr>
+          <w:rFonts w:ascii="Arial" w:hAnsi="Arial"/>
+          <w:b/>
+          <w:color w:val="000000"/>
+          <w:sz w:val="18"/>
+          <w:szCs w:val="22"/>
+          <w:lang w:eastAsia="ar-SA"/>
+        </w:rPr>
+      </w:pPr>
+    </w:p>
+    <w:p>
+      <w:pPr>
+        <w:pStyle w:val="ListParagraph"/>
+        <w:numPr>
+          <w:ilvl w:val="0"/>
+          <w:numId w:val="9"/>
+        </w:numPr>
+        <w:tabs>
+          <w:tab w:val="left" w:pos="-720"/>
+        </w:tabs>
+        <w:ind w:right="-720"/>
+        <w:rPr>
+          <w:rFonts w:ascii="Arial" w:hAnsi="Arial"/>
+          <w:b/>
+          <w:color w:val="000000"/>
+          <w:sz w:val="18"/>
+          <w:szCs w:val="22"/>
+          <w:lang w:eastAsia="ar-SA"/>
+        </w:rPr>
+      </w:pPr>
+      <w:bookmarkStart w:id="14" w:name="OLE_LINK15"/>
+      <w:bookmarkStart w:id="15" w:name="OLE_LINK16"/>
+      <w:r>
+        <w:rPr>
+          <w:rFonts w:ascii="Arial" w:hAnsi="Arial"/>
+          <w:color w:val="000000"/>
+          <w:sz w:val="18"/>
+          <w:szCs w:val="22"/>
+          <w:lang w:eastAsia="ar-SA"/>
+        </w:rPr>
+        <w:t>Identified and fixed 80+ defects</w:t>
+      </w:r>
+      <w:r>
+        <w:rPr>
+          <w:rFonts w:ascii="Arial" w:hAnsi="Arial"/>
+          <w:color w:val="000000"/>
+          <w:sz w:val="18"/>
+          <w:szCs w:val="22"/>
+          <w:lang w:eastAsia="ar-SA"/>
+        </w:rPr>
+        <w:t xml:space="preserve"> in Airborne Media Group’s Audio Air </w:t>
+      </w:r>
+      <w:r>
+        <w:rPr>
+          <w:rFonts w:ascii="Arial" w:hAnsi="Arial"/>
+          <w:color w:val="000000"/>
+          <w:sz w:val="18"/>
+          <w:szCs w:val="22"/>
+          <w:lang w:eastAsia="ar-SA"/>
+        </w:rPr>
+        <w:t xml:space="preserve">IOS </w:t>
+      </w:r>
+      <w:r>
+        <w:rPr>
+          <w:rFonts w:ascii="Arial" w:hAnsi="Arial"/>
+          <w:color w:val="000000"/>
+          <w:sz w:val="18"/>
+          <w:szCs w:val="22"/>
+          <w:lang w:eastAsia="ar-SA"/>
+        </w:rPr>
+        <w:t>app</w:t>
+      </w:r>
+      <w:r>
+        <w:rPr>
+          <w:rFonts w:ascii="Arial" w:hAnsi="Arial"/>
+          <w:color w:val="000000"/>
+          <w:sz w:val="18"/>
+          <w:szCs w:val="22"/>
+          <w:lang w:eastAsia="ar-SA"/>
+        </w:rPr>
+        <w:t xml:space="preserve"> (now discontinued)</w:t>
+      </w:r>
+      <w:r>
+        <w:rPr>
+          <w:rFonts w:ascii="Arial" w:hAnsi="Arial"/>
+          <w:color w:val="000000"/>
+          <w:sz w:val="18"/>
+          <w:szCs w:val="22"/>
+          <w:lang w:eastAsia="ar-SA"/>
+        </w:rPr>
+        <w:t>, including many crashing defects that would have been triggered within 5 minutes of launch.</w:t>
+      </w:r>
+    </w:p>
+    <w:p>
+      <w:pPr>
+        <w:pStyle w:val="ListParagraph"/>
+        <w:numPr>
+          <w:ilvl w:val="0"/>
+          <w:numId w:val="9"/>
+        </w:numPr>
+        <w:tabs>
+          <w:tab w:val="left" w:pos="-720"/>
+        </w:tabs>
+        <w:ind w:right="-720"/>
+        <w:rPr>
+          <w:rFonts w:ascii="Arial" w:hAnsi="Arial"/>
+          <w:b/>
+          <w:color w:val="000000"/>
+          <w:sz w:val="18"/>
+          <w:szCs w:val="22"/>
+          <w:lang w:eastAsia="ar-SA"/>
+        </w:rPr>
+      </w:pPr>
+      <w:r>
+        <w:rPr>
+          <w:rFonts w:ascii="Arial" w:hAnsi="Arial"/>
+          <w:color w:val="000000"/>
+          <w:sz w:val="18"/>
+          <w:szCs w:val="22"/>
+          <w:lang w:eastAsia="ar-SA"/>
+        </w:rPr>
+        <w:t>Version 1.3 shipped in the App Store in September 2012.</w:t>
+      </w:r>
+    </w:p>
+    <w:bookmarkEnd w:id="14"/>
+    <w:bookmarkEnd w:id="15"/>
+    <w:p>
+      <w:pPr>
+        <w:widowControl/>
+        <w:suppressAutoHyphens w:val="0"/>
+        <w:rPr>
+          <w:rFonts w:ascii="Arial" w:hAnsi="Arial"/>
+          <w:b/>
+          <w:color w:val="000000"/>
+          <w:sz w:val="18"/>
+          <w:szCs w:val="22"/>
+          <w:lang w:eastAsia="ar-SA"/>
+        </w:rPr>
+      </w:pPr>
+    </w:p>
+    <w:p>
+      <w:pPr>
+        <w:widowControl/>
+        <w:suppressAutoHyphens w:val="0"/>
+        <w:rPr>
+          <w:rFonts w:ascii="Arial" w:hAnsi="Arial"/>
+          <w:b/>
+          <w:color w:val="000000"/>
+          <w:sz w:val="18"/>
+          <w:szCs w:val="22"/>
+          <w:lang w:eastAsia="ar-SA"/>
+        </w:rPr>
+      </w:pPr>
+      <w:r>
+        <w:rPr>
+          <w:rFonts w:ascii="Arial" w:hAnsi="Arial"/>
+          <w:b/>
+          <w:color w:val="000000"/>
+          <w:sz w:val="18"/>
+          <w:szCs w:val="22"/>
+          <w:lang w:eastAsia="ar-SA"/>
+        </w:rPr>
+        <w:t>Coverity Software</w:t>
+      </w:r>
+      <w:r>
+        <w:rPr>
+          <w:rFonts w:ascii="Arial" w:hAnsi="Arial"/>
+          <w:b/>
+          <w:color w:val="000000"/>
+          <w:sz w:val="18"/>
+          <w:szCs w:val="22"/>
+          <w:lang w:eastAsia="ar-SA"/>
+        </w:rPr>
+        <w:t xml:space="preserve"> (now Synopsis)</w:t>
+      </w:r>
+      <w:r>
+        <w:rPr>
+          <w:rFonts w:ascii="Arial" w:hAnsi="Arial"/>
+          <w:b/>
+          <w:color w:val="000000"/>
+          <w:sz w:val="18"/>
+          <w:szCs w:val="22"/>
+          <w:lang w:eastAsia="ar-SA"/>
+        </w:rPr>
+        <w:t xml:space="preserve">, </w:t>
+      </w:r>
+      <w:r>
+        <w:rPr>
+          <w:rFonts w:ascii="Arial" w:hAnsi="Arial"/>
+          <w:bCs/>
+          <w:color w:val="000000"/>
+          <w:sz w:val="18"/>
+          <w:szCs w:val="22"/>
+          <w:lang w:eastAsia="ar-SA"/>
+        </w:rPr>
+        <w:t>San Francisco, California</w:t>
+      </w:r>
+      <w:r>
+        <w:rPr>
+          <w:rFonts w:ascii="Arial" w:hAnsi="Arial"/>
+          <w:bCs/>
+          <w:color w:val="000000"/>
+          <w:sz w:val="18"/>
+          <w:szCs w:val="22"/>
+          <w:lang w:eastAsia="ar-SA"/>
+        </w:rPr>
+        <w:t xml:space="preserve"> (remote).</w:t>
+      </w:r>
+    </w:p>
+    <w:p>
+      <w:pPr>
+        <w:tabs>
+          <w:tab w:val="left" w:pos="-720"/>
+        </w:tabs>
+        <w:ind w:right="-720"/>
+        <w:rPr>
+          <w:rFonts w:ascii="Arial" w:hAnsi="Arial"/>
+          <w:color w:val="000000"/>
+          <w:sz w:val="18"/>
+          <w:szCs w:val="22"/>
+          <w:lang w:eastAsia="ar-SA"/>
+        </w:rPr>
+      </w:pPr>
+      <w:r>
+        <w:rPr>
+          <w:rFonts w:ascii="Arial" w:hAnsi="Arial"/>
+          <w:b/>
+          <w:color w:val="000000"/>
+          <w:sz w:val="18"/>
+          <w:szCs w:val="22"/>
+          <w:lang w:eastAsia="ar-SA"/>
+        </w:rPr>
+        <w:t xml:space="preserve">Senior QA Manager and </w:t>
+      </w:r>
+      <w:r>
+        <w:rPr>
+          <w:rFonts w:ascii="Arial" w:hAnsi="Arial"/>
+          <w:b/>
+          <w:color w:val="000000"/>
+          <w:sz w:val="18"/>
+          <w:szCs w:val="22"/>
+          <w:lang w:eastAsia="ar-SA"/>
+        </w:rPr>
+        <w:t>QA Architect</w:t>
+      </w:r>
+      <w:r>
+        <w:rPr>
+          <w:rFonts w:ascii="Arial" w:hAnsi="Arial"/>
+          <w:b/>
+          <w:color w:val="000000"/>
+          <w:sz w:val="18"/>
+          <w:szCs w:val="22"/>
+          <w:lang w:eastAsia="ar-SA"/>
+        </w:rPr>
+        <w:t xml:space="preserve">, </w:t>
+      </w:r>
+      <w:r>
+        <w:rPr>
+          <w:rFonts w:ascii="Arial" w:hAnsi="Arial"/>
+          <w:color w:val="000000"/>
+          <w:sz w:val="18"/>
+          <w:szCs w:val="22"/>
+          <w:lang w:eastAsia="ar-SA"/>
+        </w:rPr>
+        <w:t>July 2008-</w:t>
+      </w:r>
+      <w:r>
+        <w:rPr>
+          <w:rFonts w:ascii="Arial" w:hAnsi="Arial"/>
+          <w:color w:val="000000"/>
+          <w:sz w:val="18"/>
+          <w:szCs w:val="22"/>
+          <w:lang w:eastAsia="ar-SA"/>
+        </w:rPr>
+        <w:t>May 2012</w:t>
+      </w:r>
+    </w:p>
+    <w:p>
+      <w:pPr>
+        <w:tabs>
+          <w:tab w:val="left" w:pos="-720"/>
+        </w:tabs>
+        <w:ind w:right="-720"/>
+        <w:rPr>
+          <w:rFonts w:ascii="Arial" w:hAnsi="Arial"/>
+          <w:b/>
+          <w:color w:val="000000"/>
+          <w:sz w:val="18"/>
+          <w:szCs w:val="22"/>
+          <w:lang w:eastAsia="ar-SA"/>
+        </w:rPr>
+      </w:pPr>
+    </w:p>
+    <w:p>
+      <w:pPr>
+        <w:tabs>
+          <w:tab w:val="left" w:pos="-720"/>
+        </w:tabs>
+        <w:ind w:right="-720"/>
+        <w:rPr>
+          <w:rFonts w:ascii="Arial" w:hAnsi="Arial"/>
+          <w:b/>
+          <w:color w:val="000000"/>
+          <w:sz w:val="18"/>
+          <w:szCs w:val="22"/>
+          <w:lang w:eastAsia="ar-SA"/>
+        </w:rPr>
+      </w:pPr>
+      <w:r>
+        <w:rPr>
+          <w:rFonts w:ascii="Arial" w:hAnsi="Arial"/>
+          <w:b/>
+          <w:color w:val="000000"/>
+          <w:sz w:val="18"/>
+          <w:szCs w:val="22"/>
+          <w:lang w:eastAsia="ar-SA"/>
+        </w:rPr>
+        <w:t>Lombardi Software</w:t>
+      </w:r>
+      <w:r>
+        <w:rPr>
+          <w:rFonts w:ascii="Arial" w:hAnsi="Arial"/>
+          <w:b/>
+          <w:color w:val="000000"/>
+          <w:sz w:val="18"/>
+          <w:szCs w:val="22"/>
+          <w:lang w:eastAsia="ar-SA"/>
+        </w:rPr>
+        <w:t xml:space="preserve"> (now IBM)</w:t>
+      </w:r>
+      <w:r>
+        <w:rPr>
+          <w:rFonts w:ascii="Arial" w:hAnsi="Arial"/>
+          <w:b/>
+          <w:color w:val="000000"/>
+          <w:sz w:val="18"/>
+          <w:szCs w:val="22"/>
+          <w:lang w:eastAsia="ar-SA"/>
+        </w:rPr>
+        <w:t xml:space="preserve">, </w:t>
+      </w:r>
+      <w:r>
+        <w:rPr>
+          <w:rFonts w:ascii="Arial" w:hAnsi="Arial"/>
+          <w:bCs/>
+          <w:color w:val="000000"/>
+          <w:sz w:val="18"/>
+          <w:szCs w:val="22"/>
+          <w:lang w:eastAsia="ar-SA"/>
+        </w:rPr>
+        <w:t>Austin, Texas</w:t>
+      </w:r>
+      <w:r>
+        <w:rPr>
+          <w:rFonts w:ascii="Arial" w:hAnsi="Arial"/>
+          <w:bCs/>
+          <w:color w:val="000000"/>
+          <w:sz w:val="18"/>
+          <w:szCs w:val="22"/>
+          <w:lang w:eastAsia="ar-SA"/>
+        </w:rPr>
+        <w:t>.</w:t>
+      </w:r>
+    </w:p>
+    <w:p>
+      <w:pPr>
+        <w:tabs>
+          <w:tab w:val="left" w:pos="-720"/>
+        </w:tabs>
+        <w:ind w:right="-720"/>
+        <w:rPr>
+          <w:rFonts w:ascii="Arial" w:hAnsi="Arial"/>
+          <w:color w:val="000000"/>
+          <w:sz w:val="18"/>
+          <w:szCs w:val="22"/>
+          <w:lang w:eastAsia="ar-SA"/>
+        </w:rPr>
+      </w:pPr>
+      <w:r>
+        <w:rPr>
+          <w:rFonts w:ascii="Arial" w:hAnsi="Arial"/>
+          <w:b/>
+          <w:color w:val="000000"/>
+          <w:sz w:val="18"/>
+          <w:szCs w:val="22"/>
+          <w:lang w:eastAsia="ar-SA"/>
+        </w:rPr>
+        <w:t>QA Manager</w:t>
+      </w:r>
+      <w:r>
+        <w:rPr>
+          <w:rFonts w:ascii="Arial" w:hAnsi="Arial"/>
+          <w:color w:val="000000"/>
+          <w:sz w:val="18"/>
+          <w:szCs w:val="22"/>
+          <w:lang w:eastAsia="ar-SA"/>
+        </w:rPr>
+        <w:t>, May 2006-June 2008</w:t>
+      </w:r>
+    </w:p>
+    <w:p>
+      <w:pPr>
+        <w:tabs>
+          <w:tab w:val="left" w:pos="-720"/>
+        </w:tabs>
+        <w:ind w:right="-720"/>
+        <w:rPr>
+          <w:rFonts w:ascii="Arial" w:hAnsi="Arial"/>
+          <w:color w:val="000000"/>
+          <w:sz w:val="18"/>
+          <w:szCs w:val="22"/>
+          <w:lang w:eastAsia="ar-SA"/>
+        </w:rPr>
+      </w:pPr>
+    </w:p>
+    <w:p>
+      <w:pPr>
+        <w:tabs>
+          <w:tab w:val="left" w:pos="-720"/>
+        </w:tabs>
+        <w:ind w:right="-720"/>
+        <w:rPr>
+          <w:rFonts w:ascii="Arial" w:hAnsi="Arial"/>
+          <w:b/>
+          <w:color w:val="000000"/>
+          <w:sz w:val="18"/>
+          <w:szCs w:val="22"/>
+          <w:lang w:eastAsia="ar-SA"/>
+        </w:rPr>
+      </w:pPr>
+      <w:r>
+        <w:rPr>
+          <w:rFonts w:ascii="Arial" w:hAnsi="Arial"/>
+          <w:b/>
+          <w:color w:val="000000"/>
+          <w:sz w:val="18"/>
+          <w:szCs w:val="22"/>
+          <w:lang w:eastAsia="ar-SA"/>
+        </w:rPr>
+        <w:t>Apple Computer</w:t>
+      </w:r>
+      <w:r>
+        <w:rPr>
+          <w:rFonts w:ascii="Arial" w:hAnsi="Arial"/>
+          <w:b/>
+          <w:color w:val="000000"/>
+          <w:sz w:val="18"/>
+          <w:szCs w:val="22"/>
+          <w:lang w:eastAsia="ar-SA"/>
+        </w:rPr>
+        <w:t xml:space="preserve"> (now Apple, Inc.)</w:t>
+      </w:r>
+      <w:r>
+        <w:rPr>
+          <w:rFonts w:ascii="Arial" w:hAnsi="Arial"/>
+          <w:b/>
+          <w:color w:val="000000"/>
+          <w:sz w:val="18"/>
+          <w:szCs w:val="22"/>
+          <w:lang w:eastAsia="ar-SA"/>
+        </w:rPr>
+        <w:t xml:space="preserve">, </w:t>
+      </w:r>
+      <w:r>
+        <w:rPr>
+          <w:rFonts w:ascii="Arial" w:hAnsi="Arial"/>
+          <w:bCs/>
+          <w:color w:val="000000"/>
+          <w:sz w:val="18"/>
+          <w:szCs w:val="22"/>
+          <w:lang w:eastAsia="ar-SA"/>
+        </w:rPr>
+        <w:t>Cupertino, California</w:t>
+      </w:r>
+      <w:r>
+        <w:rPr>
+          <w:rFonts w:ascii="Arial" w:hAnsi="Arial"/>
+          <w:bCs/>
+          <w:color w:val="000000"/>
+          <w:sz w:val="18"/>
+          <w:szCs w:val="22"/>
+          <w:lang w:eastAsia="ar-SA"/>
+        </w:rPr>
+        <w:t>.</w:t>
+      </w:r>
+    </w:p>
+    <w:p>
+      <w:pPr>
+        <w:tabs>
+          <w:tab w:val="left" w:pos="-720"/>
+        </w:tabs>
+        <w:ind w:right="-720"/>
+        <w:rPr>
+          <w:rFonts w:ascii="Arial" w:hAnsi="Arial"/>
+          <w:color w:val="000000"/>
+          <w:sz w:val="18"/>
+          <w:szCs w:val="22"/>
+          <w:lang w:eastAsia="ar-SA"/>
+        </w:rPr>
+      </w:pPr>
+      <w:r>
+        <w:rPr>
+          <w:rFonts w:ascii="Arial" w:hAnsi="Arial"/>
+          <w:b/>
+          <w:color w:val="000000"/>
+          <w:sz w:val="18"/>
+          <w:szCs w:val="22"/>
+          <w:lang w:eastAsia="ar-SA"/>
+        </w:rPr>
+        <w:t>Xcode Tools QA &amp; Integration Manager</w:t>
+      </w:r>
+      <w:r>
+        <w:rPr>
+          <w:rFonts w:ascii="Arial" w:hAnsi="Arial"/>
+          <w:color w:val="000000"/>
+          <w:sz w:val="18"/>
+          <w:szCs w:val="22"/>
+          <w:lang w:eastAsia="ar-SA"/>
+        </w:rPr>
+        <w:t xml:space="preserve">, </w:t>
+      </w:r>
+      <w:r>
+        <w:rPr>
+          <w:rFonts w:ascii="Arial" w:hAnsi="Arial"/>
+          <w:color w:val="000000"/>
+          <w:sz w:val="18"/>
+          <w:szCs w:val="22"/>
+          <w:lang w:eastAsia="ar-SA"/>
+        </w:rPr>
+        <w:t>May</w:t>
+      </w:r>
+      <w:r>
+        <w:rPr>
+          <w:rFonts w:ascii="Arial" w:hAnsi="Arial"/>
+          <w:color w:val="000000"/>
+          <w:sz w:val="18"/>
+          <w:szCs w:val="22"/>
+          <w:lang w:eastAsia="ar-SA"/>
+        </w:rPr>
+        <w:t xml:space="preserve"> 2001-April 2006</w:t>
+      </w:r>
+    </w:p>
+    <w:p>
+      <w:pPr>
+        <w:tabs>
+          <w:tab w:val="left" w:pos="-720"/>
+        </w:tabs>
+        <w:ind w:right="-720"/>
+        <w:rPr>
+          <w:rFonts w:ascii="Arial" w:hAnsi="Arial"/>
+          <w:b/>
+          <w:color w:val="000000"/>
+          <w:sz w:val="18"/>
+          <w:szCs w:val="22"/>
+          <w:lang w:eastAsia="ar-SA"/>
+        </w:rPr>
+      </w:pPr>
+    </w:p>
+    <w:p>
+      <w:pPr>
+        <w:pStyle w:val="ListParagraph"/>
+        <w:numPr>
+          <w:ilvl w:val="0"/>
+          <w:numId w:val="10"/>
+        </w:numPr>
+        <w:tabs>
+          <w:tab w:val="left" w:pos="-720"/>
+        </w:tabs>
+        <w:ind w:right="-720"/>
+        <w:rPr>
+          <w:rFonts w:ascii="Arial" w:hAnsi="Arial"/>
+          <w:color w:val="000000"/>
+          <w:sz w:val="18"/>
+          <w:szCs w:val="22"/>
+          <w:lang w:eastAsia="ar-SA"/>
+        </w:rPr>
+      </w:pPr>
+      <w:bookmarkStart w:id="16" w:name="_Hlk204379408"/>
+      <w:bookmarkStart w:id="17" w:name="_Hlk204379692"/>
+      <w:r>
+        <w:rPr>
+          <w:rFonts w:ascii="Arial" w:hAnsi="Arial"/>
+          <w:color w:val="000000"/>
+          <w:sz w:val="18"/>
+          <w:szCs w:val="22"/>
+          <w:lang w:eastAsia="ar-SA"/>
+        </w:rPr>
+        <w:t>Managed 3-5 engineers.</w:t>
+      </w:r>
+    </w:p>
+    <w:p>
+      <w:pPr>
+        <w:pStyle w:val="ListParagraph"/>
+        <w:numPr>
+          <w:ilvl w:val="0"/>
+          <w:numId w:val="10"/>
+        </w:numPr>
+        <w:tabs>
+          <w:tab w:val="left" w:pos="-720"/>
+        </w:tabs>
+        <w:ind w:right="-720"/>
+        <w:rPr>
+          <w:rFonts w:ascii="Arial" w:hAnsi="Arial"/>
+          <w:color w:val="000000"/>
+          <w:sz w:val="18"/>
+          <w:szCs w:val="22"/>
+          <w:lang w:eastAsia="ar-SA"/>
+        </w:rPr>
+      </w:pPr>
+      <w:r>
+        <w:rPr>
+          <w:rFonts w:ascii="Arial" w:hAnsi="Arial"/>
+          <w:color w:val="000000"/>
+          <w:sz w:val="18"/>
+          <w:szCs w:val="22"/>
+          <w:lang w:eastAsia="ar-SA"/>
+        </w:rPr>
+        <w:t>Developed a system of tracking release manifests for Mac OS X and Xcode releases, reducing accidental inclusion or exclusion of files in final releases to zero for 8 software updates in a row.</w:t>
+      </w:r>
+    </w:p>
+    <w:p>
+      <w:pPr>
+        <w:pStyle w:val="ListParagraph"/>
+        <w:numPr>
+          <w:ilvl w:val="0"/>
+          <w:numId w:val="10"/>
+        </w:numPr>
+        <w:tabs>
+          <w:tab w:val="left" w:pos="-720"/>
+        </w:tabs>
+        <w:ind w:right="-720"/>
+        <w:rPr>
+          <w:rFonts w:ascii="Arial" w:hAnsi="Arial"/>
+          <w:color w:val="000000"/>
+          <w:sz w:val="18"/>
+          <w:szCs w:val="22"/>
+          <w:lang w:eastAsia="ar-SA"/>
+        </w:rPr>
+      </w:pPr>
+      <w:r>
+        <w:rPr>
+          <w:rFonts w:ascii="Arial" w:hAnsi="Arial"/>
+          <w:color w:val="000000"/>
+          <w:sz w:val="18"/>
+          <w:szCs w:val="22"/>
+          <w:lang w:eastAsia="ar-SA"/>
+        </w:rPr>
+        <w:t>Worked as internal evangelist for the Xcode Tools group, including working with teams to do work for the Intel transition while the transition was still confidential inside of Apple.</w:t>
+      </w:r>
+    </w:p>
+    <w:p>
+      <w:pPr>
+        <w:pStyle w:val="ListParagraph"/>
+        <w:numPr>
+          <w:ilvl w:val="0"/>
+          <w:numId w:val="10"/>
+        </w:numPr>
+        <w:tabs>
+          <w:tab w:val="left" w:pos="-720"/>
+        </w:tabs>
+        <w:ind w:right="-720"/>
+        <w:rPr>
+          <w:rFonts w:ascii="Arial" w:hAnsi="Arial"/>
+          <w:color w:val="000000"/>
+          <w:sz w:val="18"/>
+          <w:szCs w:val="22"/>
+          <w:lang w:eastAsia="ar-SA"/>
+        </w:rPr>
+      </w:pPr>
+      <w:r>
+        <w:rPr>
+          <w:rFonts w:ascii="Arial" w:hAnsi="Arial"/>
+          <w:color w:val="000000"/>
+          <w:sz w:val="18"/>
+          <w:szCs w:val="22"/>
+          <w:lang w:eastAsia="ar-SA"/>
+        </w:rPr>
+        <w:t>Developed a system to analyze problems and impact of new compilers for three consecutive releases.</w:t>
       </w:r>
     </w:p>
     <w:p>
@@ -1090,82 +2734,7 @@
           <w:szCs w:val="22"/>
           <w:lang w:eastAsia="ar-SA"/>
         </w:rPr>
-        <w:t>Established level of metrics that would be acceptable.</w:t>
-      </w:r>
-    </w:p>
-    <w:bookmarkEnd w:id="9"/>
-    <w:p>
-      <w:pPr>
-        <w:tabs>
-          <w:tab w:val="left" w:pos="-720"/>
-        </w:tabs>
-        <w:ind w:right="-720"/>
-        <w:rPr>
-          <w:rFonts w:ascii="Arial" w:hAnsi="Arial"/>
-          <w:color w:val="000000"/>
-          <w:sz w:val="18"/>
-          <w:szCs w:val="22"/>
-          <w:lang w:eastAsia="ar-SA"/>
-        </w:rPr>
-      </w:pPr>
-    </w:p>
-    <w:p>
-      <w:pPr>
-        <w:tabs>
-          <w:tab w:val="left" w:pos="-720"/>
-        </w:tabs>
-        <w:ind w:right="-720"/>
-        <w:rPr>
-          <w:rFonts w:ascii="Arial" w:hAnsi="Arial"/>
-          <w:i/>
-          <w:iCs/>
-          <w:color w:val="000000"/>
-          <w:sz w:val="18"/>
-          <w:szCs w:val="22"/>
-          <w:lang w:eastAsia="ar-SA"/>
-        </w:rPr>
-      </w:pPr>
-      <w:r>
-        <w:rPr>
-          <w:rFonts w:ascii="Arial" w:hAnsi="Arial"/>
-          <w:i/>
-          <w:iCs/>
-          <w:color w:val="000000"/>
-          <w:sz w:val="18"/>
-          <w:szCs w:val="22"/>
-          <w:lang w:eastAsia="ar-SA"/>
-        </w:rPr>
-        <w:t>Software Engineer, Job Search Native API – November 2018-April 2022.</w:t>
-      </w:r>
-    </w:p>
-    <w:p>
-      <w:pPr>
-        <w:pStyle w:val="ListParagraph"/>
-        <w:numPr>
-          <w:ilvl w:val="0"/>
-          <w:numId w:val="10"/>
-        </w:numPr>
-        <w:tabs>
-          <w:tab w:val="left" w:pos="-720"/>
-        </w:tabs>
-        <w:ind w:right="-720"/>
-        <w:rPr>
-          <w:rFonts w:ascii="Arial" w:hAnsi="Arial"/>
-          <w:color w:val="000000"/>
-          <w:sz w:val="18"/>
-          <w:szCs w:val="22"/>
-          <w:lang w:eastAsia="ar-SA"/>
-        </w:rPr>
-      </w:pPr>
-      <w:r>
-        <w:rPr>
-          <w:rFonts w:ascii="Arial" w:hAnsi="Arial"/>
-          <w:color w:val="000000"/>
-          <w:sz w:val="18"/>
-          <w:szCs w:val="22"/>
-          <w:lang w:eastAsia="ar-SA"/>
-        </w:rPr>
-        <w:t xml:space="preserve">Developed and evangelized GraphQL technology within Indeed. </w:t>
+        <w:t>Verified that 1200+ C/C++/Objective C/Objective C++ projects compiled and built correctly.</w:t>
       </w:r>
     </w:p>
     <w:p>
@@ -1195,7 +2764,29 @@
           <w:szCs w:val="22"/>
           <w:lang w:eastAsia="ar-SA"/>
         </w:rPr>
-        <w:t xml:space="preserve">Implemented GraphQL-based microservices. </w:t>
+        <w:t xml:space="preserve">Built versions of Mac OS X with new versions of the compiler, </w:t>
+      </w:r>
+      <w:proofErr w:type="gramStart"/>
+      <w:r>
+        <w:rPr>
+          <w:rFonts w:ascii="Arial" w:hAnsi="Arial"/>
+          <w:color w:val="000000"/>
+          <w:sz w:val="18"/>
+          <w:szCs w:val="22"/>
+          <w:lang w:eastAsia="ar-SA"/>
+        </w:rPr>
+        <w:t>insuring</w:t>
+      </w:r>
+      <w:proofErr w:type="gramEnd"/>
+      <w:r>
+        <w:rPr>
+          <w:rFonts w:ascii="Arial" w:hAnsi="Arial"/>
+          <w:color w:val="000000"/>
+          <w:sz w:val="18"/>
+          <w:szCs w:val="22"/>
+          <w:lang w:eastAsia="ar-SA"/>
+        </w:rPr>
+        <w:t xml:space="preserve"> that installers and installations worked properly.</w:t>
       </w:r>
     </w:p>
     <w:p>
@@ -1225,7 +2816,7 @@
           <w:szCs w:val="22"/>
           <w:lang w:eastAsia="ar-SA"/>
         </w:rPr>
-        <w:t xml:space="preserve">Converted existing microservices from REST to GraphQL. </w:t>
+        <w:t>Reduced time to build a Mac OS build with new GCC builds from 5 days to 1 in the test lab, allowing many more new versions of the compiler to be verified.</w:t>
       </w:r>
     </w:p>
     <w:p>
@@ -1247,17 +2838,19 @@
           <w:lang w:eastAsia="ar-SA"/>
         </w:rPr>
       </w:pPr>
-      <w:r>
-        <w:rPr>
-          <w:rFonts w:ascii="Arial" w:hAnsi="Arial"/>
-          <w:color w:val="000000"/>
-          <w:sz w:val="18"/>
-          <w:szCs w:val="22"/>
-          <w:lang w:eastAsia="ar-SA"/>
-        </w:rPr>
-        <w:t xml:space="preserve">Developed demonstration GraphQL clients. </w:t>
-      </w:r>
-    </w:p>
+      <w:bookmarkStart w:id="18" w:name="_Hlk204379511"/>
+      <w:r>
+        <w:rPr>
+          <w:rFonts w:ascii="Arial" w:hAnsi="Arial"/>
+          <w:color w:val="000000"/>
+          <w:sz w:val="18"/>
+          <w:szCs w:val="22"/>
+          <w:lang w:eastAsia="ar-SA"/>
+        </w:rPr>
+        <w:t>Developed an automated build failure diagnosis system that eliminated redundant build failure analysis.</w:t>
+      </w:r>
+    </w:p>
+    <w:bookmarkEnd w:id="18"/>
     <w:p>
       <w:pPr>
         <w:pStyle w:val="ListParagraph"/>
@@ -1285,2050 +2878,788 @@
           <w:szCs w:val="22"/>
           <w:lang w:eastAsia="ar-SA"/>
         </w:rPr>
-        <w:t>Advised and mentored other teams implementing GraphQL.</w:t>
-      </w:r>
-    </w:p>
-    <w:p>
-      <w:pPr>
-        <w:pStyle w:val="ListParagraph"/>
-        <w:numPr>
-          <w:ilvl w:val="0"/>
-          <w:numId w:val="10"/>
-        </w:numPr>
-        <w:tabs>
-          <w:tab w:val="left" w:pos="-720"/>
-        </w:tabs>
-        <w:ind w:right="-720"/>
-        <w:rPr>
-          <w:rFonts w:ascii="Arial" w:hAnsi="Arial"/>
-          <w:color w:val="000000"/>
-          <w:sz w:val="18"/>
-          <w:szCs w:val="22"/>
-          <w:lang w:eastAsia="ar-SA"/>
-        </w:rPr>
-      </w:pPr>
-      <w:r>
-        <w:rPr>
-          <w:rFonts w:ascii="Arial" w:hAnsi="Arial"/>
-          <w:color w:val="000000"/>
-          <w:sz w:val="18"/>
-          <w:szCs w:val="22"/>
-          <w:lang w:eastAsia="ar-SA"/>
-        </w:rPr>
-        <w:t xml:space="preserve">Split a small but important service from our main job search webserver for use as a microservice. </w:t>
-      </w:r>
-    </w:p>
-    <w:p>
-      <w:pPr>
-        <w:pStyle w:val="ListParagraph"/>
-        <w:numPr>
-          <w:ilvl w:val="1"/>
-          <w:numId w:val="10"/>
-        </w:numPr>
-        <w:tabs>
-          <w:tab w:val="left" w:pos="-720"/>
-        </w:tabs>
-        <w:ind w:right="-720"/>
-        <w:rPr>
-          <w:rFonts w:ascii="Arial" w:hAnsi="Arial"/>
-          <w:color w:val="000000"/>
-          <w:sz w:val="18"/>
-          <w:szCs w:val="22"/>
-          <w:lang w:eastAsia="ar-SA"/>
-        </w:rPr>
-      </w:pPr>
-      <w:r>
-        <w:rPr>
-          <w:rFonts w:ascii="Arial" w:hAnsi="Arial"/>
-          <w:color w:val="000000"/>
-          <w:sz w:val="18"/>
-          <w:szCs w:val="22"/>
-          <w:lang w:eastAsia="ar-SA"/>
-        </w:rPr>
-        <w:t>Service handles several million requests a week that would have otherwise been handled by the main Indeed server, decreasing request latency and memory pressure. Handles 100M+ requests/month with an internal latency average &lt; 100ms, and availability 99.0%</w:t>
-      </w:r>
-    </w:p>
-    <w:p>
-      <w:pPr>
-        <w:pStyle w:val="ListParagraph"/>
-        <w:numPr>
-          <w:ilvl w:val="0"/>
-          <w:numId w:val="10"/>
-        </w:numPr>
-        <w:tabs>
-          <w:tab w:val="left" w:pos="-720"/>
-        </w:tabs>
-        <w:ind w:right="-720"/>
-        <w:rPr>
-          <w:rFonts w:ascii="Arial" w:hAnsi="Arial"/>
-          <w:color w:val="000000"/>
-          <w:sz w:val="18"/>
-          <w:szCs w:val="22"/>
-          <w:lang w:eastAsia="ar-SA"/>
-        </w:rPr>
-      </w:pPr>
-      <w:r>
-        <w:rPr>
-          <w:rFonts w:ascii="Arial" w:hAnsi="Arial"/>
-          <w:color w:val="000000"/>
-          <w:sz w:val="18"/>
-          <w:szCs w:val="22"/>
-          <w:lang w:eastAsia="ar-SA"/>
-        </w:rPr>
-        <w:t xml:space="preserve">Developed high-volume client logging library using Kafka and Avro that can handle tens of millions of logs per day from the </w:t>
+        <w:t>Total time to verify a new compiler for a new version of the OS went down from 8 months to 3 months</w:t>
+      </w:r>
+      <w:bookmarkEnd w:id="16"/>
+      <w:r>
+        <w:rPr>
+          <w:rFonts w:ascii="Arial" w:hAnsi="Arial"/>
+          <w:color w:val="000000"/>
+          <w:sz w:val="18"/>
+          <w:szCs w:val="22"/>
+          <w:lang w:eastAsia="ar-SA"/>
+        </w:rPr>
+        <w:t>.</w:t>
+      </w:r>
+    </w:p>
+    <w:bookmarkEnd w:id="17"/>
+    <w:p>
+      <w:pPr>
+        <w:tabs>
+          <w:tab w:val="left" w:pos="-720"/>
+        </w:tabs>
+        <w:ind w:right="-720"/>
+        <w:rPr>
+          <w:rFonts w:ascii="Arial" w:hAnsi="Arial"/>
+          <w:b/>
+          <w:color w:val="000000"/>
+          <w:sz w:val="18"/>
+          <w:szCs w:val="22"/>
+          <w:lang w:eastAsia="ar-SA"/>
+        </w:rPr>
+      </w:pPr>
+    </w:p>
+    <w:p>
+      <w:pPr>
+        <w:tabs>
+          <w:tab w:val="left" w:pos="-720"/>
+        </w:tabs>
+        <w:ind w:right="-720"/>
+        <w:rPr>
+          <w:rFonts w:ascii="Arial" w:hAnsi="Arial"/>
+          <w:b/>
+          <w:color w:val="000000"/>
+          <w:sz w:val="18"/>
+          <w:szCs w:val="22"/>
+          <w:lang w:eastAsia="ar-SA"/>
+        </w:rPr>
+      </w:pPr>
+      <w:r>
+        <w:rPr>
+          <w:rFonts w:ascii="Arial" w:hAnsi="Arial"/>
+          <w:b/>
+          <w:color w:val="000000"/>
+          <w:sz w:val="18"/>
+          <w:szCs w:val="22"/>
+          <w:lang w:eastAsia="ar-SA"/>
+        </w:rPr>
+        <w:t>Red Hat, Inc.</w:t>
+      </w:r>
+      <w:r>
+        <w:rPr>
+          <w:rFonts w:ascii="Arial" w:hAnsi="Arial"/>
+          <w:b/>
+          <w:color w:val="000000"/>
+          <w:sz w:val="18"/>
+          <w:szCs w:val="22"/>
+          <w:lang w:eastAsia="ar-SA"/>
+        </w:rPr>
+        <w:t>/</w:t>
+      </w:r>
+      <w:r>
+        <w:rPr>
+          <w:rFonts w:ascii="Arial" w:hAnsi="Arial"/>
+          <w:b/>
+          <w:color w:val="000000"/>
+          <w:sz w:val="18"/>
+          <w:szCs w:val="22"/>
+          <w:lang w:eastAsia="ar-SA"/>
+        </w:rPr>
+        <w:t xml:space="preserve">Cygnus Solutions, </w:t>
+      </w:r>
+      <w:r>
+        <w:rPr>
+          <w:rFonts w:ascii="Arial" w:hAnsi="Arial"/>
+          <w:bCs/>
+          <w:color w:val="000000"/>
+          <w:sz w:val="18"/>
+          <w:szCs w:val="22"/>
+          <w:lang w:eastAsia="ar-SA"/>
+        </w:rPr>
+        <w:t>Sunnyvale, California</w:t>
+      </w:r>
+      <w:r>
+        <w:rPr>
+          <w:rFonts w:ascii="Arial" w:hAnsi="Arial"/>
+          <w:bCs/>
+          <w:color w:val="000000"/>
+          <w:sz w:val="18"/>
+          <w:szCs w:val="22"/>
+          <w:lang w:eastAsia="ar-SA"/>
+        </w:rPr>
+        <w:t>.</w:t>
+      </w:r>
+    </w:p>
+    <w:p>
+      <w:pPr>
+        <w:tabs>
+          <w:tab w:val="left" w:pos="-720"/>
+        </w:tabs>
+        <w:ind w:right="-720"/>
+        <w:rPr>
+          <w:rFonts w:ascii="Arial" w:hAnsi="Arial"/>
+          <w:color w:val="000000"/>
+          <w:sz w:val="18"/>
+          <w:szCs w:val="22"/>
+          <w:lang w:eastAsia="ar-SA"/>
+        </w:rPr>
+      </w:pPr>
+      <w:r>
+        <w:rPr>
+          <w:rFonts w:ascii="Arial" w:hAnsi="Arial"/>
+          <w:b/>
+          <w:color w:val="000000"/>
+          <w:sz w:val="18"/>
+          <w:szCs w:val="22"/>
+          <w:lang w:eastAsia="ar-SA"/>
+        </w:rPr>
+        <w:t>Engineering Manager</w:t>
+      </w:r>
+      <w:r>
+        <w:rPr>
+          <w:rFonts w:ascii="Arial" w:hAnsi="Arial"/>
+          <w:color w:val="000000"/>
+          <w:sz w:val="18"/>
+          <w:szCs w:val="22"/>
+          <w:lang w:eastAsia="ar-SA"/>
+        </w:rPr>
+        <w:t>, November 1997-</w:t>
+      </w:r>
+      <w:r>
+        <w:rPr>
+          <w:rFonts w:ascii="Arial" w:hAnsi="Arial"/>
+          <w:color w:val="000000"/>
+          <w:sz w:val="18"/>
+          <w:szCs w:val="22"/>
+          <w:lang w:eastAsia="ar-SA"/>
+        </w:rPr>
+        <w:t>May</w:t>
+      </w:r>
+      <w:r>
+        <w:rPr>
+          <w:rFonts w:ascii="Arial" w:hAnsi="Arial"/>
+          <w:color w:val="000000"/>
+          <w:sz w:val="18"/>
+          <w:szCs w:val="22"/>
+          <w:lang w:eastAsia="ar-SA"/>
+        </w:rPr>
+        <w:t xml:space="preserve"> 2001</w:t>
+      </w:r>
+    </w:p>
+    <w:p>
+      <w:pPr>
+        <w:tabs>
+          <w:tab w:val="left" w:pos="-720"/>
+        </w:tabs>
+        <w:ind w:right="-720"/>
+        <w:rPr>
+          <w:rFonts w:ascii="Arial" w:hAnsi="Arial"/>
+          <w:b/>
+          <w:color w:val="000000"/>
+          <w:sz w:val="18"/>
+          <w:szCs w:val="22"/>
+          <w:lang w:eastAsia="ar-SA"/>
+        </w:rPr>
+      </w:pPr>
+    </w:p>
+    <w:p>
+      <w:pPr>
+        <w:tabs>
+          <w:tab w:val="left" w:pos="-720"/>
+        </w:tabs>
+        <w:ind w:right="-720"/>
+        <w:rPr>
+          <w:rFonts w:ascii="Arial" w:hAnsi="Arial"/>
+          <w:b/>
+          <w:color w:val="000000"/>
+          <w:sz w:val="18"/>
+          <w:szCs w:val="22"/>
+          <w:lang w:eastAsia="ar-SA"/>
+        </w:rPr>
+      </w:pPr>
+      <w:r>
+        <w:rPr>
+          <w:rFonts w:ascii="Arial" w:hAnsi="Arial"/>
+          <w:b/>
+          <w:color w:val="000000"/>
+          <w:sz w:val="18"/>
+          <w:szCs w:val="22"/>
+          <w:lang w:eastAsia="ar-SA"/>
+        </w:rPr>
+        <w:t>Sun Microsystems Laboratories</w:t>
+      </w:r>
+      <w:r>
+        <w:rPr>
+          <w:rFonts w:ascii="Arial" w:hAnsi="Arial"/>
+          <w:b/>
+          <w:color w:val="000000"/>
+          <w:sz w:val="18"/>
+          <w:szCs w:val="22"/>
+          <w:lang w:eastAsia="ar-SA"/>
+        </w:rPr>
+        <w:t xml:space="preserve"> (now Oracle Laboratories)</w:t>
+      </w:r>
+      <w:r>
+        <w:rPr>
+          <w:rFonts w:ascii="Arial" w:hAnsi="Arial"/>
+          <w:b/>
+          <w:color w:val="000000"/>
+          <w:sz w:val="18"/>
+          <w:szCs w:val="22"/>
+          <w:lang w:eastAsia="ar-SA"/>
+        </w:rPr>
+        <w:t xml:space="preserve">, </w:t>
+      </w:r>
+      <w:r>
+        <w:rPr>
+          <w:rFonts w:ascii="Arial" w:hAnsi="Arial"/>
+          <w:bCs/>
+          <w:color w:val="000000"/>
+          <w:sz w:val="18"/>
+          <w:szCs w:val="22"/>
+          <w:lang w:eastAsia="ar-SA"/>
+        </w:rPr>
+        <w:t>Mountain View, California</w:t>
+      </w:r>
+      <w:r>
+        <w:rPr>
+          <w:rFonts w:ascii="Arial" w:hAnsi="Arial"/>
+          <w:bCs/>
+          <w:color w:val="000000"/>
+          <w:sz w:val="18"/>
+          <w:szCs w:val="22"/>
+          <w:lang w:eastAsia="ar-SA"/>
+        </w:rPr>
+        <w:t>.</w:t>
+      </w:r>
+    </w:p>
+    <w:p>
+      <w:pPr>
+        <w:tabs>
+          <w:tab w:val="left" w:pos="-720"/>
+        </w:tabs>
+        <w:ind w:right="-720"/>
+        <w:rPr>
+          <w:rFonts w:ascii="Arial" w:hAnsi="Arial"/>
+          <w:color w:val="000000"/>
+          <w:sz w:val="18"/>
+          <w:szCs w:val="22"/>
+          <w:lang w:eastAsia="ar-SA"/>
+        </w:rPr>
+      </w:pPr>
+      <w:r>
+        <w:rPr>
+          <w:rFonts w:ascii="Arial" w:hAnsi="Arial"/>
+          <w:b/>
+          <w:color w:val="000000"/>
+          <w:sz w:val="18"/>
+          <w:szCs w:val="22"/>
+          <w:lang w:eastAsia="ar-SA"/>
+        </w:rPr>
+        <w:t>Member of Technical Staff</w:t>
+      </w:r>
+      <w:r>
+        <w:rPr>
+          <w:rFonts w:ascii="Arial" w:hAnsi="Arial"/>
+          <w:color w:val="000000"/>
+          <w:sz w:val="18"/>
+          <w:szCs w:val="22"/>
+          <w:lang w:eastAsia="ar-SA"/>
+        </w:rPr>
+        <w:t>, March 1996 to November 1997</w:t>
+      </w:r>
+    </w:p>
+    <w:p>
+      <w:pPr>
+        <w:tabs>
+          <w:tab w:val="left" w:pos="-720"/>
+        </w:tabs>
+        <w:ind w:right="-720"/>
+        <w:rPr>
+          <w:rFonts w:ascii="Arial" w:hAnsi="Arial"/>
+          <w:color w:val="000000"/>
+          <w:sz w:val="18"/>
+          <w:szCs w:val="22"/>
+          <w:lang w:eastAsia="ar-SA"/>
+        </w:rPr>
+      </w:pPr>
+    </w:p>
+    <w:p>
+      <w:pPr>
+        <w:tabs>
+          <w:tab w:val="left" w:pos="-720"/>
+        </w:tabs>
+        <w:ind w:right="-720"/>
+        <w:rPr>
+          <w:rFonts w:ascii="Arial" w:hAnsi="Arial"/>
+          <w:b/>
+          <w:color w:val="000000"/>
+          <w:sz w:val="18"/>
+          <w:szCs w:val="22"/>
+          <w:lang w:eastAsia="ar-SA"/>
+        </w:rPr>
+      </w:pPr>
+      <w:bookmarkStart w:id="19" w:name="_Hlk204379077"/>
+      <w:r>
+        <w:rPr>
+          <w:rFonts w:ascii="Arial" w:hAnsi="Arial"/>
+          <w:b/>
+          <w:color w:val="000000"/>
+          <w:sz w:val="18"/>
+          <w:szCs w:val="22"/>
+          <w:lang w:eastAsia="ar-SA"/>
+        </w:rPr>
+        <w:t xml:space="preserve">Claris Corporation (now </w:t>
+      </w:r>
+      <w:r>
+        <w:rPr>
+          <w:rFonts w:ascii="Arial" w:hAnsi="Arial"/>
+          <w:b/>
+          <w:color w:val="000000"/>
+          <w:sz w:val="18"/>
+          <w:szCs w:val="22"/>
+          <w:lang w:eastAsia="ar-SA"/>
+        </w:rPr>
+        <w:t>Claris International</w:t>
+      </w:r>
+      <w:r>
+        <w:rPr>
+          <w:rFonts w:ascii="Arial" w:hAnsi="Arial"/>
+          <w:b/>
+          <w:color w:val="000000"/>
+          <w:sz w:val="18"/>
+          <w:szCs w:val="22"/>
+          <w:lang w:eastAsia="ar-SA"/>
+        </w:rPr>
+        <w:t xml:space="preserve">), </w:t>
+      </w:r>
+      <w:r>
+        <w:rPr>
+          <w:rFonts w:ascii="Arial" w:hAnsi="Arial"/>
+          <w:bCs/>
+          <w:color w:val="000000"/>
+          <w:sz w:val="18"/>
+          <w:szCs w:val="22"/>
+          <w:lang w:eastAsia="ar-SA"/>
+        </w:rPr>
+        <w:t>Santa Clara, California</w:t>
+      </w:r>
+      <w:r>
+        <w:rPr>
+          <w:rFonts w:ascii="Arial" w:hAnsi="Arial"/>
+          <w:bCs/>
+          <w:color w:val="000000"/>
+          <w:sz w:val="18"/>
+          <w:szCs w:val="22"/>
+          <w:lang w:eastAsia="ar-SA"/>
+        </w:rPr>
+        <w:t xml:space="preserve"> / </w:t>
       </w:r>
       <w:proofErr w:type="spellStart"/>
       <w:r>
         <w:rPr>
           <w:rFonts w:ascii="Arial" w:hAnsi="Arial"/>
-          <w:color w:val="000000"/>
-          <w:sz w:val="18"/>
-          <w:szCs w:val="22"/>
-          <w:lang w:eastAsia="ar-SA"/>
-        </w:rPr>
-        <w:t>GlassDoor</w:t>
+          <w:b/>
+          <w:color w:val="000000"/>
+          <w:sz w:val="18"/>
+          <w:szCs w:val="22"/>
+          <w:lang w:eastAsia="ar-SA"/>
+        </w:rPr>
+        <w:t>StyleWare</w:t>
       </w:r>
       <w:proofErr w:type="spellEnd"/>
       <w:r>
         <w:rPr>
           <w:rFonts w:ascii="Arial" w:hAnsi="Arial"/>
-          <w:color w:val="000000"/>
-          <w:sz w:val="18"/>
-          <w:szCs w:val="22"/>
-          <w:lang w:eastAsia="ar-SA"/>
-        </w:rPr>
-        <w:t xml:space="preserve"> native application.</w:t>
-      </w:r>
-    </w:p>
-    <w:p>
-      <w:pPr>
-        <w:tabs>
-          <w:tab w:val="left" w:pos="-720"/>
-        </w:tabs>
-        <w:ind w:right="-720"/>
-        <w:rPr>
-          <w:rFonts w:ascii="Arial" w:hAnsi="Arial"/>
-          <w:color w:val="000000"/>
-          <w:sz w:val="18"/>
-          <w:szCs w:val="22"/>
-          <w:lang w:eastAsia="ar-SA"/>
-        </w:rPr>
-      </w:pPr>
-    </w:p>
-    <w:p>
-      <w:pPr>
-        <w:tabs>
-          <w:tab w:val="left" w:pos="-720"/>
-        </w:tabs>
-        <w:ind w:right="-720"/>
-        <w:rPr>
-          <w:rFonts w:ascii="Arial" w:hAnsi="Arial"/>
-          <w:i/>
-          <w:iCs/>
-          <w:color w:val="000000"/>
-          <w:sz w:val="18"/>
-          <w:szCs w:val="22"/>
-          <w:lang w:eastAsia="ar-SA"/>
-        </w:rPr>
-      </w:pPr>
-      <w:r>
-        <w:rPr>
-          <w:rFonts w:ascii="Arial" w:hAnsi="Arial"/>
-          <w:i/>
-          <w:iCs/>
-          <w:color w:val="000000"/>
-          <w:sz w:val="18"/>
-          <w:szCs w:val="22"/>
-          <w:lang w:eastAsia="ar-SA"/>
-        </w:rPr>
-        <w:t>Software Engineer, Job Search Front End – April 2016-November 2018.</w:t>
-      </w:r>
-      <w:r>
-        <w:rPr>
-          <w:rFonts w:ascii="Arial" w:hAnsi="Arial"/>
-          <w:color w:val="000000"/>
-          <w:sz w:val="18"/>
-          <w:szCs w:val="22"/>
+          <w:b/>
+          <w:color w:val="000000"/>
+          <w:sz w:val="18"/>
+          <w:szCs w:val="22"/>
+          <w:lang w:eastAsia="ar-SA"/>
+        </w:rPr>
+        <w:t xml:space="preserve">, Inc., </w:t>
+      </w:r>
+      <w:r>
+        <w:rPr>
+          <w:rFonts w:ascii="Arial" w:hAnsi="Arial"/>
+          <w:bCs/>
+          <w:color w:val="000000"/>
+          <w:sz w:val="18"/>
+          <w:szCs w:val="22"/>
+          <w:lang w:eastAsia="ar-SA"/>
+        </w:rPr>
+        <w:t>Houston, Texas</w:t>
+      </w:r>
+    </w:p>
+    <w:p>
+      <w:pPr>
+        <w:tabs>
+          <w:tab w:val="left" w:pos="-720"/>
+        </w:tabs>
+        <w:ind w:right="-720"/>
+        <w:rPr>
+          <w:rFonts w:ascii="Arial" w:hAnsi="Arial"/>
+          <w:color w:val="000000"/>
+          <w:sz w:val="18"/>
+          <w:szCs w:val="22"/>
+          <w:lang w:eastAsia="ar-SA"/>
+        </w:rPr>
+      </w:pPr>
+      <w:r>
+        <w:rPr>
+          <w:rFonts w:ascii="Arial" w:hAnsi="Arial"/>
+          <w:b/>
+          <w:color w:val="000000"/>
+          <w:sz w:val="18"/>
+          <w:szCs w:val="22"/>
+          <w:lang w:eastAsia="ar-SA"/>
+        </w:rPr>
+        <w:t>Software Engineer</w:t>
+      </w:r>
+      <w:r>
+        <w:rPr>
+          <w:rFonts w:ascii="Arial" w:hAnsi="Arial"/>
+          <w:color w:val="000000"/>
+          <w:sz w:val="18"/>
+          <w:szCs w:val="22"/>
+          <w:lang w:eastAsia="ar-SA"/>
+        </w:rPr>
+        <w:t>, December 1987-March 1996</w:t>
+      </w:r>
+    </w:p>
+    <w:bookmarkEnd w:id="19"/>
+    <w:p>
+      <w:pPr>
+        <w:tabs>
+          <w:tab w:val="left" w:pos="-720"/>
+        </w:tabs>
+        <w:ind w:right="-720"/>
+        <w:rPr>
+          <w:rFonts w:ascii="Arial" w:hAnsi="Arial"/>
+          <w:color w:val="000000"/>
+          <w:sz w:val="18"/>
+          <w:szCs w:val="22"/>
+          <w:lang w:eastAsia="ar-SA"/>
+        </w:rPr>
+      </w:pPr>
+    </w:p>
+    <w:p>
+      <w:pPr>
+        <w:tabs>
+          <w:tab w:val="left" w:pos="-720"/>
+        </w:tabs>
+        <w:ind w:right="-720"/>
+        <w:rPr>
+          <w:rFonts w:ascii="Arial" w:hAnsi="Arial"/>
+          <w:b/>
+          <w:color w:val="000000"/>
+          <w:sz w:val="20"/>
+          <w:szCs w:val="22"/>
+          <w:lang w:eastAsia="ar-SA"/>
+        </w:rPr>
+      </w:pPr>
+      <w:r>
+        <w:rPr>
+          <w:rFonts w:ascii="Arial" w:hAnsi="Arial"/>
+          <w:b/>
+          <w:color w:val="000000"/>
+          <w:sz w:val="20"/>
+          <w:szCs w:val="22"/>
+          <w:lang w:eastAsia="ar-SA"/>
+        </w:rPr>
+        <w:t>SKILLS</w:t>
+      </w:r>
+    </w:p>
+    <w:p>
+      <w:pPr>
+        <w:tabs>
+          <w:tab w:val="left" w:pos="-720"/>
+        </w:tabs>
+        <w:ind w:right="-720"/>
+        <w:rPr>
+          <w:rFonts w:ascii="Arial" w:hAnsi="Arial"/>
+          <w:color w:val="000000"/>
+          <w:sz w:val="18"/>
+          <w:szCs w:val="22"/>
+          <w:lang w:eastAsia="ar-SA"/>
+        </w:rPr>
+      </w:pPr>
+    </w:p>
+    <w:p>
+      <w:pPr>
+        <w:tabs>
+          <w:tab w:val="left" w:pos="-720"/>
+        </w:tabs>
+        <w:ind w:right="-720"/>
+        <w:rPr>
+          <w:rFonts w:ascii="Arial" w:hAnsi="Arial"/>
+          <w:color w:val="000000"/>
+          <w:sz w:val="18"/>
+          <w:szCs w:val="18"/>
+          <w:lang w:eastAsia="ar-SA"/>
+        </w:rPr>
+      </w:pPr>
+      <w:bookmarkStart w:id="20" w:name="_Hlk204379090"/>
+      <w:r>
+        <w:rPr>
+          <w:rFonts w:ascii="Arial" w:hAnsi="Arial"/>
+          <w:color w:val="000000"/>
+          <w:sz w:val="18"/>
+          <w:szCs w:val="18"/>
+          <w:lang w:eastAsia="ar-SA"/>
+        </w:rPr>
+        <w:t xml:space="preserve">Claude, Codex, </w:t>
+      </w:r>
+      <w:r>
+        <w:rPr>
+          <w:rFonts w:ascii="Arial" w:hAnsi="Arial"/>
+          <w:color w:val="000000"/>
+          <w:sz w:val="18"/>
+          <w:szCs w:val="18"/>
+          <w:lang w:eastAsia="ar-SA"/>
+        </w:rPr>
+        <w:t>Swift, SwiftUI, UIKit</w:t>
+      </w:r>
+      <w:r>
+        <w:rPr>
+          <w:rFonts w:ascii="Arial" w:hAnsi="Arial"/>
+          <w:color w:val="000000"/>
+          <w:sz w:val="18"/>
+          <w:szCs w:val="18"/>
+          <w:lang w:eastAsia="ar-SA"/>
+        </w:rPr>
+        <w:t xml:space="preserve">, </w:t>
+      </w:r>
+      <w:r>
+        <w:rPr>
+          <w:rFonts w:ascii="Arial" w:hAnsi="Arial"/>
+          <w:color w:val="000000"/>
+          <w:sz w:val="18"/>
+          <w:szCs w:val="18"/>
+          <w:lang w:eastAsia="ar-SA"/>
+        </w:rPr>
+        <w:t>Xcode</w:t>
+      </w:r>
+      <w:r>
+        <w:rPr>
+          <w:rFonts w:ascii="Arial" w:hAnsi="Arial"/>
+          <w:color w:val="000000"/>
+          <w:sz w:val="18"/>
+          <w:szCs w:val="18"/>
+          <w:lang w:eastAsia="ar-SA"/>
+        </w:rPr>
+        <w:t xml:space="preserve">, Bash/shell scripting, Java, </w:t>
+      </w:r>
+      <w:r>
+        <w:rPr>
+          <w:rFonts w:ascii="Arial" w:hAnsi="Arial"/>
+          <w:color w:val="000000"/>
+          <w:sz w:val="18"/>
+          <w:szCs w:val="18"/>
+          <w:lang w:eastAsia="ar-SA"/>
+        </w:rPr>
+        <w:t xml:space="preserve">Swift Concurrency, Swift Data, Combine Framework, </w:t>
+      </w:r>
+      <w:r>
+        <w:rPr>
+          <w:rFonts w:ascii="Arial" w:hAnsi="Arial"/>
+          <w:color w:val="000000"/>
+          <w:sz w:val="18"/>
+          <w:szCs w:val="18"/>
+          <w:lang w:eastAsia="ar-SA"/>
+        </w:rPr>
+        <w:t xml:space="preserve">GraphQL, Apollo Federation, Python, Spring, Spring Boot, </w:t>
+      </w:r>
+      <w:r>
+        <w:rPr>
+          <w:rFonts w:ascii="Arial" w:hAnsi="Arial"/>
+          <w:color w:val="000000"/>
+          <w:sz w:val="18"/>
+          <w:szCs w:val="18"/>
+          <w:lang w:eastAsia="ar-SA"/>
+        </w:rPr>
+        <w:t xml:space="preserve">Objective C, </w:t>
+      </w:r>
+      <w:r>
+        <w:rPr>
+          <w:rFonts w:ascii="Arial" w:hAnsi="Arial"/>
+          <w:color w:val="000000"/>
+          <w:sz w:val="18"/>
+          <w:szCs w:val="18"/>
+          <w:lang w:eastAsia="ar-SA"/>
+        </w:rPr>
+        <w:t xml:space="preserve">RESTful APIs, </w:t>
+      </w:r>
+      <w:r>
+        <w:rPr>
+          <w:rFonts w:ascii="Arial" w:hAnsi="Arial"/>
+          <w:color w:val="000000"/>
+          <w:sz w:val="18"/>
+          <w:szCs w:val="18"/>
+          <w:lang w:eastAsia="ar-SA"/>
+        </w:rPr>
+        <w:t>JavaScript</w:t>
+      </w:r>
+      <w:r>
+        <w:rPr>
+          <w:rFonts w:ascii="Arial" w:hAnsi="Arial"/>
+          <w:color w:val="000000"/>
+          <w:sz w:val="18"/>
+          <w:szCs w:val="18"/>
+          <w:lang w:eastAsia="ar-SA"/>
+        </w:rPr>
+        <w:t xml:space="preserve">, Soy, HTML, CSS, Django, </w:t>
+      </w:r>
+      <w:r>
+        <w:rPr>
+          <w:rFonts w:ascii="Arial" w:hAnsi="Arial"/>
+          <w:color w:val="000000"/>
+          <w:sz w:val="18"/>
+          <w:szCs w:val="18"/>
+          <w:lang w:eastAsia="ar-SA"/>
+        </w:rPr>
+        <w:t xml:space="preserve">C, </w:t>
+      </w:r>
+      <w:r>
+        <w:rPr>
+          <w:rFonts w:ascii="Arial" w:hAnsi="Arial"/>
+          <w:color w:val="000000"/>
+          <w:sz w:val="18"/>
+          <w:szCs w:val="18"/>
+          <w:lang w:eastAsia="ar-SA"/>
+        </w:rPr>
+        <w:t>SQL,</w:t>
+      </w:r>
+      <w:r>
+        <w:rPr>
+          <w:rFonts w:ascii="Arial" w:hAnsi="Arial"/>
+          <w:color w:val="000000"/>
+          <w:sz w:val="18"/>
+          <w:szCs w:val="18"/>
+          <w:lang w:eastAsia="ar-SA"/>
+        </w:rPr>
+        <w:t xml:space="preserve"> Perl, </w:t>
+      </w:r>
+      <w:proofErr w:type="spellStart"/>
+      <w:r>
+        <w:rPr>
+          <w:rFonts w:ascii="Arial" w:hAnsi="Arial"/>
+          <w:color w:val="000000"/>
+          <w:sz w:val="18"/>
+          <w:szCs w:val="18"/>
+          <w:lang w:eastAsia="ar-SA"/>
+        </w:rPr>
+        <w:t>Tcl</w:t>
+      </w:r>
+      <w:proofErr w:type="spellEnd"/>
+      <w:r>
+        <w:rPr>
+          <w:rFonts w:ascii="Arial" w:hAnsi="Arial"/>
+          <w:color w:val="000000"/>
+          <w:sz w:val="18"/>
+          <w:szCs w:val="18"/>
+          <w:lang w:eastAsia="ar-SA"/>
+        </w:rPr>
+        <w:t xml:space="preserve">, Ruby, Eclipse, MacOS, iOS, Unix, Linux, Windows, Visual Studio, </w:t>
+      </w:r>
+      <w:proofErr w:type="spellStart"/>
+      <w:r>
+        <w:rPr>
+          <w:rFonts w:ascii="Arial" w:hAnsi="Arial"/>
+          <w:color w:val="000000"/>
+          <w:sz w:val="18"/>
+          <w:szCs w:val="18"/>
+          <w:lang w:eastAsia="ar-SA"/>
+        </w:rPr>
+        <w:t>cvs</w:t>
+      </w:r>
+      <w:proofErr w:type="spellEnd"/>
+      <w:r>
+        <w:rPr>
+          <w:rFonts w:ascii="Arial" w:hAnsi="Arial"/>
+          <w:color w:val="000000"/>
+          <w:sz w:val="18"/>
+          <w:szCs w:val="18"/>
+          <w:lang w:eastAsia="ar-SA"/>
+        </w:rPr>
+        <w:t xml:space="preserve">, Subversion, Perforce, git, </w:t>
+      </w:r>
+      <w:proofErr w:type="spellStart"/>
+      <w:r>
+        <w:rPr>
+          <w:rFonts w:ascii="Arial" w:hAnsi="Arial"/>
+          <w:color w:val="000000"/>
+          <w:sz w:val="18"/>
+          <w:szCs w:val="18"/>
+          <w:lang w:eastAsia="ar-SA"/>
+        </w:rPr>
+        <w:t>Bitkeeper</w:t>
+      </w:r>
+      <w:proofErr w:type="spellEnd"/>
+      <w:r>
+        <w:rPr>
+          <w:rFonts w:ascii="Arial" w:hAnsi="Arial"/>
+          <w:color w:val="000000"/>
+          <w:sz w:val="18"/>
+          <w:szCs w:val="18"/>
+          <w:lang w:eastAsia="ar-SA"/>
+        </w:rPr>
+        <w:t xml:space="preserve">, </w:t>
+      </w:r>
+      <w:r>
+        <w:rPr>
+          <w:rFonts w:ascii="Arial" w:hAnsi="Arial"/>
+          <w:color w:val="000000"/>
+          <w:sz w:val="18"/>
+          <w:szCs w:val="18"/>
+          <w:lang w:eastAsia="ar-SA"/>
+        </w:rPr>
+        <w:t xml:space="preserve">Mercurial, </w:t>
+      </w:r>
+      <w:proofErr w:type="spellStart"/>
+      <w:r>
+        <w:rPr>
+          <w:rFonts w:ascii="Arial" w:hAnsi="Arial"/>
+          <w:color w:val="000000"/>
+          <w:sz w:val="18"/>
+          <w:szCs w:val="18"/>
+          <w:lang w:eastAsia="ar-SA"/>
+        </w:rPr>
+        <w:t>gcc</w:t>
+      </w:r>
+      <w:proofErr w:type="spellEnd"/>
+      <w:r>
+        <w:rPr>
+          <w:rFonts w:ascii="Arial" w:hAnsi="Arial"/>
+          <w:color w:val="000000"/>
+          <w:sz w:val="18"/>
+          <w:szCs w:val="18"/>
+          <w:lang w:eastAsia="ar-SA"/>
+        </w:rPr>
+        <w:t>, Jenkins, VMWare, Cocoa, Bugzilla, JIRA,</w:t>
+      </w:r>
+      <w:r>
+        <w:rPr>
+          <w:rFonts w:ascii="Arial" w:hAnsi="Arial"/>
+          <w:color w:val="000000"/>
+          <w:sz w:val="18"/>
+          <w:szCs w:val="18"/>
           <w:lang w:eastAsia="ar-SA"/>
         </w:rPr>
         <w:t xml:space="preserve"> </w:t>
       </w:r>
-    </w:p>
-    <w:p>
-      <w:pPr>
-        <w:pStyle w:val="ListParagraph"/>
-        <w:numPr>
-          <w:ilvl w:val="0"/>
-          <w:numId w:val="10"/>
-        </w:numPr>
-        <w:tabs>
-          <w:tab w:val="left" w:pos="-720"/>
-        </w:tabs>
-        <w:ind w:right="-720"/>
-        <w:rPr>
-          <w:rFonts w:ascii="Arial" w:hAnsi="Arial"/>
-          <w:color w:val="000000"/>
-          <w:sz w:val="18"/>
-          <w:szCs w:val="22"/>
-          <w:lang w:eastAsia="ar-SA"/>
-        </w:rPr>
-      </w:pPr>
-      <w:r>
-        <w:rPr>
-          <w:rFonts w:ascii="Arial" w:hAnsi="Arial"/>
-          <w:color w:val="000000"/>
-          <w:sz w:val="18"/>
-          <w:szCs w:val="22"/>
-          <w:lang w:eastAsia="ar-SA"/>
-        </w:rPr>
-        <w:t>A/B testing of various features on the job viewing web page; increased user engagement 5-8%.</w:t>
-      </w:r>
-    </w:p>
-    <w:p>
-      <w:pPr>
-        <w:pStyle w:val="ListParagraph"/>
-        <w:numPr>
-          <w:ilvl w:val="0"/>
-          <w:numId w:val="10"/>
-        </w:numPr>
-        <w:tabs>
-          <w:tab w:val="left" w:pos="-720"/>
-        </w:tabs>
-        <w:ind w:right="-720"/>
-        <w:rPr>
-          <w:rFonts w:ascii="Arial" w:hAnsi="Arial"/>
-          <w:color w:val="000000"/>
-          <w:sz w:val="18"/>
-          <w:szCs w:val="22"/>
-          <w:lang w:eastAsia="ar-SA"/>
-        </w:rPr>
-      </w:pPr>
-      <w:r>
-        <w:rPr>
-          <w:rFonts w:ascii="Arial" w:hAnsi="Arial"/>
-          <w:color w:val="000000"/>
-          <w:sz w:val="18"/>
-          <w:szCs w:val="22"/>
-          <w:lang w:eastAsia="ar-SA"/>
-        </w:rPr>
-        <w:t>Made build system improvements that resulting in our builds being 25-30% faster.</w:t>
-      </w:r>
-    </w:p>
-    <w:bookmarkEnd w:id="1"/>
-    <w:bookmarkEnd w:id="2"/>
-    <w:bookmarkEnd w:id="3"/>
-    <w:p>
-      <w:pPr>
-        <w:widowControl/>
-        <w:suppressAutoHyphens w:val="0"/>
-        <w:rPr>
-          <w:rFonts w:ascii="Arial" w:hAnsi="Arial"/>
-          <w:b/>
-          <w:color w:val="000000"/>
-          <w:sz w:val="18"/>
-          <w:szCs w:val="22"/>
-          <w:lang w:eastAsia="ar-SA"/>
-        </w:rPr>
-      </w:pPr>
-    </w:p>
-    <w:p>
-      <w:pPr>
-        <w:widowControl/>
-        <w:suppressAutoHyphens w:val="0"/>
-        <w:rPr>
-          <w:rFonts w:ascii="Arial" w:hAnsi="Arial"/>
-          <w:b/>
-          <w:color w:val="000000"/>
-          <w:sz w:val="18"/>
-          <w:szCs w:val="22"/>
-          <w:lang w:eastAsia="ar-SA"/>
-        </w:rPr>
-      </w:pPr>
-      <w:r>
-        <w:rPr>
-          <w:rFonts w:ascii="Arial" w:hAnsi="Arial"/>
-          <w:b/>
-          <w:color w:val="000000"/>
-          <w:sz w:val="18"/>
-          <w:szCs w:val="22"/>
-          <w:lang w:eastAsia="ar-SA"/>
-        </w:rPr>
-        <w:t xml:space="preserve">Mozilla, Inc., </w:t>
-      </w:r>
-      <w:r>
-        <w:rPr>
-          <w:rFonts w:ascii="Arial" w:hAnsi="Arial"/>
-          <w:bCs/>
-          <w:color w:val="000000"/>
-          <w:sz w:val="18"/>
-          <w:szCs w:val="22"/>
-          <w:lang w:eastAsia="ar-SA"/>
-        </w:rPr>
-        <w:t>Mountain View, CA</w:t>
-      </w:r>
-      <w:r>
-        <w:rPr>
-          <w:rFonts w:ascii="Arial" w:hAnsi="Arial"/>
-          <w:bCs/>
-          <w:color w:val="000000"/>
-          <w:sz w:val="18"/>
-          <w:szCs w:val="22"/>
-          <w:lang w:eastAsia="ar-SA"/>
-        </w:rPr>
-        <w:t xml:space="preserve"> (remote).</w:t>
-      </w:r>
-    </w:p>
-    <w:p>
-      <w:pPr>
-        <w:tabs>
-          <w:tab w:val="left" w:pos="-720"/>
-        </w:tabs>
-        <w:ind w:right="-720"/>
-        <w:rPr>
-          <w:rFonts w:ascii="Arial" w:hAnsi="Arial"/>
-          <w:color w:val="000000"/>
-          <w:sz w:val="18"/>
-          <w:szCs w:val="22"/>
-          <w:lang w:eastAsia="ar-SA"/>
-        </w:rPr>
-      </w:pPr>
-      <w:bookmarkStart w:id="10" w:name="OLE_LINK7"/>
-      <w:bookmarkStart w:id="11" w:name="OLE_LINK8"/>
-      <w:r>
-        <w:rPr>
-          <w:rFonts w:ascii="Arial" w:hAnsi="Arial"/>
-          <w:b/>
-          <w:color w:val="000000"/>
-          <w:sz w:val="18"/>
-          <w:szCs w:val="22"/>
-          <w:lang w:eastAsia="ar-SA"/>
-        </w:rPr>
-        <w:t>Technical Lead, Platform QA</w:t>
-      </w:r>
-      <w:bookmarkEnd w:id="10"/>
-      <w:bookmarkEnd w:id="11"/>
-      <w:r>
-        <w:rPr>
-          <w:rFonts w:ascii="Arial" w:hAnsi="Arial"/>
-          <w:b/>
-          <w:color w:val="000000"/>
-          <w:sz w:val="18"/>
-          <w:szCs w:val="22"/>
-          <w:lang w:eastAsia="ar-SA"/>
-        </w:rPr>
-        <w:t xml:space="preserve">, </w:t>
-      </w:r>
-      <w:r>
-        <w:rPr>
-          <w:rFonts w:ascii="Arial" w:hAnsi="Arial"/>
-          <w:color w:val="000000"/>
-          <w:sz w:val="18"/>
-          <w:szCs w:val="22"/>
-          <w:lang w:eastAsia="ar-SA"/>
-        </w:rPr>
-        <w:t>April 2014-</w:t>
-      </w:r>
-      <w:r>
-        <w:rPr>
-          <w:rFonts w:ascii="Arial" w:hAnsi="Arial"/>
-          <w:color w:val="000000"/>
-          <w:sz w:val="18"/>
-          <w:szCs w:val="22"/>
-          <w:lang w:eastAsia="ar-SA"/>
-        </w:rPr>
-        <w:t>April 2016</w:t>
-      </w:r>
-      <w:r>
-        <w:rPr>
-          <w:rFonts w:ascii="Arial" w:hAnsi="Arial"/>
-          <w:color w:val="000000"/>
-          <w:sz w:val="18"/>
-          <w:szCs w:val="22"/>
-          <w:lang w:eastAsia="ar-SA"/>
-        </w:rPr>
-        <w:t>.</w:t>
-      </w:r>
-    </w:p>
-    <w:p>
-      <w:pPr>
-        <w:tabs>
-          <w:tab w:val="left" w:pos="-720"/>
-        </w:tabs>
-        <w:ind w:right="-720"/>
-        <w:rPr>
-          <w:rFonts w:ascii="Arial" w:hAnsi="Arial"/>
-          <w:b/>
-          <w:color w:val="000000"/>
-          <w:sz w:val="18"/>
-          <w:szCs w:val="22"/>
-          <w:lang w:eastAsia="ar-SA"/>
-        </w:rPr>
-      </w:pPr>
-    </w:p>
-    <w:p>
-      <w:pPr>
-        <w:widowControl/>
-        <w:suppressAutoHyphens w:val="0"/>
-        <w:rPr>
-          <w:rFonts w:ascii="Arial" w:hAnsi="Arial"/>
-          <w:b/>
-          <w:color w:val="000000"/>
-          <w:sz w:val="18"/>
-          <w:szCs w:val="22"/>
-          <w:lang w:eastAsia="ar-SA"/>
-        </w:rPr>
-      </w:pPr>
-    </w:p>
-    <w:p>
-      <w:pPr>
-        <w:widowControl/>
-        <w:suppressAutoHyphens w:val="0"/>
-        <w:rPr>
-          <w:rFonts w:ascii="Arial" w:hAnsi="Arial"/>
-          <w:b/>
-          <w:color w:val="000000"/>
-          <w:sz w:val="18"/>
-          <w:szCs w:val="22"/>
-          <w:lang w:eastAsia="ar-SA"/>
-        </w:rPr>
-      </w:pPr>
-      <w:r>
-        <w:rPr>
-          <w:rFonts w:ascii="Arial" w:hAnsi="Arial"/>
-          <w:b/>
-          <w:color w:val="000000"/>
-          <w:sz w:val="18"/>
-          <w:szCs w:val="22"/>
-          <w:lang w:eastAsia="ar-SA"/>
-        </w:rPr>
-        <w:t xml:space="preserve">Klink LLC, </w:t>
-      </w:r>
-      <w:r>
-        <w:rPr>
-          <w:rFonts w:ascii="Arial" w:hAnsi="Arial"/>
-          <w:bCs/>
-          <w:color w:val="000000"/>
-          <w:sz w:val="18"/>
-          <w:szCs w:val="22"/>
-          <w:lang w:eastAsia="ar-SA"/>
-        </w:rPr>
-        <w:t>Austin, Texas</w:t>
-      </w:r>
-      <w:r>
-        <w:rPr>
-          <w:rFonts w:ascii="Arial" w:hAnsi="Arial"/>
-          <w:bCs/>
-          <w:color w:val="000000"/>
-          <w:sz w:val="18"/>
-          <w:szCs w:val="22"/>
-          <w:lang w:eastAsia="ar-SA"/>
-        </w:rPr>
-        <w:t>.</w:t>
-      </w:r>
-    </w:p>
-    <w:p>
-      <w:pPr>
-        <w:tabs>
-          <w:tab w:val="left" w:pos="-720"/>
-        </w:tabs>
-        <w:ind w:right="-720"/>
-        <w:rPr>
-          <w:rFonts w:ascii="Arial" w:hAnsi="Arial"/>
-          <w:color w:val="000000"/>
-          <w:sz w:val="18"/>
-          <w:szCs w:val="22"/>
-          <w:lang w:eastAsia="ar-SA"/>
-        </w:rPr>
-      </w:pPr>
-      <w:r>
-        <w:rPr>
-          <w:rFonts w:ascii="Arial" w:hAnsi="Arial"/>
-          <w:b/>
-          <w:color w:val="000000"/>
-          <w:sz w:val="18"/>
-          <w:szCs w:val="22"/>
-          <w:lang w:eastAsia="ar-SA"/>
-        </w:rPr>
-        <w:t xml:space="preserve">Mac OS X Programmer, </w:t>
-      </w:r>
-      <w:r>
-        <w:rPr>
-          <w:rFonts w:ascii="Arial" w:hAnsi="Arial"/>
-          <w:color w:val="000000"/>
-          <w:sz w:val="18"/>
-          <w:szCs w:val="22"/>
-          <w:lang w:eastAsia="ar-SA"/>
-        </w:rPr>
-        <w:t>August 2013-</w:t>
-      </w:r>
-      <w:r>
-        <w:rPr>
-          <w:rFonts w:ascii="Arial" w:hAnsi="Arial"/>
-          <w:color w:val="000000"/>
-          <w:sz w:val="18"/>
-          <w:szCs w:val="22"/>
-          <w:lang w:eastAsia="ar-SA"/>
-        </w:rPr>
-        <w:t>April 2014</w:t>
-      </w:r>
-      <w:r>
-        <w:rPr>
-          <w:rFonts w:ascii="Arial" w:hAnsi="Arial"/>
-          <w:color w:val="000000"/>
-          <w:sz w:val="18"/>
-          <w:szCs w:val="22"/>
-          <w:lang w:eastAsia="ar-SA"/>
-        </w:rPr>
-        <w:t>.</w:t>
-      </w:r>
-    </w:p>
-    <w:p>
-      <w:pPr>
-        <w:tabs>
-          <w:tab w:val="left" w:pos="-720"/>
-        </w:tabs>
-        <w:ind w:right="-720"/>
-        <w:rPr>
-          <w:rFonts w:ascii="Arial" w:hAnsi="Arial"/>
-          <w:color w:val="000000"/>
-          <w:sz w:val="18"/>
-          <w:szCs w:val="22"/>
-          <w:lang w:eastAsia="ar-SA"/>
-        </w:rPr>
-      </w:pPr>
-    </w:p>
-    <w:p>
-      <w:pPr>
-        <w:pStyle w:val="ListParagraph"/>
-        <w:numPr>
-          <w:ilvl w:val="0"/>
-          <w:numId w:val="8"/>
-        </w:numPr>
-        <w:tabs>
-          <w:tab w:val="left" w:pos="-720"/>
-        </w:tabs>
-        <w:ind w:right="-720"/>
-        <w:rPr>
-          <w:rFonts w:ascii="Arial" w:hAnsi="Arial"/>
-          <w:color w:val="000000"/>
-          <w:sz w:val="18"/>
-          <w:szCs w:val="22"/>
-          <w:lang w:eastAsia="ar-SA"/>
-        </w:rPr>
-      </w:pPr>
-      <w:bookmarkStart w:id="12" w:name="OLE_LINK11"/>
-      <w:bookmarkStart w:id="13" w:name="OLE_LINK12"/>
-      <w:r>
-        <w:rPr>
-          <w:rFonts w:ascii="Arial" w:hAnsi="Arial"/>
-          <w:color w:val="000000"/>
-          <w:sz w:val="18"/>
-          <w:szCs w:val="22"/>
-          <w:lang w:eastAsia="ar-SA"/>
-        </w:rPr>
-        <w:t>Use</w:t>
-      </w:r>
-      <w:r>
-        <w:rPr>
-          <w:rFonts w:ascii="Arial" w:hAnsi="Arial"/>
-          <w:color w:val="000000"/>
-          <w:sz w:val="18"/>
-          <w:szCs w:val="22"/>
-          <w:lang w:eastAsia="ar-SA"/>
-        </w:rPr>
-        <w:t>d</w:t>
-      </w:r>
-      <w:r>
-        <w:rPr>
-          <w:rFonts w:ascii="Arial" w:hAnsi="Arial"/>
-          <w:color w:val="000000"/>
-          <w:sz w:val="18"/>
-          <w:szCs w:val="22"/>
-          <w:lang w:eastAsia="ar-SA"/>
-        </w:rPr>
-        <w:t xml:space="preserve"> Obje</w:t>
-      </w:r>
-      <w:r>
-        <w:rPr>
-          <w:rFonts w:ascii="Arial" w:hAnsi="Arial"/>
-          <w:color w:val="000000"/>
-          <w:sz w:val="18"/>
-          <w:szCs w:val="22"/>
-          <w:lang w:eastAsia="ar-SA"/>
-        </w:rPr>
-        <w:t>ctive C,</w:t>
-      </w:r>
-      <w:r>
-        <w:rPr>
-          <w:rFonts w:ascii="Arial" w:hAnsi="Arial"/>
-          <w:color w:val="000000"/>
-          <w:sz w:val="18"/>
-          <w:szCs w:val="22"/>
-          <w:lang w:eastAsia="ar-SA"/>
-        </w:rPr>
-        <w:t xml:space="preserve"> Python </w:t>
-      </w:r>
-      <w:r>
-        <w:rPr>
-          <w:rFonts w:ascii="Arial" w:hAnsi="Arial"/>
-          <w:color w:val="000000"/>
-          <w:sz w:val="18"/>
-          <w:szCs w:val="22"/>
-          <w:lang w:eastAsia="ar-SA"/>
-        </w:rPr>
-        <w:t xml:space="preserve">and PyObjC </w:t>
-      </w:r>
-      <w:r>
-        <w:rPr>
-          <w:rFonts w:ascii="Arial" w:hAnsi="Arial"/>
-          <w:color w:val="000000"/>
-          <w:sz w:val="18"/>
-          <w:szCs w:val="22"/>
-          <w:lang w:eastAsia="ar-SA"/>
-        </w:rPr>
-        <w:t xml:space="preserve">to develop </w:t>
-      </w:r>
-      <w:r>
-        <w:rPr>
-          <w:rFonts w:ascii="Arial" w:hAnsi="Arial"/>
-          <w:color w:val="000000"/>
-          <w:sz w:val="18"/>
-          <w:szCs w:val="22"/>
-          <w:lang w:eastAsia="ar-SA"/>
-        </w:rPr>
-        <w:t>user interface for cloud syncing application</w:t>
-      </w:r>
-      <w:r>
-        <w:rPr>
-          <w:rFonts w:ascii="Arial" w:hAnsi="Arial"/>
-          <w:color w:val="000000"/>
-          <w:sz w:val="18"/>
-          <w:szCs w:val="22"/>
-          <w:lang w:eastAsia="ar-SA"/>
-        </w:rPr>
-        <w:t>.</w:t>
-      </w:r>
-    </w:p>
-    <w:p>
-      <w:pPr>
-        <w:pStyle w:val="ListParagraph"/>
-        <w:numPr>
-          <w:ilvl w:val="0"/>
-          <w:numId w:val="8"/>
-        </w:numPr>
-        <w:tabs>
-          <w:tab w:val="left" w:pos="-720"/>
-        </w:tabs>
-        <w:ind w:right="-720"/>
-        <w:rPr>
-          <w:rFonts w:ascii="Arial" w:hAnsi="Arial"/>
-          <w:color w:val="000000"/>
-          <w:sz w:val="18"/>
-          <w:szCs w:val="22"/>
-          <w:lang w:eastAsia="ar-SA"/>
-        </w:rPr>
-      </w:pPr>
-      <w:r>
-        <w:rPr>
-          <w:rFonts w:ascii="Arial" w:hAnsi="Arial"/>
-          <w:color w:val="000000"/>
-          <w:sz w:val="18"/>
-          <w:szCs w:val="22"/>
-          <w:lang w:eastAsia="ar-SA"/>
-        </w:rPr>
-        <w:t>Use</w:t>
-      </w:r>
-      <w:r>
-        <w:rPr>
-          <w:rFonts w:ascii="Arial" w:hAnsi="Arial"/>
-          <w:color w:val="000000"/>
-          <w:sz w:val="18"/>
-          <w:szCs w:val="22"/>
-          <w:lang w:eastAsia="ar-SA"/>
-        </w:rPr>
-        <w:t>d</w:t>
-      </w:r>
-      <w:r>
-        <w:rPr>
-          <w:rFonts w:ascii="Arial" w:hAnsi="Arial"/>
-          <w:color w:val="000000"/>
-          <w:sz w:val="18"/>
-          <w:szCs w:val="22"/>
-          <w:lang w:eastAsia="ar-SA"/>
-        </w:rPr>
-        <w:t xml:space="preserve"> Python to implement syncing via RESTful interfaces.</w:t>
-      </w:r>
-    </w:p>
-    <w:p>
-      <w:pPr>
-        <w:pStyle w:val="ListParagraph"/>
-        <w:numPr>
-          <w:ilvl w:val="0"/>
-          <w:numId w:val="8"/>
-        </w:numPr>
-        <w:tabs>
-          <w:tab w:val="left" w:pos="-720"/>
-        </w:tabs>
-        <w:ind w:right="-720"/>
-        <w:rPr>
-          <w:rFonts w:ascii="Arial" w:hAnsi="Arial"/>
-          <w:color w:val="000000"/>
-          <w:sz w:val="18"/>
-          <w:szCs w:val="22"/>
-          <w:lang w:eastAsia="ar-SA"/>
-        </w:rPr>
-      </w:pPr>
-      <w:r>
-        <w:rPr>
-          <w:rFonts w:ascii="Arial" w:hAnsi="Arial"/>
-          <w:color w:val="000000"/>
-          <w:sz w:val="18"/>
-          <w:szCs w:val="22"/>
-          <w:lang w:eastAsia="ar-SA"/>
-        </w:rPr>
-        <w:t>Reduced open bug count by 80%.</w:t>
-      </w:r>
-    </w:p>
-    <w:bookmarkEnd w:id="12"/>
-    <w:bookmarkEnd w:id="13"/>
-    <w:p>
-      <w:pPr>
-        <w:tabs>
-          <w:tab w:val="left" w:pos="-720"/>
-        </w:tabs>
-        <w:ind w:right="-720"/>
-        <w:rPr>
-          <w:rFonts w:ascii="Arial" w:hAnsi="Arial"/>
-          <w:b/>
-          <w:color w:val="000000"/>
-          <w:sz w:val="18"/>
-          <w:szCs w:val="22"/>
-          <w:lang w:eastAsia="ar-SA"/>
-        </w:rPr>
-      </w:pPr>
-    </w:p>
-    <w:p>
-      <w:pPr>
-        <w:tabs>
-          <w:tab w:val="left" w:pos="-720"/>
-        </w:tabs>
-        <w:ind w:right="-720"/>
-        <w:rPr>
-          <w:rFonts w:ascii="Arial" w:hAnsi="Arial"/>
-          <w:b/>
-          <w:color w:val="000000"/>
-          <w:sz w:val="18"/>
-          <w:szCs w:val="22"/>
-          <w:lang w:eastAsia="ar-SA"/>
-        </w:rPr>
-      </w:pPr>
-      <w:r>
-        <w:rPr>
-          <w:rFonts w:ascii="Arial" w:hAnsi="Arial"/>
-          <w:b/>
-          <w:color w:val="000000"/>
-          <w:sz w:val="18"/>
-          <w:szCs w:val="22"/>
-          <w:lang w:eastAsia="ar-SA"/>
-        </w:rPr>
-        <w:t>Spawn Labs</w:t>
-      </w:r>
-      <w:r>
-        <w:rPr>
-          <w:rFonts w:ascii="Arial" w:hAnsi="Arial"/>
-          <w:b/>
-          <w:color w:val="000000"/>
-          <w:sz w:val="18"/>
-          <w:szCs w:val="22"/>
-          <w:lang w:eastAsia="ar-SA"/>
-        </w:rPr>
-        <w:t xml:space="preserve">, </w:t>
-      </w:r>
-      <w:r>
-        <w:rPr>
-          <w:rFonts w:ascii="Arial" w:hAnsi="Arial"/>
-          <w:bCs/>
-          <w:color w:val="000000"/>
-          <w:sz w:val="18"/>
-          <w:szCs w:val="22"/>
-          <w:lang w:eastAsia="ar-SA"/>
-        </w:rPr>
-        <w:t>Austin, Texas</w:t>
-      </w:r>
-      <w:r>
-        <w:rPr>
-          <w:rFonts w:ascii="Arial" w:hAnsi="Arial"/>
-          <w:bCs/>
-          <w:color w:val="000000"/>
-          <w:sz w:val="18"/>
-          <w:szCs w:val="22"/>
-          <w:lang w:eastAsia="ar-SA"/>
-        </w:rPr>
-        <w:t>.</w:t>
-      </w:r>
-    </w:p>
-    <w:p>
-      <w:pPr>
-        <w:tabs>
-          <w:tab w:val="left" w:pos="-720"/>
-        </w:tabs>
-        <w:ind w:right="-720"/>
-        <w:rPr>
-          <w:rFonts w:ascii="Arial" w:hAnsi="Arial"/>
-          <w:color w:val="000000"/>
-          <w:sz w:val="18"/>
-          <w:szCs w:val="22"/>
-          <w:lang w:eastAsia="ar-SA"/>
-        </w:rPr>
-      </w:pPr>
-      <w:r>
-        <w:rPr>
-          <w:rFonts w:ascii="Arial" w:hAnsi="Arial"/>
-          <w:b/>
-          <w:color w:val="000000"/>
-          <w:sz w:val="18"/>
-          <w:szCs w:val="22"/>
-          <w:lang w:eastAsia="ar-SA"/>
-        </w:rPr>
-        <w:t>QA &amp; Release Engineer</w:t>
-      </w:r>
-      <w:r>
-        <w:rPr>
-          <w:rFonts w:ascii="Arial" w:hAnsi="Arial"/>
-          <w:b/>
-          <w:color w:val="000000"/>
-          <w:sz w:val="18"/>
-          <w:szCs w:val="22"/>
-          <w:lang w:eastAsia="ar-SA"/>
-        </w:rPr>
-        <w:t>ing</w:t>
-      </w:r>
-      <w:r>
-        <w:rPr>
-          <w:rFonts w:ascii="Arial" w:hAnsi="Arial"/>
-          <w:b/>
-          <w:color w:val="000000"/>
-          <w:sz w:val="18"/>
-          <w:szCs w:val="22"/>
-          <w:lang w:eastAsia="ar-SA"/>
-        </w:rPr>
-        <w:t xml:space="preserve"> Manager, </w:t>
-      </w:r>
-      <w:r>
-        <w:rPr>
-          <w:rFonts w:ascii="Arial" w:hAnsi="Arial"/>
-          <w:color w:val="000000"/>
-          <w:sz w:val="18"/>
-          <w:szCs w:val="22"/>
-          <w:lang w:eastAsia="ar-SA"/>
-        </w:rPr>
-        <w:t>September 2012-</w:t>
-      </w:r>
-      <w:r>
-        <w:rPr>
-          <w:rFonts w:ascii="Arial" w:hAnsi="Arial"/>
-          <w:color w:val="000000"/>
-          <w:sz w:val="18"/>
-          <w:szCs w:val="22"/>
-          <w:lang w:eastAsia="ar-SA"/>
-        </w:rPr>
-        <w:t>August 2013</w:t>
-      </w:r>
-      <w:r>
-        <w:rPr>
-          <w:rFonts w:ascii="Arial" w:hAnsi="Arial"/>
-          <w:color w:val="000000"/>
-          <w:sz w:val="18"/>
-          <w:szCs w:val="22"/>
-          <w:lang w:eastAsia="ar-SA"/>
-        </w:rPr>
-        <w:t>.</w:t>
-      </w:r>
-    </w:p>
-    <w:p>
-      <w:pPr>
-        <w:widowControl/>
-        <w:suppressAutoHyphens w:val="0"/>
-        <w:rPr>
-          <w:rFonts w:ascii="Arial" w:hAnsi="Arial"/>
-          <w:b/>
-          <w:color w:val="000000"/>
-          <w:sz w:val="18"/>
-          <w:szCs w:val="22"/>
-          <w:lang w:eastAsia="ar-SA"/>
-        </w:rPr>
-      </w:pPr>
-    </w:p>
-    <w:p>
-      <w:pPr>
-        <w:widowControl/>
-        <w:suppressAutoHyphens w:val="0"/>
-        <w:rPr>
-          <w:rFonts w:ascii="Arial" w:hAnsi="Arial"/>
-          <w:b/>
-          <w:color w:val="000000"/>
-          <w:sz w:val="18"/>
-          <w:szCs w:val="22"/>
-          <w:lang w:eastAsia="ar-SA"/>
-        </w:rPr>
-      </w:pPr>
-      <w:r>
-        <w:rPr>
-          <w:rFonts w:ascii="Arial" w:hAnsi="Arial"/>
-          <w:b/>
-          <w:color w:val="000000"/>
-          <w:sz w:val="18"/>
-          <w:szCs w:val="22"/>
-          <w:lang w:eastAsia="ar-SA"/>
-        </w:rPr>
-        <w:t xml:space="preserve">Rock Systems, </w:t>
-      </w:r>
-      <w:r>
-        <w:rPr>
-          <w:rFonts w:ascii="Arial" w:hAnsi="Arial"/>
-          <w:bCs/>
-          <w:color w:val="000000"/>
-          <w:sz w:val="18"/>
-          <w:szCs w:val="22"/>
-          <w:lang w:eastAsia="ar-SA"/>
-        </w:rPr>
-        <w:t>Durango, Colorado</w:t>
-      </w:r>
-      <w:r>
-        <w:rPr>
-          <w:rFonts w:ascii="Arial" w:hAnsi="Arial"/>
-          <w:bCs/>
-          <w:color w:val="000000"/>
-          <w:sz w:val="18"/>
-          <w:szCs w:val="22"/>
-          <w:lang w:eastAsia="ar-SA"/>
-        </w:rPr>
-        <w:t xml:space="preserve"> (remote).</w:t>
-      </w:r>
-    </w:p>
-    <w:p>
-      <w:pPr>
-        <w:tabs>
-          <w:tab w:val="left" w:pos="-720"/>
-        </w:tabs>
-        <w:ind w:right="-720"/>
-        <w:rPr>
-          <w:rFonts w:ascii="Arial" w:hAnsi="Arial"/>
-          <w:color w:val="000000"/>
-          <w:sz w:val="18"/>
-          <w:szCs w:val="22"/>
-          <w:lang w:eastAsia="ar-SA"/>
-        </w:rPr>
-      </w:pPr>
-      <w:r>
-        <w:rPr>
-          <w:rFonts w:ascii="Arial" w:hAnsi="Arial"/>
-          <w:b/>
-          <w:color w:val="000000"/>
-          <w:sz w:val="18"/>
-          <w:szCs w:val="22"/>
-          <w:lang w:eastAsia="ar-SA"/>
-        </w:rPr>
-        <w:t xml:space="preserve">Consultant – iOS </w:t>
-      </w:r>
-      <w:r>
-        <w:rPr>
-          <w:rFonts w:ascii="Arial" w:hAnsi="Arial"/>
-          <w:b/>
-          <w:color w:val="000000"/>
-          <w:sz w:val="18"/>
-          <w:szCs w:val="22"/>
-          <w:lang w:eastAsia="ar-SA"/>
-        </w:rPr>
-        <w:t>Development</w:t>
-      </w:r>
-      <w:r>
-        <w:rPr>
-          <w:rFonts w:ascii="Arial" w:hAnsi="Arial"/>
-          <w:b/>
-          <w:color w:val="000000"/>
-          <w:sz w:val="18"/>
-          <w:szCs w:val="22"/>
-          <w:lang w:eastAsia="ar-SA"/>
-        </w:rPr>
-        <w:t xml:space="preserve">, </w:t>
-      </w:r>
-      <w:r>
-        <w:rPr>
-          <w:rFonts w:ascii="Arial" w:hAnsi="Arial"/>
-          <w:color w:val="000000"/>
-          <w:sz w:val="18"/>
-          <w:szCs w:val="22"/>
-          <w:lang w:eastAsia="ar-SA"/>
-        </w:rPr>
-        <w:t>April</w:t>
-      </w:r>
-      <w:r>
-        <w:rPr>
-          <w:rFonts w:ascii="Arial" w:hAnsi="Arial"/>
-          <w:color w:val="000000"/>
-          <w:sz w:val="18"/>
-          <w:szCs w:val="22"/>
-          <w:lang w:eastAsia="ar-SA"/>
-        </w:rPr>
-        <w:t xml:space="preserve"> 2012-August 2012</w:t>
-      </w:r>
-      <w:r>
-        <w:rPr>
-          <w:rFonts w:ascii="Arial" w:hAnsi="Arial"/>
-          <w:color w:val="000000"/>
-          <w:sz w:val="18"/>
-          <w:szCs w:val="22"/>
-          <w:lang w:eastAsia="ar-SA"/>
-        </w:rPr>
-        <w:t>.</w:t>
-      </w:r>
-    </w:p>
-    <w:p>
-      <w:pPr>
-        <w:tabs>
-          <w:tab w:val="left" w:pos="-720"/>
-        </w:tabs>
-        <w:ind w:right="-720"/>
-        <w:rPr>
-          <w:rFonts w:ascii="Arial" w:hAnsi="Arial"/>
-          <w:b/>
-          <w:color w:val="000000"/>
-          <w:sz w:val="18"/>
-          <w:szCs w:val="22"/>
-          <w:lang w:eastAsia="ar-SA"/>
-        </w:rPr>
-      </w:pPr>
-    </w:p>
-    <w:p>
-      <w:pPr>
-        <w:pStyle w:val="ListParagraph"/>
-        <w:numPr>
-          <w:ilvl w:val="0"/>
-          <w:numId w:val="9"/>
-        </w:numPr>
-        <w:tabs>
-          <w:tab w:val="left" w:pos="-720"/>
-        </w:tabs>
-        <w:ind w:right="-720"/>
-        <w:rPr>
-          <w:rFonts w:ascii="Arial" w:hAnsi="Arial"/>
-          <w:b/>
-          <w:color w:val="000000"/>
-          <w:sz w:val="18"/>
-          <w:szCs w:val="22"/>
-          <w:lang w:eastAsia="ar-SA"/>
-        </w:rPr>
-      </w:pPr>
-      <w:bookmarkStart w:id="14" w:name="OLE_LINK15"/>
-      <w:bookmarkStart w:id="15" w:name="OLE_LINK16"/>
-      <w:r>
-        <w:rPr>
-          <w:rFonts w:ascii="Arial" w:hAnsi="Arial"/>
-          <w:color w:val="000000"/>
-          <w:sz w:val="18"/>
-          <w:szCs w:val="22"/>
-          <w:lang w:eastAsia="ar-SA"/>
-        </w:rPr>
-        <w:t>Identified and fixed 80+ defects</w:t>
-      </w:r>
-      <w:r>
-        <w:rPr>
-          <w:rFonts w:ascii="Arial" w:hAnsi="Arial"/>
-          <w:color w:val="000000"/>
-          <w:sz w:val="18"/>
-          <w:szCs w:val="22"/>
-          <w:lang w:eastAsia="ar-SA"/>
-        </w:rPr>
-        <w:t xml:space="preserve"> in Airborne Media Group’s Audio Air </w:t>
-      </w:r>
-      <w:r>
-        <w:rPr>
-          <w:rFonts w:ascii="Arial" w:hAnsi="Arial"/>
-          <w:color w:val="000000"/>
-          <w:sz w:val="18"/>
-          <w:szCs w:val="22"/>
-          <w:lang w:eastAsia="ar-SA"/>
-        </w:rPr>
-        <w:t xml:space="preserve">IOS </w:t>
-      </w:r>
-      <w:r>
-        <w:rPr>
-          <w:rFonts w:ascii="Arial" w:hAnsi="Arial"/>
-          <w:color w:val="000000"/>
-          <w:sz w:val="18"/>
-          <w:szCs w:val="22"/>
-          <w:lang w:eastAsia="ar-SA"/>
-        </w:rPr>
-        <w:t>app</w:t>
-      </w:r>
-      <w:r>
-        <w:rPr>
-          <w:rFonts w:ascii="Arial" w:hAnsi="Arial"/>
-          <w:color w:val="000000"/>
-          <w:sz w:val="18"/>
-          <w:szCs w:val="22"/>
-          <w:lang w:eastAsia="ar-SA"/>
-        </w:rPr>
-        <w:t xml:space="preserve"> (now discontinued)</w:t>
-      </w:r>
-      <w:r>
-        <w:rPr>
-          <w:rFonts w:ascii="Arial" w:hAnsi="Arial"/>
-          <w:color w:val="000000"/>
-          <w:sz w:val="18"/>
-          <w:szCs w:val="22"/>
-          <w:lang w:eastAsia="ar-SA"/>
-        </w:rPr>
-        <w:t>, including many crashing defects that would have been triggered within 5 minutes of launch.</w:t>
-      </w:r>
-    </w:p>
-    <w:p>
-      <w:pPr>
-        <w:pStyle w:val="ListParagraph"/>
-        <w:numPr>
-          <w:ilvl w:val="0"/>
-          <w:numId w:val="9"/>
-        </w:numPr>
-        <w:tabs>
-          <w:tab w:val="left" w:pos="-720"/>
-        </w:tabs>
-        <w:ind w:right="-720"/>
-        <w:rPr>
-          <w:rFonts w:ascii="Arial" w:hAnsi="Arial"/>
-          <w:b/>
-          <w:color w:val="000000"/>
-          <w:sz w:val="18"/>
-          <w:szCs w:val="22"/>
-          <w:lang w:eastAsia="ar-SA"/>
-        </w:rPr>
-      </w:pPr>
-      <w:r>
-        <w:rPr>
-          <w:rFonts w:ascii="Arial" w:hAnsi="Arial"/>
-          <w:color w:val="000000"/>
-          <w:sz w:val="18"/>
-          <w:szCs w:val="22"/>
-          <w:lang w:eastAsia="ar-SA"/>
-        </w:rPr>
-        <w:t>Version 1.3 shipped in the App Store in September 2012.</w:t>
-      </w:r>
-    </w:p>
-    <w:bookmarkEnd w:id="14"/>
-    <w:bookmarkEnd w:id="15"/>
-    <w:p>
-      <w:pPr>
-        <w:widowControl/>
-        <w:suppressAutoHyphens w:val="0"/>
-        <w:rPr>
-          <w:rFonts w:ascii="Arial" w:hAnsi="Arial"/>
-          <w:b/>
-          <w:color w:val="000000"/>
-          <w:sz w:val="18"/>
-          <w:szCs w:val="22"/>
-          <w:lang w:eastAsia="ar-SA"/>
-        </w:rPr>
-      </w:pPr>
-    </w:p>
-    <w:p>
-      <w:pPr>
-        <w:widowControl/>
-        <w:suppressAutoHyphens w:val="0"/>
-        <w:rPr>
-          <w:rFonts w:ascii="Arial" w:hAnsi="Arial"/>
-          <w:b/>
-          <w:color w:val="000000"/>
-          <w:sz w:val="18"/>
-          <w:szCs w:val="22"/>
-          <w:lang w:eastAsia="ar-SA"/>
-        </w:rPr>
-      </w:pPr>
-      <w:r>
-        <w:rPr>
-          <w:rFonts w:ascii="Arial" w:hAnsi="Arial"/>
-          <w:b/>
-          <w:color w:val="000000"/>
-          <w:sz w:val="18"/>
-          <w:szCs w:val="22"/>
-          <w:lang w:eastAsia="ar-SA"/>
-        </w:rPr>
-        <w:t>Coverity Software</w:t>
-      </w:r>
-      <w:r>
-        <w:rPr>
-          <w:rFonts w:ascii="Arial" w:hAnsi="Arial"/>
-          <w:b/>
-          <w:color w:val="000000"/>
-          <w:sz w:val="18"/>
-          <w:szCs w:val="22"/>
-          <w:lang w:eastAsia="ar-SA"/>
-        </w:rPr>
-        <w:t xml:space="preserve"> (now Synopsis)</w:t>
-      </w:r>
-      <w:r>
-        <w:rPr>
-          <w:rFonts w:ascii="Arial" w:hAnsi="Arial"/>
-          <w:b/>
-          <w:color w:val="000000"/>
-          <w:sz w:val="18"/>
-          <w:szCs w:val="22"/>
-          <w:lang w:eastAsia="ar-SA"/>
-        </w:rPr>
-        <w:t xml:space="preserve">, </w:t>
-      </w:r>
-      <w:r>
-        <w:rPr>
-          <w:rFonts w:ascii="Arial" w:hAnsi="Arial"/>
-          <w:bCs/>
-          <w:color w:val="000000"/>
-          <w:sz w:val="18"/>
-          <w:szCs w:val="22"/>
-          <w:lang w:eastAsia="ar-SA"/>
-        </w:rPr>
-        <w:t>San Francisco, California</w:t>
-      </w:r>
-      <w:r>
-        <w:rPr>
-          <w:rFonts w:ascii="Arial" w:hAnsi="Arial"/>
-          <w:bCs/>
-          <w:color w:val="000000"/>
-          <w:sz w:val="18"/>
-          <w:szCs w:val="22"/>
-          <w:lang w:eastAsia="ar-SA"/>
-        </w:rPr>
-        <w:t xml:space="preserve"> (remote).</w:t>
-      </w:r>
-    </w:p>
-    <w:p>
-      <w:pPr>
-        <w:tabs>
-          <w:tab w:val="left" w:pos="-720"/>
-        </w:tabs>
-        <w:ind w:right="-720"/>
-        <w:rPr>
-          <w:rFonts w:ascii="Arial" w:hAnsi="Arial"/>
-          <w:color w:val="000000"/>
-          <w:sz w:val="18"/>
-          <w:szCs w:val="22"/>
-          <w:lang w:eastAsia="ar-SA"/>
-        </w:rPr>
-      </w:pPr>
-      <w:r>
-        <w:rPr>
-          <w:rFonts w:ascii="Arial" w:hAnsi="Arial"/>
-          <w:b/>
-          <w:color w:val="000000"/>
-          <w:sz w:val="18"/>
-          <w:szCs w:val="22"/>
-          <w:lang w:eastAsia="ar-SA"/>
-        </w:rPr>
-        <w:t xml:space="preserve">Senior QA Manager and </w:t>
-      </w:r>
-      <w:r>
-        <w:rPr>
-          <w:rFonts w:ascii="Arial" w:hAnsi="Arial"/>
-          <w:b/>
-          <w:color w:val="000000"/>
-          <w:sz w:val="18"/>
-          <w:szCs w:val="22"/>
-          <w:lang w:eastAsia="ar-SA"/>
-        </w:rPr>
-        <w:t>QA Architect</w:t>
-      </w:r>
-      <w:r>
-        <w:rPr>
-          <w:rFonts w:ascii="Arial" w:hAnsi="Arial"/>
-          <w:b/>
-          <w:color w:val="000000"/>
-          <w:sz w:val="18"/>
-          <w:szCs w:val="22"/>
-          <w:lang w:eastAsia="ar-SA"/>
-        </w:rPr>
-        <w:t xml:space="preserve">, </w:t>
-      </w:r>
-      <w:r>
-        <w:rPr>
-          <w:rFonts w:ascii="Arial" w:hAnsi="Arial"/>
-          <w:color w:val="000000"/>
-          <w:sz w:val="18"/>
-          <w:szCs w:val="22"/>
-          <w:lang w:eastAsia="ar-SA"/>
-        </w:rPr>
-        <w:t>July 2008-</w:t>
-      </w:r>
-      <w:r>
-        <w:rPr>
-          <w:rFonts w:ascii="Arial" w:hAnsi="Arial"/>
-          <w:color w:val="000000"/>
-          <w:sz w:val="18"/>
-          <w:szCs w:val="22"/>
-          <w:lang w:eastAsia="ar-SA"/>
-        </w:rPr>
-        <w:t>May 2012</w:t>
-      </w:r>
-    </w:p>
-    <w:p>
-      <w:pPr>
-        <w:tabs>
-          <w:tab w:val="left" w:pos="-720"/>
-        </w:tabs>
-        <w:ind w:right="-720"/>
-        <w:rPr>
-          <w:rFonts w:ascii="Arial" w:hAnsi="Arial"/>
-          <w:b/>
-          <w:color w:val="000000"/>
-          <w:sz w:val="18"/>
-          <w:szCs w:val="22"/>
-          <w:lang w:eastAsia="ar-SA"/>
-        </w:rPr>
-      </w:pPr>
-    </w:p>
-    <w:p>
-      <w:pPr>
-        <w:tabs>
-          <w:tab w:val="left" w:pos="-720"/>
-        </w:tabs>
-        <w:ind w:right="-720"/>
-        <w:rPr>
-          <w:rFonts w:ascii="Arial" w:hAnsi="Arial"/>
-          <w:b/>
-          <w:color w:val="000000"/>
-          <w:sz w:val="18"/>
-          <w:szCs w:val="22"/>
-          <w:lang w:eastAsia="ar-SA"/>
-        </w:rPr>
-      </w:pPr>
-      <w:r>
-        <w:rPr>
-          <w:rFonts w:ascii="Arial" w:hAnsi="Arial"/>
-          <w:b/>
-          <w:color w:val="000000"/>
-          <w:sz w:val="18"/>
-          <w:szCs w:val="22"/>
-          <w:lang w:eastAsia="ar-SA"/>
-        </w:rPr>
-        <w:t>Lombardi Software</w:t>
-      </w:r>
-      <w:r>
-        <w:rPr>
-          <w:rFonts w:ascii="Arial" w:hAnsi="Arial"/>
-          <w:b/>
-          <w:color w:val="000000"/>
-          <w:sz w:val="18"/>
-          <w:szCs w:val="22"/>
-          <w:lang w:eastAsia="ar-SA"/>
-        </w:rPr>
-        <w:t xml:space="preserve"> (now IBM)</w:t>
-      </w:r>
-      <w:r>
-        <w:rPr>
-          <w:rFonts w:ascii="Arial" w:hAnsi="Arial"/>
-          <w:b/>
-          <w:color w:val="000000"/>
-          <w:sz w:val="18"/>
-          <w:szCs w:val="22"/>
-          <w:lang w:eastAsia="ar-SA"/>
-        </w:rPr>
-        <w:t xml:space="preserve">, </w:t>
-      </w:r>
-      <w:r>
-        <w:rPr>
-          <w:rFonts w:ascii="Arial" w:hAnsi="Arial"/>
-          <w:bCs/>
-          <w:color w:val="000000"/>
-          <w:sz w:val="18"/>
-          <w:szCs w:val="22"/>
-          <w:lang w:eastAsia="ar-SA"/>
-        </w:rPr>
-        <w:t>Austin, Texas</w:t>
-      </w:r>
-      <w:r>
-        <w:rPr>
-          <w:rFonts w:ascii="Arial" w:hAnsi="Arial"/>
-          <w:bCs/>
-          <w:color w:val="000000"/>
-          <w:sz w:val="18"/>
-          <w:szCs w:val="22"/>
-          <w:lang w:eastAsia="ar-SA"/>
-        </w:rPr>
-        <w:t>.</w:t>
-      </w:r>
-    </w:p>
-    <w:p>
-      <w:pPr>
-        <w:tabs>
-          <w:tab w:val="left" w:pos="-720"/>
-        </w:tabs>
-        <w:ind w:right="-720"/>
-        <w:rPr>
-          <w:rFonts w:ascii="Arial" w:hAnsi="Arial"/>
-          <w:color w:val="000000"/>
-          <w:sz w:val="18"/>
-          <w:szCs w:val="22"/>
-          <w:lang w:eastAsia="ar-SA"/>
-        </w:rPr>
-      </w:pPr>
-      <w:r>
-        <w:rPr>
-          <w:rFonts w:ascii="Arial" w:hAnsi="Arial"/>
-          <w:b/>
-          <w:color w:val="000000"/>
-          <w:sz w:val="18"/>
-          <w:szCs w:val="22"/>
-          <w:lang w:eastAsia="ar-SA"/>
-        </w:rPr>
-        <w:t>QA Manager</w:t>
-      </w:r>
-      <w:r>
-        <w:rPr>
-          <w:rFonts w:ascii="Arial" w:hAnsi="Arial"/>
-          <w:color w:val="000000"/>
-          <w:sz w:val="18"/>
-          <w:szCs w:val="22"/>
-          <w:lang w:eastAsia="ar-SA"/>
-        </w:rPr>
-        <w:t>, May 2006-June 2008</w:t>
-      </w:r>
-    </w:p>
-    <w:p>
-      <w:pPr>
-        <w:tabs>
-          <w:tab w:val="left" w:pos="-720"/>
-        </w:tabs>
-        <w:ind w:right="-720"/>
-        <w:rPr>
-          <w:rFonts w:ascii="Arial" w:hAnsi="Arial"/>
-          <w:color w:val="000000"/>
-          <w:sz w:val="18"/>
-          <w:szCs w:val="22"/>
-          <w:lang w:eastAsia="ar-SA"/>
-        </w:rPr>
-      </w:pPr>
-    </w:p>
-    <w:p>
-      <w:pPr>
-        <w:tabs>
-          <w:tab w:val="left" w:pos="-720"/>
-        </w:tabs>
-        <w:ind w:right="-720"/>
-        <w:rPr>
-          <w:rFonts w:ascii="Arial" w:hAnsi="Arial"/>
-          <w:b/>
-          <w:color w:val="000000"/>
-          <w:sz w:val="18"/>
-          <w:szCs w:val="22"/>
-          <w:lang w:eastAsia="ar-SA"/>
-        </w:rPr>
-      </w:pPr>
-      <w:r>
-        <w:rPr>
-          <w:rFonts w:ascii="Arial" w:hAnsi="Arial"/>
-          <w:b/>
-          <w:color w:val="000000"/>
-          <w:sz w:val="18"/>
-          <w:szCs w:val="22"/>
-          <w:lang w:eastAsia="ar-SA"/>
-        </w:rPr>
-        <w:t>Apple Computer</w:t>
-      </w:r>
-      <w:r>
-        <w:rPr>
-          <w:rFonts w:ascii="Arial" w:hAnsi="Arial"/>
-          <w:b/>
-          <w:color w:val="000000"/>
-          <w:sz w:val="18"/>
-          <w:szCs w:val="22"/>
-          <w:lang w:eastAsia="ar-SA"/>
-        </w:rPr>
-        <w:t xml:space="preserve"> (now Apple, Inc.)</w:t>
-      </w:r>
-      <w:r>
-        <w:rPr>
-          <w:rFonts w:ascii="Arial" w:hAnsi="Arial"/>
-          <w:b/>
-          <w:color w:val="000000"/>
-          <w:sz w:val="18"/>
-          <w:szCs w:val="22"/>
-          <w:lang w:eastAsia="ar-SA"/>
-        </w:rPr>
-        <w:t xml:space="preserve">, </w:t>
-      </w:r>
-      <w:r>
-        <w:rPr>
-          <w:rFonts w:ascii="Arial" w:hAnsi="Arial"/>
-          <w:bCs/>
-          <w:color w:val="000000"/>
-          <w:sz w:val="18"/>
-          <w:szCs w:val="22"/>
-          <w:lang w:eastAsia="ar-SA"/>
-        </w:rPr>
-        <w:t>Cupertino, California</w:t>
-      </w:r>
-      <w:r>
-        <w:rPr>
-          <w:rFonts w:ascii="Arial" w:hAnsi="Arial"/>
-          <w:bCs/>
-          <w:color w:val="000000"/>
-          <w:sz w:val="18"/>
-          <w:szCs w:val="22"/>
-          <w:lang w:eastAsia="ar-SA"/>
-        </w:rPr>
-        <w:t>.</w:t>
-      </w:r>
-    </w:p>
-    <w:p>
-      <w:pPr>
-        <w:tabs>
-          <w:tab w:val="left" w:pos="-720"/>
-        </w:tabs>
-        <w:ind w:right="-720"/>
-        <w:rPr>
-          <w:rFonts w:ascii="Arial" w:hAnsi="Arial"/>
-          <w:color w:val="000000"/>
-          <w:sz w:val="18"/>
-          <w:szCs w:val="22"/>
-          <w:lang w:eastAsia="ar-SA"/>
-        </w:rPr>
-      </w:pPr>
-      <w:r>
-        <w:rPr>
-          <w:rFonts w:ascii="Arial" w:hAnsi="Arial"/>
-          <w:b/>
-          <w:color w:val="000000"/>
-          <w:sz w:val="18"/>
-          <w:szCs w:val="22"/>
-          <w:lang w:eastAsia="ar-SA"/>
-        </w:rPr>
-        <w:t>Xcode Tools QA &amp; Integration Manager</w:t>
-      </w:r>
-      <w:r>
-        <w:rPr>
-          <w:rFonts w:ascii="Arial" w:hAnsi="Arial"/>
-          <w:color w:val="000000"/>
-          <w:sz w:val="18"/>
-          <w:szCs w:val="22"/>
-          <w:lang w:eastAsia="ar-SA"/>
-        </w:rPr>
-        <w:t xml:space="preserve">, </w:t>
-      </w:r>
-      <w:r>
-        <w:rPr>
-          <w:rFonts w:ascii="Arial" w:hAnsi="Arial"/>
-          <w:color w:val="000000"/>
-          <w:sz w:val="18"/>
-          <w:szCs w:val="22"/>
-          <w:lang w:eastAsia="ar-SA"/>
-        </w:rPr>
-        <w:t>May</w:t>
-      </w:r>
-      <w:r>
-        <w:rPr>
-          <w:rFonts w:ascii="Arial" w:hAnsi="Arial"/>
-          <w:color w:val="000000"/>
-          <w:sz w:val="18"/>
-          <w:szCs w:val="22"/>
-          <w:lang w:eastAsia="ar-SA"/>
-        </w:rPr>
-        <w:t xml:space="preserve"> 2001-April 2006</w:t>
-      </w:r>
-    </w:p>
-    <w:p>
-      <w:pPr>
-        <w:tabs>
-          <w:tab w:val="left" w:pos="-720"/>
-        </w:tabs>
-        <w:ind w:right="-720"/>
-        <w:rPr>
-          <w:rFonts w:ascii="Arial" w:hAnsi="Arial"/>
-          <w:b/>
-          <w:color w:val="000000"/>
-          <w:sz w:val="18"/>
-          <w:szCs w:val="22"/>
-          <w:lang w:eastAsia="ar-SA"/>
-        </w:rPr>
-      </w:pPr>
-    </w:p>
-    <w:p>
-      <w:pPr>
-        <w:tabs>
-          <w:tab w:val="left" w:pos="-720"/>
-        </w:tabs>
-        <w:ind w:right="-720"/>
-        <w:rPr>
-          <w:rFonts w:ascii="Arial" w:hAnsi="Arial"/>
-          <w:b/>
-          <w:color w:val="000000"/>
-          <w:sz w:val="18"/>
-          <w:szCs w:val="22"/>
-          <w:lang w:eastAsia="ar-SA"/>
-        </w:rPr>
-      </w:pPr>
-      <w:r>
-        <w:rPr>
-          <w:rFonts w:ascii="Arial" w:hAnsi="Arial"/>
-          <w:b/>
-          <w:color w:val="000000"/>
-          <w:sz w:val="18"/>
-          <w:szCs w:val="22"/>
-          <w:lang w:eastAsia="ar-SA"/>
-        </w:rPr>
-        <w:t>Red Hat, Inc.</w:t>
-      </w:r>
-      <w:r>
-        <w:rPr>
-          <w:rFonts w:ascii="Arial" w:hAnsi="Arial"/>
-          <w:b/>
-          <w:color w:val="000000"/>
-          <w:sz w:val="18"/>
-          <w:szCs w:val="22"/>
-          <w:lang w:eastAsia="ar-SA"/>
-        </w:rPr>
-        <w:t>/</w:t>
-      </w:r>
-      <w:r>
-        <w:rPr>
-          <w:rFonts w:ascii="Arial" w:hAnsi="Arial"/>
-          <w:b/>
-          <w:color w:val="000000"/>
-          <w:sz w:val="18"/>
-          <w:szCs w:val="22"/>
-          <w:lang w:eastAsia="ar-SA"/>
-        </w:rPr>
-        <w:t xml:space="preserve">Cygnus Solutions, </w:t>
-      </w:r>
-      <w:r>
-        <w:rPr>
-          <w:rFonts w:ascii="Arial" w:hAnsi="Arial"/>
-          <w:bCs/>
-          <w:color w:val="000000"/>
-          <w:sz w:val="18"/>
-          <w:szCs w:val="22"/>
-          <w:lang w:eastAsia="ar-SA"/>
-        </w:rPr>
-        <w:t>Sunnyvale, California</w:t>
-      </w:r>
-      <w:r>
-        <w:rPr>
-          <w:rFonts w:ascii="Arial" w:hAnsi="Arial"/>
-          <w:bCs/>
-          <w:color w:val="000000"/>
-          <w:sz w:val="18"/>
-          <w:szCs w:val="22"/>
-          <w:lang w:eastAsia="ar-SA"/>
-        </w:rPr>
-        <w:t>.</w:t>
-      </w:r>
-    </w:p>
-    <w:p>
-      <w:pPr>
-        <w:tabs>
-          <w:tab w:val="left" w:pos="-720"/>
-        </w:tabs>
-        <w:ind w:right="-720"/>
-        <w:rPr>
-          <w:rFonts w:ascii="Arial" w:hAnsi="Arial"/>
-          <w:color w:val="000000"/>
-          <w:sz w:val="18"/>
-          <w:szCs w:val="22"/>
-          <w:lang w:eastAsia="ar-SA"/>
-        </w:rPr>
-      </w:pPr>
-      <w:r>
-        <w:rPr>
-          <w:rFonts w:ascii="Arial" w:hAnsi="Arial"/>
-          <w:b/>
-          <w:color w:val="000000"/>
-          <w:sz w:val="18"/>
-          <w:szCs w:val="22"/>
-          <w:lang w:eastAsia="ar-SA"/>
-        </w:rPr>
-        <w:t>Engineering Manager</w:t>
-      </w:r>
-      <w:r>
-        <w:rPr>
-          <w:rFonts w:ascii="Arial" w:hAnsi="Arial"/>
-          <w:color w:val="000000"/>
-          <w:sz w:val="18"/>
-          <w:szCs w:val="22"/>
-          <w:lang w:eastAsia="ar-SA"/>
-        </w:rPr>
-        <w:t>, November 1997-</w:t>
-      </w:r>
-      <w:r>
-        <w:rPr>
-          <w:rFonts w:ascii="Arial" w:hAnsi="Arial"/>
-          <w:color w:val="000000"/>
-          <w:sz w:val="18"/>
-          <w:szCs w:val="22"/>
-          <w:lang w:eastAsia="ar-SA"/>
-        </w:rPr>
-        <w:t>May</w:t>
-      </w:r>
-      <w:r>
-        <w:rPr>
-          <w:rFonts w:ascii="Arial" w:hAnsi="Arial"/>
-          <w:color w:val="000000"/>
-          <w:sz w:val="18"/>
-          <w:szCs w:val="22"/>
-          <w:lang w:eastAsia="ar-SA"/>
-        </w:rPr>
-        <w:t xml:space="preserve"> 2001</w:t>
-      </w:r>
-    </w:p>
-    <w:p>
-      <w:pPr>
-        <w:tabs>
-          <w:tab w:val="left" w:pos="-720"/>
-        </w:tabs>
-        <w:ind w:right="-720"/>
-        <w:rPr>
-          <w:rFonts w:ascii="Arial" w:hAnsi="Arial"/>
-          <w:b/>
-          <w:color w:val="000000"/>
-          <w:sz w:val="18"/>
-          <w:szCs w:val="22"/>
-          <w:lang w:eastAsia="ar-SA"/>
-        </w:rPr>
-      </w:pPr>
-    </w:p>
-    <w:p>
-      <w:pPr>
-        <w:tabs>
-          <w:tab w:val="left" w:pos="-720"/>
-        </w:tabs>
-        <w:ind w:right="-720"/>
-        <w:rPr>
-          <w:rFonts w:ascii="Arial" w:hAnsi="Arial"/>
-          <w:b/>
-          <w:color w:val="000000"/>
-          <w:sz w:val="18"/>
-          <w:szCs w:val="22"/>
-          <w:lang w:eastAsia="ar-SA"/>
-        </w:rPr>
-      </w:pPr>
-      <w:r>
-        <w:rPr>
-          <w:rFonts w:ascii="Arial" w:hAnsi="Arial"/>
-          <w:b/>
-          <w:color w:val="000000"/>
-          <w:sz w:val="18"/>
-          <w:szCs w:val="22"/>
-          <w:lang w:eastAsia="ar-SA"/>
-        </w:rPr>
-        <w:t>Sun Microsystems Laboratories</w:t>
-      </w:r>
-      <w:r>
-        <w:rPr>
-          <w:rFonts w:ascii="Arial" w:hAnsi="Arial"/>
-          <w:b/>
-          <w:color w:val="000000"/>
-          <w:sz w:val="18"/>
-          <w:szCs w:val="22"/>
-          <w:lang w:eastAsia="ar-SA"/>
-        </w:rPr>
-        <w:t xml:space="preserve"> (now Oracle Laboratories)</w:t>
-      </w:r>
-      <w:r>
-        <w:rPr>
-          <w:rFonts w:ascii="Arial" w:hAnsi="Arial"/>
-          <w:b/>
-          <w:color w:val="000000"/>
-          <w:sz w:val="18"/>
-          <w:szCs w:val="22"/>
-          <w:lang w:eastAsia="ar-SA"/>
-        </w:rPr>
-        <w:t xml:space="preserve">, </w:t>
-      </w:r>
-      <w:r>
-        <w:rPr>
-          <w:rFonts w:ascii="Arial" w:hAnsi="Arial"/>
-          <w:bCs/>
-          <w:color w:val="000000"/>
-          <w:sz w:val="18"/>
-          <w:szCs w:val="22"/>
-          <w:lang w:eastAsia="ar-SA"/>
-        </w:rPr>
-        <w:t>Mountain View, California</w:t>
-      </w:r>
-      <w:r>
-        <w:rPr>
-          <w:rFonts w:ascii="Arial" w:hAnsi="Arial"/>
-          <w:bCs/>
-          <w:color w:val="000000"/>
-          <w:sz w:val="18"/>
-          <w:szCs w:val="22"/>
-          <w:lang w:eastAsia="ar-SA"/>
-        </w:rPr>
-        <w:t>.</w:t>
-      </w:r>
-    </w:p>
-    <w:p>
-      <w:pPr>
-        <w:tabs>
-          <w:tab w:val="left" w:pos="-720"/>
-        </w:tabs>
-        <w:ind w:right="-720"/>
-        <w:rPr>
-          <w:rFonts w:ascii="Arial" w:hAnsi="Arial"/>
-          <w:color w:val="000000"/>
-          <w:sz w:val="18"/>
-          <w:szCs w:val="22"/>
-          <w:lang w:eastAsia="ar-SA"/>
-        </w:rPr>
-      </w:pPr>
-      <w:r>
-        <w:rPr>
-          <w:rFonts w:ascii="Arial" w:hAnsi="Arial"/>
-          <w:b/>
-          <w:color w:val="000000"/>
-          <w:sz w:val="18"/>
-          <w:szCs w:val="22"/>
-          <w:lang w:eastAsia="ar-SA"/>
-        </w:rPr>
-        <w:t>Member of Technical Staff</w:t>
-      </w:r>
-      <w:r>
-        <w:rPr>
-          <w:rFonts w:ascii="Arial" w:hAnsi="Arial"/>
-          <w:color w:val="000000"/>
-          <w:sz w:val="18"/>
-          <w:szCs w:val="22"/>
-          <w:lang w:eastAsia="ar-SA"/>
-        </w:rPr>
-        <w:t>, March 1996 to November 1997</w:t>
-      </w:r>
-    </w:p>
-    <w:p>
-      <w:pPr>
-        <w:tabs>
-          <w:tab w:val="left" w:pos="-720"/>
-        </w:tabs>
-        <w:ind w:right="-720"/>
-        <w:rPr>
-          <w:rFonts w:ascii="Arial" w:hAnsi="Arial"/>
-          <w:color w:val="000000"/>
-          <w:sz w:val="18"/>
-          <w:szCs w:val="22"/>
-          <w:lang w:eastAsia="ar-SA"/>
-        </w:rPr>
-      </w:pPr>
-    </w:p>
-    <w:p>
-      <w:pPr>
-        <w:tabs>
-          <w:tab w:val="left" w:pos="-720"/>
-        </w:tabs>
-        <w:ind w:right="-720"/>
-        <w:rPr>
-          <w:rFonts w:ascii="Arial" w:hAnsi="Arial"/>
-          <w:b/>
-          <w:color w:val="000000"/>
-          <w:sz w:val="18"/>
-          <w:szCs w:val="22"/>
-          <w:lang w:eastAsia="ar-SA"/>
-        </w:rPr>
-      </w:pPr>
-      <w:bookmarkStart w:id="16" w:name="_Hlk204379077"/>
-      <w:r>
-        <w:rPr>
-          <w:rFonts w:ascii="Arial" w:hAnsi="Arial"/>
-          <w:b/>
-          <w:color w:val="000000"/>
-          <w:sz w:val="18"/>
-          <w:szCs w:val="22"/>
-          <w:lang w:eastAsia="ar-SA"/>
-        </w:rPr>
-        <w:t xml:space="preserve">Claris Corporation (now </w:t>
-      </w:r>
-      <w:r>
-        <w:rPr>
-          <w:rFonts w:ascii="Arial" w:hAnsi="Arial"/>
-          <w:b/>
-          <w:color w:val="000000"/>
-          <w:sz w:val="18"/>
-          <w:szCs w:val="22"/>
-          <w:lang w:eastAsia="ar-SA"/>
-        </w:rPr>
-        <w:t>Claris International</w:t>
-      </w:r>
-      <w:r>
-        <w:rPr>
-          <w:rFonts w:ascii="Arial" w:hAnsi="Arial"/>
-          <w:b/>
-          <w:color w:val="000000"/>
-          <w:sz w:val="18"/>
-          <w:szCs w:val="22"/>
-          <w:lang w:eastAsia="ar-SA"/>
-        </w:rPr>
-        <w:t xml:space="preserve">), </w:t>
-      </w:r>
-      <w:r>
-        <w:rPr>
-          <w:rFonts w:ascii="Arial" w:hAnsi="Arial"/>
-          <w:bCs/>
-          <w:color w:val="000000"/>
-          <w:sz w:val="18"/>
-          <w:szCs w:val="22"/>
-          <w:lang w:eastAsia="ar-SA"/>
-        </w:rPr>
-        <w:t>Santa Clara, California</w:t>
-      </w:r>
-      <w:r>
-        <w:rPr>
-          <w:rFonts w:ascii="Arial" w:hAnsi="Arial"/>
-          <w:bCs/>
-          <w:color w:val="000000"/>
-          <w:sz w:val="18"/>
-          <w:szCs w:val="22"/>
-          <w:lang w:eastAsia="ar-SA"/>
-        </w:rPr>
-        <w:t xml:space="preserve"> / </w:t>
-      </w:r>
       <w:proofErr w:type="spellStart"/>
       <w:r>
         <w:rPr>
           <w:rFonts w:ascii="Arial" w:hAnsi="Arial"/>
-          <w:b/>
-          <w:color w:val="000000"/>
-          <w:sz w:val="18"/>
-          <w:szCs w:val="22"/>
-          <w:lang w:eastAsia="ar-SA"/>
-        </w:rPr>
-        <w:t>StyleWare</w:t>
+          <w:color w:val="000000"/>
+          <w:sz w:val="18"/>
+          <w:szCs w:val="18"/>
+          <w:lang w:eastAsia="ar-SA"/>
+        </w:rPr>
+        <w:t>yocto</w:t>
       </w:r>
       <w:proofErr w:type="spellEnd"/>
       <w:r>
         <w:rPr>
           <w:rFonts w:ascii="Arial" w:hAnsi="Arial"/>
-          <w:b/>
-          <w:color w:val="000000"/>
-          <w:sz w:val="18"/>
-          <w:szCs w:val="22"/>
-          <w:lang w:eastAsia="ar-SA"/>
-        </w:rPr>
-        <w:t xml:space="preserve">, Inc., </w:t>
-      </w:r>
-      <w:r>
-        <w:rPr>
-          <w:rFonts w:ascii="Arial" w:hAnsi="Arial"/>
-          <w:bCs/>
-          <w:color w:val="000000"/>
-          <w:sz w:val="18"/>
-          <w:szCs w:val="22"/>
-          <w:lang w:eastAsia="ar-SA"/>
-        </w:rPr>
-        <w:t>Houston, Texas</w:t>
-      </w:r>
-    </w:p>
-    <w:p>
-      <w:pPr>
-        <w:tabs>
-          <w:tab w:val="left" w:pos="-720"/>
-        </w:tabs>
-        <w:ind w:right="-720"/>
-        <w:rPr>
-          <w:rFonts w:ascii="Arial" w:hAnsi="Arial"/>
-          <w:color w:val="000000"/>
-          <w:sz w:val="18"/>
-          <w:szCs w:val="22"/>
-          <w:lang w:eastAsia="ar-SA"/>
-        </w:rPr>
-      </w:pPr>
-      <w:r>
-        <w:rPr>
-          <w:rFonts w:ascii="Arial" w:hAnsi="Arial"/>
-          <w:b/>
-          <w:color w:val="000000"/>
-          <w:sz w:val="18"/>
-          <w:szCs w:val="22"/>
-          <w:lang w:eastAsia="ar-SA"/>
-        </w:rPr>
-        <w:t>Software Engineer</w:t>
-      </w:r>
-      <w:r>
-        <w:rPr>
-          <w:rFonts w:ascii="Arial" w:hAnsi="Arial"/>
-          <w:color w:val="000000"/>
-          <w:sz w:val="18"/>
-          <w:szCs w:val="22"/>
-          <w:lang w:eastAsia="ar-SA"/>
-        </w:rPr>
-        <w:t>, December 1987-March 1996</w:t>
-      </w:r>
-    </w:p>
-    <w:bookmarkEnd w:id="16"/>
-    <w:p>
-      <w:pPr>
-        <w:tabs>
-          <w:tab w:val="left" w:pos="-720"/>
-        </w:tabs>
-        <w:ind w:right="-720"/>
-        <w:rPr>
-          <w:rFonts w:ascii="Arial" w:hAnsi="Arial"/>
-          <w:color w:val="000000"/>
-          <w:sz w:val="18"/>
-          <w:szCs w:val="22"/>
-          <w:lang w:eastAsia="ar-SA"/>
-        </w:rPr>
-      </w:pPr>
-    </w:p>
-    <w:p>
-      <w:pPr>
-        <w:tabs>
-          <w:tab w:val="left" w:pos="-720"/>
-        </w:tabs>
-        <w:ind w:right="-720"/>
-        <w:rPr>
-          <w:rFonts w:ascii="Arial" w:hAnsi="Arial"/>
-          <w:b/>
-          <w:color w:val="000000"/>
-          <w:sz w:val="20"/>
-          <w:szCs w:val="22"/>
-          <w:lang w:eastAsia="ar-SA"/>
-        </w:rPr>
-      </w:pPr>
-      <w:r>
-        <w:rPr>
-          <w:rFonts w:ascii="Arial" w:hAnsi="Arial"/>
-          <w:b/>
-          <w:color w:val="000000"/>
-          <w:sz w:val="20"/>
-          <w:szCs w:val="22"/>
-          <w:lang w:eastAsia="ar-SA"/>
-        </w:rPr>
-        <w:t>SKILLS</w:t>
-      </w:r>
-    </w:p>
-    <w:p>
-      <w:pPr>
-        <w:tabs>
-          <w:tab w:val="left" w:pos="-720"/>
-        </w:tabs>
-        <w:ind w:right="-720"/>
-        <w:rPr>
-          <w:rFonts w:ascii="Arial" w:hAnsi="Arial"/>
-          <w:color w:val="000000"/>
-          <w:sz w:val="18"/>
-          <w:szCs w:val="22"/>
-          <w:lang w:eastAsia="ar-SA"/>
-        </w:rPr>
-      </w:pPr>
-    </w:p>
-    <w:p>
-      <w:pPr>
-        <w:tabs>
-          <w:tab w:val="left" w:pos="-720"/>
-        </w:tabs>
-        <w:ind w:right="-720"/>
-        <w:rPr>
-          <w:rFonts w:ascii="Arial" w:hAnsi="Arial"/>
           <w:color w:val="000000"/>
           <w:sz w:val="18"/>
           <w:szCs w:val="18"/>
           <w:lang w:eastAsia="ar-SA"/>
         </w:rPr>
-      </w:pPr>
-      <w:bookmarkStart w:id="17" w:name="_Hlk204379090"/>
+        <w:t>, repo, vagrant, VirtualBox</w:t>
+      </w:r>
       <w:r>
         <w:rPr>
           <w:rFonts w:ascii="Arial" w:hAnsi="Arial"/>
@@ -3337,252 +3668,10 @@
           <w:szCs w:val="18"/>
           <w:lang w:eastAsia="ar-SA"/>
         </w:rPr>
-        <w:t>Swift, SwiftUI, UIKit</w:t>
-      </w:r>
-      <w:r>
-        <w:rPr>
-          <w:rFonts w:ascii="Arial" w:hAnsi="Arial"/>
-          <w:color w:val="000000"/>
-          <w:sz w:val="18"/>
-          <w:szCs w:val="18"/>
-          <w:lang w:eastAsia="ar-SA"/>
-        </w:rPr>
-        <w:t xml:space="preserve">, </w:t>
-      </w:r>
-      <w:r>
-        <w:rPr>
-          <w:rFonts w:ascii="Arial" w:hAnsi="Arial"/>
-          <w:color w:val="000000"/>
-          <w:sz w:val="18"/>
-          <w:szCs w:val="18"/>
-          <w:lang w:eastAsia="ar-SA"/>
-        </w:rPr>
-        <w:t>Xcode</w:t>
-      </w:r>
-      <w:r>
-        <w:rPr>
-          <w:rFonts w:ascii="Arial" w:hAnsi="Arial"/>
-          <w:color w:val="000000"/>
-          <w:sz w:val="18"/>
-          <w:szCs w:val="18"/>
-          <w:lang w:eastAsia="ar-SA"/>
-        </w:rPr>
-        <w:t xml:space="preserve">, Bash/shell scripting, Java, GraphQL, Apollo Federation, Python, Spring, Spring Boot, </w:t>
-      </w:r>
-      <w:r>
-        <w:rPr>
-          <w:rFonts w:ascii="Arial" w:hAnsi="Arial"/>
-          <w:color w:val="000000"/>
-          <w:sz w:val="18"/>
-          <w:szCs w:val="18"/>
-          <w:lang w:eastAsia="ar-SA"/>
-        </w:rPr>
-        <w:t xml:space="preserve">Objective C, </w:t>
-      </w:r>
-      <w:r>
-        <w:rPr>
-          <w:rFonts w:ascii="Arial" w:hAnsi="Arial"/>
-          <w:color w:val="000000"/>
-          <w:sz w:val="18"/>
-          <w:szCs w:val="18"/>
-          <w:lang w:eastAsia="ar-SA"/>
-        </w:rPr>
-        <w:t xml:space="preserve">RESTful APIs, </w:t>
-      </w:r>
-      <w:proofErr w:type="spellStart"/>
-      <w:r>
-        <w:rPr>
-          <w:rFonts w:ascii="Arial" w:hAnsi="Arial"/>
-          <w:color w:val="000000"/>
-          <w:sz w:val="18"/>
-          <w:szCs w:val="18"/>
-          <w:lang w:eastAsia="ar-SA"/>
-        </w:rPr>
-        <w:t>Javascript</w:t>
-      </w:r>
-      <w:proofErr w:type="spellEnd"/>
-      <w:r>
-        <w:rPr>
-          <w:rFonts w:ascii="Arial" w:hAnsi="Arial"/>
-          <w:color w:val="000000"/>
-          <w:sz w:val="18"/>
-          <w:szCs w:val="18"/>
-          <w:lang w:eastAsia="ar-SA"/>
-        </w:rPr>
-        <w:t xml:space="preserve">, Soy, HTML, CSS, Django, </w:t>
-      </w:r>
-      <w:r>
-        <w:rPr>
-          <w:rFonts w:ascii="Arial" w:hAnsi="Arial"/>
-          <w:color w:val="000000"/>
-          <w:sz w:val="18"/>
-          <w:szCs w:val="18"/>
-          <w:lang w:eastAsia="ar-SA"/>
-        </w:rPr>
-        <w:t xml:space="preserve">C, </w:t>
-      </w:r>
-      <w:r>
-        <w:rPr>
-          <w:rFonts w:ascii="Arial" w:hAnsi="Arial"/>
-          <w:color w:val="000000"/>
-          <w:sz w:val="18"/>
-          <w:szCs w:val="18"/>
-          <w:lang w:eastAsia="ar-SA"/>
-        </w:rPr>
-        <w:t>SQL,</w:t>
-      </w:r>
-      <w:r>
-        <w:rPr>
-          <w:rFonts w:ascii="Arial" w:hAnsi="Arial"/>
-          <w:color w:val="000000"/>
-          <w:sz w:val="18"/>
-          <w:szCs w:val="18"/>
-          <w:lang w:eastAsia="ar-SA"/>
-        </w:rPr>
-        <w:t xml:space="preserve"> Perl, </w:t>
-      </w:r>
-      <w:proofErr w:type="spellStart"/>
-      <w:r>
-        <w:rPr>
-          <w:rFonts w:ascii="Arial" w:hAnsi="Arial"/>
-          <w:color w:val="000000"/>
-          <w:sz w:val="18"/>
-          <w:szCs w:val="18"/>
-          <w:lang w:eastAsia="ar-SA"/>
-        </w:rPr>
-        <w:t>Tcl</w:t>
-      </w:r>
-      <w:proofErr w:type="spellEnd"/>
-      <w:r>
-        <w:rPr>
-          <w:rFonts w:ascii="Arial" w:hAnsi="Arial"/>
-          <w:color w:val="000000"/>
-          <w:sz w:val="18"/>
-          <w:szCs w:val="18"/>
-          <w:lang w:eastAsia="ar-SA"/>
-        </w:rPr>
-        <w:t xml:space="preserve">, Ruby, Eclipse, MacOS, iOS, Unix, Linux, Windows, Visual Studio, </w:t>
-      </w:r>
-      <w:proofErr w:type="spellStart"/>
-      <w:r>
-        <w:rPr>
-          <w:rFonts w:ascii="Arial" w:hAnsi="Arial"/>
-          <w:color w:val="000000"/>
-          <w:sz w:val="18"/>
-          <w:szCs w:val="18"/>
-          <w:lang w:eastAsia="ar-SA"/>
-        </w:rPr>
-        <w:t>cvs</w:t>
-      </w:r>
-      <w:proofErr w:type="spellEnd"/>
-      <w:r>
-        <w:rPr>
-          <w:rFonts w:ascii="Arial" w:hAnsi="Arial"/>
-          <w:color w:val="000000"/>
-          <w:sz w:val="18"/>
-          <w:szCs w:val="18"/>
-          <w:lang w:eastAsia="ar-SA"/>
-        </w:rPr>
-        <w:t xml:space="preserve">, Subversion, Perforce, git, </w:t>
-      </w:r>
-      <w:proofErr w:type="spellStart"/>
-      <w:r>
-        <w:rPr>
-          <w:rFonts w:ascii="Arial" w:hAnsi="Arial"/>
-          <w:color w:val="000000"/>
-          <w:sz w:val="18"/>
-          <w:szCs w:val="18"/>
-          <w:lang w:eastAsia="ar-SA"/>
-        </w:rPr>
-        <w:t>Bitkeeper</w:t>
-      </w:r>
-      <w:proofErr w:type="spellEnd"/>
-      <w:r>
-        <w:rPr>
-          <w:rFonts w:ascii="Arial" w:hAnsi="Arial"/>
-          <w:color w:val="000000"/>
-          <w:sz w:val="18"/>
-          <w:szCs w:val="18"/>
-          <w:lang w:eastAsia="ar-SA"/>
-        </w:rPr>
-        <w:t xml:space="preserve">, </w:t>
-      </w:r>
-      <w:r>
-        <w:rPr>
-          <w:rFonts w:ascii="Arial" w:hAnsi="Arial"/>
-          <w:color w:val="000000"/>
-          <w:sz w:val="18"/>
-          <w:szCs w:val="18"/>
-          <w:lang w:eastAsia="ar-SA"/>
-        </w:rPr>
-        <w:t xml:space="preserve">Mercurial, </w:t>
-      </w:r>
-      <w:proofErr w:type="spellStart"/>
-      <w:r>
-        <w:rPr>
-          <w:rFonts w:ascii="Arial" w:hAnsi="Arial"/>
-          <w:color w:val="000000"/>
-          <w:sz w:val="18"/>
-          <w:szCs w:val="18"/>
-          <w:lang w:eastAsia="ar-SA"/>
-        </w:rPr>
-        <w:t>gcc</w:t>
-      </w:r>
-      <w:proofErr w:type="spellEnd"/>
-      <w:r>
-        <w:rPr>
-          <w:rFonts w:ascii="Arial" w:hAnsi="Arial"/>
-          <w:color w:val="000000"/>
-          <w:sz w:val="18"/>
-          <w:szCs w:val="18"/>
-          <w:lang w:eastAsia="ar-SA"/>
-        </w:rPr>
-        <w:t>, Jenkins, VMWare, Cocoa, Bugzilla, JIRA,</w:t>
-      </w:r>
-      <w:r>
-        <w:rPr>
-          <w:rFonts w:ascii="Arial" w:hAnsi="Arial"/>
-          <w:color w:val="000000"/>
-          <w:sz w:val="18"/>
-          <w:szCs w:val="18"/>
-          <w:lang w:eastAsia="ar-SA"/>
-        </w:rPr>
-        <w:t xml:space="preserve"> </w:t>
-      </w:r>
-      <w:proofErr w:type="spellStart"/>
-      <w:r>
-        <w:rPr>
-          <w:rFonts w:ascii="Arial" w:hAnsi="Arial"/>
-          <w:color w:val="000000"/>
-          <w:sz w:val="18"/>
-          <w:szCs w:val="18"/>
-          <w:lang w:eastAsia="ar-SA"/>
-        </w:rPr>
-        <w:t>yocto</w:t>
-      </w:r>
-      <w:proofErr w:type="spellEnd"/>
-      <w:r>
-        <w:rPr>
-          <w:rFonts w:ascii="Arial" w:hAnsi="Arial"/>
-          <w:color w:val="000000"/>
-          <w:sz w:val="18"/>
-          <w:szCs w:val="18"/>
-          <w:lang w:eastAsia="ar-SA"/>
-        </w:rPr>
-        <w:t>, repo, vagrant, VirtualBox</w:t>
-      </w:r>
-      <w:r>
-        <w:rPr>
-          <w:rFonts w:ascii="Arial" w:hAnsi="Arial"/>
-          <w:color w:val="000000"/>
-          <w:sz w:val="18"/>
-          <w:szCs w:val="18"/>
-          <w:lang w:eastAsia="ar-SA"/>
-        </w:rPr>
         <w:t>, Marionette, hobo, Datadog, Terraform, Kubernetes, Avro, Kafka, Docker, make, Pascal, Assembly Language</w:t>
       </w:r>
     </w:p>
-    <w:bookmarkEnd w:id="17"/>
+    <w:bookmarkEnd w:id="20"/>
     <w:p>
       <w:pPr>
         <w:tabs>
